--- a/arb/docx/52.content.docx
+++ b/arb/docx/52.content.docx
@@ -178,13 +178,6 @@
         <w:rPr>
           <w:lang w:val="ar_AE" w:bidi="ar_AE"/>
         </w:rPr>
-      </w:r>
-      <w:r>
-        <w:rPr>
-          <w:i/>
-          <w:lang w:val="ar_AE" w:bidi="ar_AE"/>
-        </w:rPr>
-        <w:t>1 تسالونيكي 1: 1, 1 تسالونيكي 1: 2, 1 تسالونيكي 1: 2–10, 1 تسالونيكي 1: 3, 1 تسالونيكي 1: 4, 1 تسالونيكي 1: 5, 1 تسالونيكي 1: 6, 1 تسالونيكي 1: 7–8, 1 تسالونيكي 1: 9, 1 تسالونيكي 1: 10, 1 تسالونيكي 2: 1, 1 تسالونيكي 2: 1–3: 13, 1 تسالونيكي 2: 2, 1 تسالونيكي 2: 4, 1 تسالونيكي 2: 5, 1 تسالونيكي 2: 7, 1 تسالونيكي 2: 9, 1 تسالونيكي 2: 10, 1 تسالونيكي 2: 11, 1 تسالونيكي 2: 12, 1 تسالونيكي 2: 13, 1 تسالونيكي 2: 14, 1 تسالونيكي 2: 15, 1 تسالونيكي 2: 16, 1 تسالونيكي 2: 17, 1 تسالونيكي 2: 18, 1 تسالونيكي 2: 19, 1 تسالونيكي 2: 20, 1 تسالونيكي 3: 1–5, 1 تسالونيكي 3: 3, 1 تسالونيكي 3: 5, 1 تسالونيكي 3: 6, 1 تسالونيكي 3: 8, 1 تسالونيكي 3: 11, 1 تسالونيكي 3: 12, 1 تسالونيكي 3: 13, 1 تسالونيكي 4: 1–2, 1 تسالونيكي 4: 1–5: 22, 1 تسالونيكي 4: 3, 1 تسالونيكي 4: 4, 1 تسالونيكي 4: 5, 1 تسالونيكي 4: 7, 1 تسالونيكي 4: 8, 1 تسالونيكي 4: 9, 1 تسالونيكي 4: 9–5: 11, 1 تسالونيكي 4: 10, 1 تسالونيكي 4: 11, 1 تسالونيكي 4: 12, 1 تسالونيكي 4: 13, 1 تسالونيكي 4: 14, 1 تسالونيكي 4: 15, 1 تسالونيكي 4: 16, 1 تسالونيكي 4: 17, 1 تسالونيكي 4: 18, 1 تسالونيكي 5: 1, 1 تسالونيكي 5: 2, 1 تسالونيكي 5: 3, 1 تسالونيكي 5: 4, 1 تسالونيكي 5: 5, 1 تسالونيكي 5: 6, 1 تسالونيكي 5: 7, 1 تسالونيكي 5: 8, 1 تسالونيكي 5: 9, 1 تسالونيكي 5: 10, 1 تسالونيكي 5: 11, 1 تسالونيكي 5: 12, 1 تسالونيكي 5: 13, 1 تسالونيكي 5: 14, 1 تسالونيكي 5: 15, 1 تسالونيكي 5: 17, 1 تسالونيكي 5: 18, 1 تسالونيكي 5: 19, 1 تسالونيكي 5: 20–21, 1 تسالونيكي 5: 22, 1 تسالونيكي 5: 23, 1 تسالونيكي 5: 23–28, 1 تسالونيكي 5: 24, 1 تسالونيكي 5: 26, 1 تسالونيكي 5: 27, 1 تسالونيكي 5: 28</w:t>
       </w:r>
       <w:r>
         <w:rPr>

--- a/arb/docx/52.content.docx
+++ b/arb/docx/52.content.docx
@@ -163,21 +163,6 @@
           <w:lang w:val="ar_AE" w:bidi="ar_AE"/>
         </w:rPr>
         <w:t>1TH</w:t>
-      </w:r>
-      <w:r>
-        <w:rPr>
-          <w:lang w:val="ar_AE" w:bidi="ar_AE"/>
-        </w:rPr>
-      </w:r>
-    </w:p>
-    <w:p>
-      <w:pPr>
-        <w:bidi/>
-      </w:pPr>
-      <w:r>
-        <w:rPr>
-          <w:lang w:val="ar_AE" w:bidi="ar_AE"/>
-        </w:rPr>
       </w:r>
       <w:r>
         <w:rPr>

--- a/arb/docx/52.content.docx
+++ b/arb/docx/52.content.docx
@@ -22,7 +22,7 @@
         <w:rPr>
           <w:lang w:val="ar_AE" w:bidi="ar_AE"/>
         </w:rPr>
-        <w:t>Resource: ملاحظات الدراسة (تينديل)</w:t>
+        <w:t>Resource: Tyndale Open Study Notes</w:t>
       </w:r>
       <w:r>
         <w:rPr>
@@ -122,7 +122,7 @@
         <w:rPr>
           <w:lang w:val="ar_AE" w:bidi="ar_AE"/>
         </w:rPr>
-        <w:t>ملاحظات الدراسة (تينديل)</w:t>
+        <w:t>Tyndale Open Study Notes</w:t>
       </w:r>
     </w:p>
     <w:p>

--- a/arb/docx/52.content.docx
+++ b/arb/docx/52.content.docx
@@ -22,7 +22,7 @@
         <w:rPr>
           <w:lang w:val="ar_AE" w:bidi="ar_AE"/>
         </w:rPr>
-        <w:t>Resource: Tyndale Open Study Notes</w:t>
+        <w:t>Resource: Aquifer Open Study Notes</w:t>
       </w:r>
       <w:r>
         <w:rPr>
@@ -122,7 +122,7 @@
         <w:rPr>
           <w:lang w:val="ar_AE" w:bidi="ar_AE"/>
         </w:rPr>
-        <w:t>Tyndale Open Study Notes</w:t>
+        <w:t>Aquifer Open Study Notes</w:t>
       </w:r>
     </w:p>
     <w:p>

--- a/arb/docx/52.content.docx
+++ b/arb/docx/52.content.docx
@@ -309,20 +309,14 @@
         </w:rPr>
         <w:t>كانت الرسائل قديمًا تبدأ باسم الكاتب، واسم المستلمين، وتحية. • كان بولس، وسيلا، وتيموثاوس هم من أسسوا هذه الكنيسة (</w:t>
       </w:r>
-      <w:hyperlink r:id="rId13">
-        <w:r>
-          <w:rPr>
-            <w:rtl/>
-            <w:cs/>
-            <w:lang w:val="ar_AE" w:bidi="ar_AE"/>
-          </w:rPr>
-          <w:rPr>
-            <w:color w:val="0000EE"/>
-            <w:u w:val="single"/>
-          </w:rPr>
-          <w:t>أعمال 17:1–9</w:t>
-        </w:r>
-      </w:hyperlink>
+      <w:r>
+        <w:rPr>
+          <w:rtl/>
+          <w:cs/>
+          <w:lang w:val="ar_AE" w:bidi="ar_AE"/>
+        </w:rPr>
+        <w:t>أعمال 17:1–9</w:t>
+      </w:r>
       <w:r>
         <w:rPr>
           <w:rtl/>
@@ -398,20 +392,14 @@
         </w:rPr>
         <w:t xml:space="preserve">نَشْكُرُ اللهَ كُلَّ حِينٍ مِنْ جِهَةِ جَمِيعِكُمْ، هي أول عبارة شكر من بين ثلاث عبارات لتقديم الشكر من أجل الكنيسة (انظر </w:t>
       </w:r>
-      <w:hyperlink r:id="rId14">
-        <w:r>
-          <w:rPr>
-            <w:rtl/>
-            <w:cs/>
-            <w:lang w:val="ar_AE" w:bidi="ar_AE"/>
-          </w:rPr>
-          <w:rPr>
-            <w:color w:val="0000EE"/>
-            <w:u w:val="single"/>
-          </w:rPr>
-          <w:t>2:13</w:t>
-        </w:r>
-      </w:hyperlink>
+      <w:r>
+        <w:rPr>
+          <w:rtl/>
+          <w:cs/>
+          <w:lang w:val="ar_AE" w:bidi="ar_AE"/>
+        </w:rPr>
+        <w:t>2:13</w:t>
+      </w:r>
       <w:r>
         <w:rPr>
           <w:rtl/>
@@ -420,20 +408,14 @@
         </w:rPr>
         <w:t xml:space="preserve">; </w:t>
       </w:r>
-      <w:hyperlink r:id="rId15">
-        <w:r>
-          <w:rPr>
-            <w:rtl/>
-            <w:cs/>
-            <w:lang w:val="ar_AE" w:bidi="ar_AE"/>
-          </w:rPr>
-          <w:rPr>
-            <w:color w:val="0000EE"/>
-            <w:u w:val="single"/>
-          </w:rPr>
-          <w:t>3:9</w:t>
-        </w:r>
-      </w:hyperlink>
+      <w:r>
+        <w:rPr>
+          <w:rtl/>
+          <w:cs/>
+          <w:lang w:val="ar_AE" w:bidi="ar_AE"/>
+        </w:rPr>
+        <w:t>3:9</w:t>
+      </w:r>
       <w:r>
         <w:rPr>
           <w:rtl/>
@@ -509,20 +491,14 @@
         </w:rPr>
         <w:t>بعد أن شكر الله على إيمان ومحبة ورجاء المؤمنين في تسالونيكي (</w:t>
       </w:r>
-      <w:hyperlink r:id="rId16">
-        <w:r>
-          <w:rPr>
-            <w:rtl/>
-            <w:cs/>
-            <w:lang w:val="ar_AE" w:bidi="ar_AE"/>
-          </w:rPr>
-          <w:rPr>
-            <w:color w:val="0000EE"/>
-            <w:u w:val="single"/>
-          </w:rPr>
-          <w:t>1:2–3</w:t>
-        </w:r>
-      </w:hyperlink>
+      <w:r>
+        <w:rPr>
+          <w:rtl/>
+          <w:cs/>
+          <w:lang w:val="ar_AE" w:bidi="ar_AE"/>
+        </w:rPr>
+        <w:t>1:2–3</w:t>
+      </w:r>
       <w:r>
         <w:rPr>
           <w:rtl/>
@@ -531,20 +507,14 @@
         </w:rPr>
         <w:t>)، يتذكر بولس كيف تم إعلان الأخبار السارة لهم (</w:t>
       </w:r>
-      <w:hyperlink r:id="rId17">
-        <w:r>
-          <w:rPr>
-            <w:rtl/>
-            <w:cs/>
-            <w:lang w:val="ar_AE" w:bidi="ar_AE"/>
-          </w:rPr>
-          <w:rPr>
-            <w:color w:val="0000EE"/>
-            <w:u w:val="single"/>
-          </w:rPr>
-          <w:t>1:4–5</w:t>
-        </w:r>
-      </w:hyperlink>
+      <w:r>
+        <w:rPr>
+          <w:rtl/>
+          <w:cs/>
+          <w:lang w:val="ar_AE" w:bidi="ar_AE"/>
+        </w:rPr>
+        <w:t>1:4–5</w:t>
+      </w:r>
       <w:r>
         <w:rPr>
           <w:rtl/>
@@ -553,20 +523,14 @@
         </w:rPr>
         <w:t>) وكيف قبلوا رسالتها (</w:t>
       </w:r>
-      <w:hyperlink r:id="rId18">
-        <w:r>
-          <w:rPr>
-            <w:rtl/>
-            <w:cs/>
-            <w:lang w:val="ar_AE" w:bidi="ar_AE"/>
-          </w:rPr>
-          <w:rPr>
-            <w:color w:val="0000EE"/>
-            <w:u w:val="single"/>
-          </w:rPr>
-          <w:t>1:6–10</w:t>
-        </w:r>
-      </w:hyperlink>
+      <w:r>
+        <w:rPr>
+          <w:rtl/>
+          <w:cs/>
+          <w:lang w:val="ar_AE" w:bidi="ar_AE"/>
+        </w:rPr>
+        <w:t>1:6–10</w:t>
+      </w:r>
       <w:r>
         <w:rPr>
           <w:rtl/>
@@ -575,20 +539,14 @@
         </w:rPr>
         <w:t xml:space="preserve">). ثم يعود بولس لاحقًا إلى هذه المواضيع في </w:t>
       </w:r>
-      <w:hyperlink r:id="rId19">
-        <w:r>
-          <w:rPr>
-            <w:rtl/>
-            <w:cs/>
-            <w:lang w:val="ar_AE" w:bidi="ar_AE"/>
-          </w:rPr>
-          <w:rPr>
-            <w:color w:val="0000EE"/>
-            <w:u w:val="single"/>
-          </w:rPr>
-          <w:t>2:1–12</w:t>
-        </w:r>
-      </w:hyperlink>
+      <w:r>
+        <w:rPr>
+          <w:rtl/>
+          <w:cs/>
+          <w:lang w:val="ar_AE" w:bidi="ar_AE"/>
+        </w:rPr>
+        <w:t>2:1–12</w:t>
+      </w:r>
       <w:r>
         <w:rPr>
           <w:rtl/>
@@ -597,20 +555,14 @@
         </w:rPr>
         <w:t xml:space="preserve"> و</w:t>
       </w:r>
-      <w:hyperlink r:id="rId20">
-        <w:r>
-          <w:rPr>
-            <w:rtl/>
-            <w:cs/>
-            <w:lang w:val="ar_AE" w:bidi="ar_AE"/>
-          </w:rPr>
-          <w:rPr>
-            <w:color w:val="0000EE"/>
-            <w:u w:val="single"/>
-          </w:rPr>
-          <w:t>2:13–16</w:t>
-        </w:r>
-      </w:hyperlink>
+      <w:r>
+        <w:rPr>
+          <w:rtl/>
+          <w:cs/>
+          <w:lang w:val="ar_AE" w:bidi="ar_AE"/>
+        </w:rPr>
+        <w:t>2:13–16</w:t>
+      </w:r>
       <w:r>
         <w:rPr>
           <w:rtl/>
@@ -686,20 +638,14 @@
         </w:rPr>
         <w:t xml:space="preserve">كان سبب امتنان بولس هو عمل الإيمان الذي لأهل تسالونيكي، وكذلك تعب المحبة، وصبر الرجاء (أو الثقة؛ انظر </w:t>
       </w:r>
-      <w:hyperlink r:id="rId21">
-        <w:r>
-          <w:rPr>
-            <w:rtl/>
-            <w:cs/>
-            <w:lang w:val="ar_AE" w:bidi="ar_AE"/>
-          </w:rPr>
-          <w:rPr>
-            <w:color w:val="0000EE"/>
-            <w:u w:val="single"/>
-          </w:rPr>
-          <w:t>3:6</w:t>
-        </w:r>
-      </w:hyperlink>
+      <w:r>
+        <w:rPr>
+          <w:rtl/>
+          <w:cs/>
+          <w:lang w:val="ar_AE" w:bidi="ar_AE"/>
+        </w:rPr>
+        <w:t>3:6</w:t>
+      </w:r>
       <w:r>
         <w:rPr>
           <w:rtl/>
@@ -708,20 +654,14 @@
         </w:rPr>
         <w:t xml:space="preserve">؛ </w:t>
       </w:r>
-      <w:hyperlink r:id="rId22">
-        <w:r>
-          <w:rPr>
-            <w:rtl/>
-            <w:cs/>
-            <w:lang w:val="ar_AE" w:bidi="ar_AE"/>
-          </w:rPr>
-          <w:rPr>
-            <w:color w:val="0000EE"/>
-            <w:u w:val="single"/>
-          </w:rPr>
-          <w:t>5:8</w:t>
-        </w:r>
-      </w:hyperlink>
+      <w:r>
+        <w:rPr>
+          <w:rtl/>
+          <w:cs/>
+          <w:lang w:val="ar_AE" w:bidi="ar_AE"/>
+        </w:rPr>
+        <w:t>5:8</w:t>
+      </w:r>
       <w:r>
         <w:rPr>
           <w:rtl/>
@@ -730,20 +670,14 @@
         </w:rPr>
         <w:t xml:space="preserve">؛ </w:t>
       </w:r>
-      <w:hyperlink r:id="rId23">
-        <w:r>
-          <w:rPr>
-            <w:rtl/>
-            <w:cs/>
-            <w:lang w:val="ar_AE" w:bidi="ar_AE"/>
-          </w:rPr>
-          <w:rPr>
-            <w:color w:val="0000EE"/>
-            <w:u w:val="single"/>
-          </w:rPr>
-          <w:t>2 تس 1:3–4</w:t>
-        </w:r>
-      </w:hyperlink>
+      <w:r>
+        <w:rPr>
+          <w:rtl/>
+          <w:cs/>
+          <w:lang w:val="ar_AE" w:bidi="ar_AE"/>
+        </w:rPr>
+        <w:t>2 تس 1:3–4</w:t>
+      </w:r>
       <w:r>
         <w:rPr>
           <w:rtl/>
@@ -886,20 +820,14 @@
         </w:rPr>
         <w:t>لقد دعا الله أهل تسالونيكي من خلال إعلان الأخبار السارة (</w:t>
       </w:r>
-      <w:hyperlink r:id="rId24">
-        <w:r>
-          <w:rPr>
-            <w:rtl/>
-            <w:cs/>
-            <w:lang w:val="ar_AE" w:bidi="ar_AE"/>
-          </w:rPr>
-          <w:rPr>
-            <w:color w:val="0000EE"/>
-            <w:u w:val="single"/>
-          </w:rPr>
-          <w:t>2 تسالونيكي 2:13–14</w:t>
-        </w:r>
-      </w:hyperlink>
+      <w:r>
+        <w:rPr>
+          <w:rtl/>
+          <w:cs/>
+          <w:lang w:val="ar_AE" w:bidi="ar_AE"/>
+        </w:rPr>
+        <w:t>2 تسالونيكي 2:13–14</w:t>
+      </w:r>
       <w:r>
         <w:rPr>
           <w:rtl/>
@@ -908,20 +836,14 @@
         </w:rPr>
         <w:t>). وأقنع الروح القدس المستمعين بأن الرسالة كانت حقيقية (</w:t>
       </w:r>
-      <w:hyperlink r:id="rId25">
-        <w:r>
-          <w:rPr>
-            <w:rtl/>
-            <w:cs/>
-            <w:lang w:val="ar_AE" w:bidi="ar_AE"/>
-          </w:rPr>
-          <w:rPr>
-            <w:color w:val="0000EE"/>
-            <w:u w:val="single"/>
-          </w:rPr>
-          <w:t>1 كورنثوس 2:4–5</w:t>
-        </w:r>
-      </w:hyperlink>
+      <w:r>
+        <w:rPr>
+          <w:rtl/>
+          <w:cs/>
+          <w:lang w:val="ar_AE" w:bidi="ar_AE"/>
+        </w:rPr>
+        <w:t>1 كورنثوس 2:4–5</w:t>
+      </w:r>
       <w:r>
         <w:rPr>
           <w:rtl/>
@@ -930,20 +852,14 @@
         </w:rPr>
         <w:t xml:space="preserve">; </w:t>
       </w:r>
-      <w:hyperlink r:id="rId26">
-        <w:r>
-          <w:rPr>
-            <w:rtl/>
-            <w:cs/>
-            <w:lang w:val="ar_AE" w:bidi="ar_AE"/>
-          </w:rPr>
-          <w:rPr>
-            <w:color w:val="0000EE"/>
-            <w:u w:val="single"/>
-          </w:rPr>
-          <w:t>1 بطرس 1:12</w:t>
-        </w:r>
-      </w:hyperlink>
+      <w:r>
+        <w:rPr>
+          <w:rtl/>
+          <w:cs/>
+          <w:lang w:val="ar_AE" w:bidi="ar_AE"/>
+        </w:rPr>
+        <w:t>1 بطرس 1:12</w:t>
+      </w:r>
       <w:r>
         <w:rPr>
           <w:rtl/>
@@ -1019,20 +935,14 @@
         </w:rPr>
         <w:t>بسبب قبولهم للأخبار السارة، واجه أهل تسالونيكي معاناة شديدة وضيقًا من معاصريهم (</w:t>
       </w:r>
-      <w:hyperlink r:id="rId27">
-        <w:r>
-          <w:rPr>
-            <w:rtl/>
-            <w:cs/>
-            <w:lang w:val="ar_AE" w:bidi="ar_AE"/>
-          </w:rPr>
-          <w:rPr>
-            <w:color w:val="0000EE"/>
-            <w:u w:val="single"/>
-          </w:rPr>
-          <w:t>2:14</w:t>
-        </w:r>
-      </w:hyperlink>
+      <w:r>
+        <w:rPr>
+          <w:rtl/>
+          <w:cs/>
+          <w:lang w:val="ar_AE" w:bidi="ar_AE"/>
+        </w:rPr>
+        <w:t>2:14</w:t>
+      </w:r>
       <w:r>
         <w:rPr>
           <w:rtl/>
@@ -1041,20 +951,14 @@
         </w:rPr>
         <w:t xml:space="preserve">; </w:t>
       </w:r>
-      <w:hyperlink r:id="rId28">
-        <w:r>
-          <w:rPr>
-            <w:rtl/>
-            <w:cs/>
-            <w:lang w:val="ar_AE" w:bidi="ar_AE"/>
-          </w:rPr>
-          <w:rPr>
-            <w:color w:val="0000EE"/>
-            <w:u w:val="single"/>
-          </w:rPr>
-          <w:t>3:3–4</w:t>
-        </w:r>
-      </w:hyperlink>
+      <w:r>
+        <w:rPr>
+          <w:rtl/>
+          <w:cs/>
+          <w:lang w:val="ar_AE" w:bidi="ar_AE"/>
+        </w:rPr>
+        <w:t>3:3–4</w:t>
+      </w:r>
       <w:r>
         <w:rPr>
           <w:rtl/>
@@ -1063,20 +967,14 @@
         </w:rPr>
         <w:t>). ومع ذلك، إذ اتبعوا مثال الرسل والرب نفسه (</w:t>
       </w:r>
-      <w:hyperlink r:id="rId29">
-        <w:r>
-          <w:rPr>
-            <w:rtl/>
-            <w:cs/>
-            <w:lang w:val="ar_AE" w:bidi="ar_AE"/>
-          </w:rPr>
-          <w:rPr>
-            <w:color w:val="0000EE"/>
-            <w:u w:val="single"/>
-          </w:rPr>
-          <w:t>متى 5:11–12</w:t>
-        </w:r>
-      </w:hyperlink>
+      <w:r>
+        <w:rPr>
+          <w:rtl/>
+          <w:cs/>
+          <w:lang w:val="ar_AE" w:bidi="ar_AE"/>
+        </w:rPr>
+        <w:t>متى 5:11–12</w:t>
+      </w:r>
       <w:r>
         <w:rPr>
           <w:rtl/>
@@ -1085,20 +983,14 @@
         </w:rPr>
         <w:t xml:space="preserve">; </w:t>
       </w:r>
-      <w:hyperlink r:id="rId30">
-        <w:r>
-          <w:rPr>
-            <w:rtl/>
-            <w:cs/>
-            <w:lang w:val="ar_AE" w:bidi="ar_AE"/>
-          </w:rPr>
-          <w:rPr>
-            <w:color w:val="0000EE"/>
-            <w:u w:val="single"/>
-          </w:rPr>
-          <w:t>رومية 8:17</w:t>
-        </w:r>
-      </w:hyperlink>
+      <w:r>
+        <w:rPr>
+          <w:rtl/>
+          <w:cs/>
+          <w:lang w:val="ar_AE" w:bidi="ar_AE"/>
+        </w:rPr>
+        <w:t>رومية 8:17</w:t>
+      </w:r>
       <w:r>
         <w:rPr>
           <w:rtl/>
@@ -1107,20 +999,14 @@
         </w:rPr>
         <w:t xml:space="preserve">; </w:t>
       </w:r>
-      <w:hyperlink r:id="rId31">
-        <w:r>
-          <w:rPr>
-            <w:rtl/>
-            <w:cs/>
-            <w:lang w:val="ar_AE" w:bidi="ar_AE"/>
-          </w:rPr>
-          <w:rPr>
-            <w:color w:val="0000EE"/>
-            <w:u w:val="single"/>
-          </w:rPr>
-          <w:t>12:12</w:t>
-        </w:r>
-      </w:hyperlink>
+      <w:r>
+        <w:rPr>
+          <w:rtl/>
+          <w:cs/>
+          <w:lang w:val="ar_AE" w:bidi="ar_AE"/>
+        </w:rPr>
+        <w:t>12:12</w:t>
+      </w:r>
       <w:r>
         <w:rPr>
           <w:rtl/>
@@ -1129,20 +1015,14 @@
         </w:rPr>
         <w:t xml:space="preserve">; </w:t>
       </w:r>
-      <w:hyperlink r:id="rId32">
-        <w:r>
-          <w:rPr>
-            <w:rtl/>
-            <w:cs/>
-            <w:lang w:val="ar_AE" w:bidi="ar_AE"/>
-          </w:rPr>
-          <w:rPr>
-            <w:color w:val="0000EE"/>
-            <w:u w:val="single"/>
-          </w:rPr>
-          <w:t>فيلبي 2:17</w:t>
-        </w:r>
-      </w:hyperlink>
+      <w:r>
+        <w:rPr>
+          <w:rtl/>
+          <w:cs/>
+          <w:lang w:val="ar_AE" w:bidi="ar_AE"/>
+        </w:rPr>
+        <w:t>فيلبي 2:17</w:t>
+      </w:r>
       <w:r>
         <w:rPr>
           <w:rtl/>
@@ -1151,20 +1031,14 @@
         </w:rPr>
         <w:t>)، نالوا الفرح من الروح القدس (</w:t>
       </w:r>
-      <w:hyperlink r:id="rId33">
-        <w:r>
-          <w:rPr>
-            <w:rtl/>
-            <w:cs/>
-            <w:lang w:val="ar_AE" w:bidi="ar_AE"/>
-          </w:rPr>
-          <w:rPr>
-            <w:color w:val="0000EE"/>
-            <w:u w:val="single"/>
-          </w:rPr>
-          <w:t>1 بطرس 4:13–14</w:t>
-        </w:r>
-      </w:hyperlink>
+      <w:r>
+        <w:rPr>
+          <w:rtl/>
+          <w:cs/>
+          <w:lang w:val="ar_AE" w:bidi="ar_AE"/>
+        </w:rPr>
+        <w:t>1 بطرس 4:13–14</w:t>
+      </w:r>
       <w:r>
         <w:rPr>
           <w:rtl/>
@@ -1324,20 +1198,14 @@
         </w:rPr>
         <w:t xml:space="preserve"> الذي خلق كل الأشياء (</w:t>
       </w:r>
-      <w:hyperlink r:id="rId34">
-        <w:r>
-          <w:rPr>
-            <w:rtl/>
-            <w:cs/>
-            <w:lang w:val="ar_AE" w:bidi="ar_AE"/>
-          </w:rPr>
-          <w:rPr>
-            <w:color w:val="0000EE"/>
-            <w:u w:val="single"/>
-          </w:rPr>
-          <w:t>أعمال 14:11–18</w:t>
-        </w:r>
-      </w:hyperlink>
+      <w:r>
+        <w:rPr>
+          <w:rtl/>
+          <w:cs/>
+          <w:lang w:val="ar_AE" w:bidi="ar_AE"/>
+        </w:rPr>
+        <w:t>أعمال 14:11–18</w:t>
+      </w:r>
       <w:r>
         <w:rPr>
           <w:rtl/>
@@ -1346,20 +1214,14 @@
         </w:rPr>
         <w:t xml:space="preserve">; </w:t>
       </w:r>
-      <w:hyperlink r:id="rId35">
-        <w:r>
-          <w:rPr>
-            <w:rtl/>
-            <w:cs/>
-            <w:lang w:val="ar_AE" w:bidi="ar_AE"/>
-          </w:rPr>
-          <w:rPr>
-            <w:color w:val="0000EE"/>
-            <w:u w:val="single"/>
-          </w:rPr>
-          <w:t>17:22–31</w:t>
-        </w:r>
-      </w:hyperlink>
+      <w:r>
+        <w:rPr>
+          <w:rtl/>
+          <w:cs/>
+          <w:lang w:val="ar_AE" w:bidi="ar_AE"/>
+        </w:rPr>
+        <w:t>17:22–31</w:t>
+      </w:r>
       <w:r>
         <w:rPr>
           <w:rtl/>
@@ -1368,20 +1230,14 @@
         </w:rPr>
         <w:t xml:space="preserve">; </w:t>
       </w:r>
-      <w:hyperlink r:id="rId36">
-        <w:r>
-          <w:rPr>
-            <w:rtl/>
-            <w:cs/>
-            <w:lang w:val="ar_AE" w:bidi="ar_AE"/>
-          </w:rPr>
-          <w:rPr>
-            <w:color w:val="0000EE"/>
-            <w:u w:val="single"/>
-          </w:rPr>
-          <w:t>19:23–41</w:t>
-        </w:r>
-      </w:hyperlink>
+      <w:r>
+        <w:rPr>
+          <w:rtl/>
+          <w:cs/>
+          <w:lang w:val="ar_AE" w:bidi="ar_AE"/>
+        </w:rPr>
+        <w:t>19:23–41</w:t>
+      </w:r>
       <w:r>
         <w:rPr>
           <w:rtl/>
@@ -1390,20 +1246,14 @@
         </w:rPr>
         <w:t xml:space="preserve">). وفي بيئة دينية متعددة، كانت هذه الدعوة لترك آلهة الأجداد غير معتادة (قارن </w:t>
       </w:r>
-      <w:hyperlink r:id="rId37">
-        <w:r>
-          <w:rPr>
-            <w:rtl/>
-            <w:cs/>
-            <w:lang w:val="ar_AE" w:bidi="ar_AE"/>
-          </w:rPr>
-          <w:rPr>
-            <w:color w:val="0000EE"/>
-            <w:u w:val="single"/>
-          </w:rPr>
-          <w:t>إرميا 10:8–10</w:t>
-        </w:r>
-      </w:hyperlink>
+      <w:r>
+        <w:rPr>
+          <w:rtl/>
+          <w:cs/>
+          <w:lang w:val="ar_AE" w:bidi="ar_AE"/>
+        </w:rPr>
+        <w:t>إرميا 10:8–10</w:t>
+      </w:r>
       <w:r>
         <w:rPr>
           <w:rtl/>
@@ -1412,20 +1262,14 @@
         </w:rPr>
         <w:t xml:space="preserve">; </w:t>
       </w:r>
-      <w:hyperlink r:id="rId38">
-        <w:r>
-          <w:rPr>
-            <w:rtl/>
-            <w:cs/>
-            <w:lang w:val="ar_AE" w:bidi="ar_AE"/>
-          </w:rPr>
-          <w:rPr>
-            <w:color w:val="0000EE"/>
-            <w:u w:val="single"/>
-          </w:rPr>
-          <w:t>1 كورنثوس 8:4–6</w:t>
-        </w:r>
-      </w:hyperlink>
+      <w:r>
+        <w:rPr>
+          <w:rtl/>
+          <w:cs/>
+          <w:lang w:val="ar_AE" w:bidi="ar_AE"/>
+        </w:rPr>
+        <w:t>1 كورنثوس 8:4–6</w:t>
+      </w:r>
       <w:r>
         <w:rPr>
           <w:rtl/>
@@ -1501,20 +1345,14 @@
         </w:rPr>
         <w:t>قيامة يسوع من بين الأموات كانت جوهر وعظ الرسل (</w:t>
       </w:r>
-      <w:hyperlink r:id="rId39">
-        <w:r>
-          <w:rPr>
-            <w:rtl/>
-            <w:cs/>
-            <w:lang w:val="ar_AE" w:bidi="ar_AE"/>
-          </w:rPr>
-          <w:rPr>
-            <w:color w:val="0000EE"/>
-            <w:u w:val="single"/>
-          </w:rPr>
-          <w:t>4:14</w:t>
-        </w:r>
-      </w:hyperlink>
+      <w:r>
+        <w:rPr>
+          <w:rtl/>
+          <w:cs/>
+          <w:lang w:val="ar_AE" w:bidi="ar_AE"/>
+        </w:rPr>
+        <w:t>4:14</w:t>
+      </w:r>
       <w:r>
         <w:rPr>
           <w:rtl/>
@@ -1523,20 +1361,14 @@
         </w:rPr>
         <w:t xml:space="preserve">; </w:t>
       </w:r>
-      <w:hyperlink r:id="rId40">
-        <w:r>
-          <w:rPr>
-            <w:rtl/>
-            <w:cs/>
-            <w:lang w:val="ar_AE" w:bidi="ar_AE"/>
-          </w:rPr>
-          <w:rPr>
-            <w:color w:val="0000EE"/>
-            <w:u w:val="single"/>
-          </w:rPr>
-          <w:t>أعمال 2:32</w:t>
-        </w:r>
-      </w:hyperlink>
+      <w:r>
+        <w:rPr>
+          <w:rtl/>
+          <w:cs/>
+          <w:lang w:val="ar_AE" w:bidi="ar_AE"/>
+        </w:rPr>
+        <w:t>أعمال 2:32</w:t>
+      </w:r>
       <w:r>
         <w:rPr>
           <w:rtl/>
@@ -1545,20 +1377,14 @@
         </w:rPr>
         <w:t xml:space="preserve">; </w:t>
       </w:r>
-      <w:hyperlink r:id="rId41">
-        <w:r>
-          <w:rPr>
-            <w:rtl/>
-            <w:cs/>
-            <w:lang w:val="ar_AE" w:bidi="ar_AE"/>
-          </w:rPr>
-          <w:rPr>
-            <w:color w:val="0000EE"/>
-            <w:u w:val="single"/>
-          </w:rPr>
-          <w:t>3:15</w:t>
-        </w:r>
-      </w:hyperlink>
+      <w:r>
+        <w:rPr>
+          <w:rtl/>
+          <w:cs/>
+          <w:lang w:val="ar_AE" w:bidi="ar_AE"/>
+        </w:rPr>
+        <w:t>3:15</w:t>
+      </w:r>
       <w:r>
         <w:rPr>
           <w:rtl/>
@@ -1567,20 +1393,14 @@
         </w:rPr>
         <w:t xml:space="preserve">; </w:t>
       </w:r>
-      <w:hyperlink r:id="rId42">
-        <w:r>
-          <w:rPr>
-            <w:rtl/>
-            <w:cs/>
-            <w:lang w:val="ar_AE" w:bidi="ar_AE"/>
-          </w:rPr>
-          <w:rPr>
-            <w:color w:val="0000EE"/>
-            <w:u w:val="single"/>
-          </w:rPr>
-          <w:t>10:40</w:t>
-        </w:r>
-      </w:hyperlink>
+      <w:r>
+        <w:rPr>
+          <w:rtl/>
+          <w:cs/>
+          <w:lang w:val="ar_AE" w:bidi="ar_AE"/>
+        </w:rPr>
+        <w:t>10:40</w:t>
+      </w:r>
       <w:r>
         <w:rPr>
           <w:rtl/>
@@ -1589,20 +1409,14 @@
         </w:rPr>
         <w:t xml:space="preserve">; </w:t>
       </w:r>
-      <w:hyperlink r:id="rId43">
-        <w:r>
-          <w:rPr>
-            <w:rtl/>
-            <w:cs/>
-            <w:lang w:val="ar_AE" w:bidi="ar_AE"/>
-          </w:rPr>
-          <w:rPr>
-            <w:color w:val="0000EE"/>
-            <w:u w:val="single"/>
-          </w:rPr>
-          <w:t>13:29–30</w:t>
-        </w:r>
-      </w:hyperlink>
+      <w:r>
+        <w:rPr>
+          <w:rtl/>
+          <w:cs/>
+          <w:lang w:val="ar_AE" w:bidi="ar_AE"/>
+        </w:rPr>
+        <w:t>13:29–30</w:t>
+      </w:r>
       <w:r>
         <w:rPr>
           <w:rtl/>
@@ -1611,20 +1425,14 @@
         </w:rPr>
         <w:t xml:space="preserve">; </w:t>
       </w:r>
-      <w:hyperlink r:id="rId44">
-        <w:r>
-          <w:rPr>
-            <w:rtl/>
-            <w:cs/>
-            <w:lang w:val="ar_AE" w:bidi="ar_AE"/>
-          </w:rPr>
-          <w:rPr>
-            <w:color w:val="0000EE"/>
-            <w:u w:val="single"/>
-          </w:rPr>
-          <w:t>1 كورنثوس 15:3–8</w:t>
-        </w:r>
-      </w:hyperlink>
+      <w:r>
+        <w:rPr>
+          <w:rtl/>
+          <w:cs/>
+          <w:lang w:val="ar_AE" w:bidi="ar_AE"/>
+        </w:rPr>
+        <w:t>1 كورنثوس 15:3–8</w:t>
+      </w:r>
       <w:r>
         <w:rPr>
           <w:rtl/>
@@ -1633,20 +1441,14 @@
         </w:rPr>
         <w:t xml:space="preserve">) وأساس الثقة في مجيء يسوع ثانية (انظر </w:t>
       </w:r>
-      <w:hyperlink r:id="rId45">
-        <w:r>
-          <w:rPr>
-            <w:rtl/>
-            <w:cs/>
-            <w:lang w:val="ar_AE" w:bidi="ar_AE"/>
-          </w:rPr>
-          <w:rPr>
-            <w:color w:val="0000EE"/>
-            <w:u w:val="single"/>
-          </w:rPr>
-          <w:t>1 تسالونيكي 5:9</w:t>
-        </w:r>
-      </w:hyperlink>
+      <w:r>
+        <w:rPr>
+          <w:rtl/>
+          <w:cs/>
+          <w:lang w:val="ar_AE" w:bidi="ar_AE"/>
+        </w:rPr>
+        <w:t>1 تسالونيكي 5:9</w:t>
+      </w:r>
       <w:r>
         <w:rPr>
           <w:rtl/>
@@ -1655,20 +1457,14 @@
         </w:rPr>
         <w:t xml:space="preserve">; </w:t>
       </w:r>
-      <w:hyperlink r:id="rId46">
-        <w:r>
-          <w:rPr>
-            <w:rtl/>
-            <w:cs/>
-            <w:lang w:val="ar_AE" w:bidi="ar_AE"/>
-          </w:rPr>
-          <w:rPr>
-            <w:color w:val="0000EE"/>
-            <w:u w:val="single"/>
-          </w:rPr>
-          <w:t>2 تسالونيكي 1:6–10</w:t>
-        </w:r>
-      </w:hyperlink>
+      <w:r>
+        <w:rPr>
+          <w:rtl/>
+          <w:cs/>
+          <w:lang w:val="ar_AE" w:bidi="ar_AE"/>
+        </w:rPr>
+        <w:t>2 تسالونيكي 1:6–10</w:t>
+      </w:r>
       <w:r>
         <w:rPr>
           <w:rtl/>
@@ -1811,20 +1607,14 @@
         </w:rPr>
         <w:t>يبدأ نص هذه الرسالة بمناقشة شخصية بولس وشركائه في الخدمة (</w:t>
       </w:r>
-      <w:hyperlink r:id="rId19">
-        <w:r>
-          <w:rPr>
-            <w:rtl/>
-            <w:cs/>
-            <w:lang w:val="ar_AE" w:bidi="ar_AE"/>
-          </w:rPr>
-          <w:rPr>
-            <w:color w:val="0000EE"/>
-            <w:u w:val="single"/>
-          </w:rPr>
-          <w:t>2:1–12</w:t>
-        </w:r>
-      </w:hyperlink>
+      <w:r>
+        <w:rPr>
+          <w:rtl/>
+          <w:cs/>
+          <w:lang w:val="ar_AE" w:bidi="ar_AE"/>
+        </w:rPr>
+        <w:t>2:1–12</w:t>
+      </w:r>
       <w:r>
         <w:rPr>
           <w:rtl/>
@@ -1833,20 +1623,14 @@
         </w:rPr>
         <w:t>) والطريقة التي استقبل بها أهل تسالونيكي الأخبار السارة (</w:t>
       </w:r>
-      <w:hyperlink r:id="rId20">
-        <w:r>
-          <w:rPr>
-            <w:rtl/>
-            <w:cs/>
-            <w:lang w:val="ar_AE" w:bidi="ar_AE"/>
-          </w:rPr>
-          <w:rPr>
-            <w:color w:val="0000EE"/>
-            <w:u w:val="single"/>
-          </w:rPr>
-          <w:t>2:13–16</w:t>
-        </w:r>
-      </w:hyperlink>
+      <w:r>
+        <w:rPr>
+          <w:rtl/>
+          <w:cs/>
+          <w:lang w:val="ar_AE" w:bidi="ar_AE"/>
+        </w:rPr>
+        <w:t>2:13–16</w:t>
+      </w:r>
       <w:r>
         <w:rPr>
           <w:rtl/>
@@ -1855,20 +1639,14 @@
         </w:rPr>
         <w:t>). ثم يبرز اهتمام بولس الصادق بالكنيسة، متحدثًا عن محاولاته للعودة لزيارتهم (</w:t>
       </w:r>
-      <w:hyperlink r:id="rId47">
-        <w:r>
-          <w:rPr>
-            <w:rtl/>
-            <w:cs/>
-            <w:lang w:val="ar_AE" w:bidi="ar_AE"/>
-          </w:rPr>
-          <w:rPr>
-            <w:color w:val="0000EE"/>
-            <w:u w:val="single"/>
-          </w:rPr>
-          <w:t>2:17–20</w:t>
-        </w:r>
-      </w:hyperlink>
+      <w:r>
+        <w:rPr>
+          <w:rtl/>
+          <w:cs/>
+          <w:lang w:val="ar_AE" w:bidi="ar_AE"/>
+        </w:rPr>
+        <w:t>2:17–20</w:t>
+      </w:r>
       <w:r>
         <w:rPr>
           <w:rtl/>
@@ -1877,20 +1655,14 @@
         </w:rPr>
         <w:t>) وقراره بإرسال تيموثاوس إليهم عندما لم يتمكن هو نفسه من القدوم (</w:t>
       </w:r>
-      <w:hyperlink r:id="rId48">
-        <w:r>
-          <w:rPr>
-            <w:rtl/>
-            <w:cs/>
-            <w:lang w:val="ar_AE" w:bidi="ar_AE"/>
-          </w:rPr>
-          <w:rPr>
-            <w:color w:val="0000EE"/>
-            <w:u w:val="single"/>
-          </w:rPr>
-          <w:t>3:1–5</w:t>
-        </w:r>
-      </w:hyperlink>
+      <w:r>
+        <w:rPr>
+          <w:rtl/>
+          <w:cs/>
+          <w:lang w:val="ar_AE" w:bidi="ar_AE"/>
+        </w:rPr>
+        <w:t>3:1–5</w:t>
+      </w:r>
       <w:r>
         <w:rPr>
           <w:rtl/>
@@ -1899,20 +1671,14 @@
         </w:rPr>
         <w:t>). وأخيرًا، يتحدث عن فرح بولس بتقرير تيموثاوس الإيجابي (</w:t>
       </w:r>
-      <w:hyperlink r:id="rId49">
-        <w:r>
-          <w:rPr>
-            <w:rtl/>
-            <w:cs/>
-            <w:lang w:val="ar_AE" w:bidi="ar_AE"/>
-          </w:rPr>
-          <w:rPr>
-            <w:color w:val="0000EE"/>
-            <w:u w:val="single"/>
-          </w:rPr>
-          <w:t>3:6–9</w:t>
-        </w:r>
-      </w:hyperlink>
+      <w:r>
+        <w:rPr>
+          <w:rtl/>
+          <w:cs/>
+          <w:lang w:val="ar_AE" w:bidi="ar_AE"/>
+        </w:rPr>
+        <w:t>3:6–9</w:t>
+      </w:r>
       <w:r>
         <w:rPr>
           <w:rtl/>
@@ -1921,20 +1687,14 @@
         </w:rPr>
         <w:t>) وصلواته للعودة إلى الكنيسة بنفسه (</w:t>
       </w:r>
-      <w:hyperlink r:id="rId50">
-        <w:r>
-          <w:rPr>
-            <w:rtl/>
-            <w:cs/>
-            <w:lang w:val="ar_AE" w:bidi="ar_AE"/>
-          </w:rPr>
-          <w:rPr>
-            <w:color w:val="0000EE"/>
-            <w:u w:val="single"/>
-          </w:rPr>
-          <w:t>3:10–13</w:t>
-        </w:r>
-      </w:hyperlink>
+      <w:r>
+        <w:rPr>
+          <w:rtl/>
+          <w:cs/>
+          <w:lang w:val="ar_AE" w:bidi="ar_AE"/>
+        </w:rPr>
+        <w:t>3:10–13</w:t>
+      </w:r>
       <w:r>
         <w:rPr>
           <w:rtl/>
@@ -2010,20 +1770,14 @@
         </w:rPr>
         <w:t>بالرغم من الإهانة والألم الذي عانى منه بولس وسيلا في فيلبّي (</w:t>
       </w:r>
-      <w:hyperlink r:id="rId51">
-        <w:r>
-          <w:rPr>
-            <w:rtl/>
-            <w:cs/>
-            <w:lang w:val="ar_AE" w:bidi="ar_AE"/>
-          </w:rPr>
-          <w:rPr>
-            <w:color w:val="0000EE"/>
-            <w:u w:val="single"/>
-          </w:rPr>
-          <w:t>أعمال الرسل 16:19–40</w:t>
-        </w:r>
-      </w:hyperlink>
+      <w:r>
+        <w:rPr>
+          <w:rtl/>
+          <w:cs/>
+          <w:lang w:val="ar_AE" w:bidi="ar_AE"/>
+        </w:rPr>
+        <w:t>أعمال الرسل 16:19–40</w:t>
+      </w:r>
       <w:r>
         <w:rPr>
           <w:rtl/>
@@ -2099,20 +1853,14 @@
         </w:rPr>
         <w:t>في العالم القديم، كان من الضروري اختبار واعتماد أولئك الذين يُعهد إليهم بمنصب عام. كان أهل تسالونيكي (</w:t>
       </w:r>
-      <w:hyperlink r:id="rId52">
-        <w:r>
-          <w:rPr>
-            <w:rtl/>
-            <w:cs/>
-            <w:lang w:val="ar_AE" w:bidi="ar_AE"/>
-          </w:rPr>
-          <w:rPr>
-            <w:color w:val="0000EE"/>
-            <w:u w:val="single"/>
-          </w:rPr>
-          <w:t>2:3</w:t>
-        </w:r>
-      </w:hyperlink>
+      <w:r>
+        <w:rPr>
+          <w:rtl/>
+          <w:cs/>
+          <w:lang w:val="ar_AE" w:bidi="ar_AE"/>
+        </w:rPr>
+        <w:t>2:3</w:t>
+      </w:r>
       <w:r>
         <w:rPr>
           <w:rtl/>
@@ -2188,20 +1936,14 @@
         </w:rPr>
         <w:t xml:space="preserve">كان التملق وسيلة شائعة للحصول على مكاسب مالية من الآخرين. ينكر بولس أنه لجأ إلى تملق أهل تسالونيكي من أجل الحصول على المال. ويستدعي مرة أخرى كل من أهل تسالونيكي والله كشهود على ذلك (قارن </w:t>
       </w:r>
-      <w:hyperlink r:id="rId53">
-        <w:r>
-          <w:rPr>
-            <w:rtl/>
-            <w:cs/>
-            <w:lang w:val="ar_AE" w:bidi="ar_AE"/>
-          </w:rPr>
-          <w:rPr>
-            <w:color w:val="0000EE"/>
-            <w:u w:val="single"/>
-          </w:rPr>
-          <w:t>2:10</w:t>
-        </w:r>
-      </w:hyperlink>
+      <w:r>
+        <w:rPr>
+          <w:rtl/>
+          <w:cs/>
+          <w:lang w:val="ar_AE" w:bidi="ar_AE"/>
+        </w:rPr>
+        <w:t>2:10</w:t>
+      </w:r>
       <w:r>
         <w:rPr>
           <w:rtl/>
@@ -2210,20 +1952,14 @@
         </w:rPr>
         <w:t xml:space="preserve">؛ </w:t>
       </w:r>
-      <w:hyperlink r:id="rId54">
-        <w:r>
-          <w:rPr>
-            <w:rtl/>
-            <w:cs/>
-            <w:lang w:val="ar_AE" w:bidi="ar_AE"/>
-          </w:rPr>
-          <w:rPr>
-            <w:color w:val="0000EE"/>
-            <w:u w:val="single"/>
-          </w:rPr>
-          <w:t>تثنية 19:15</w:t>
-        </w:r>
-      </w:hyperlink>
+      <w:r>
+        <w:rPr>
+          <w:rtl/>
+          <w:cs/>
+          <w:lang w:val="ar_AE" w:bidi="ar_AE"/>
+        </w:rPr>
+        <w:t>تثنية 19:15</w:t>
+      </w:r>
       <w:r>
         <w:rPr>
           <w:rtl/>
@@ -2232,20 +1968,14 @@
         </w:rPr>
         <w:t xml:space="preserve">؛ </w:t>
       </w:r>
-      <w:hyperlink r:id="rId55">
-        <w:r>
-          <w:rPr>
-            <w:rtl/>
-            <w:cs/>
-            <w:lang w:val="ar_AE" w:bidi="ar_AE"/>
-          </w:rPr>
-          <w:rPr>
-            <w:color w:val="0000EE"/>
-            <w:u w:val="single"/>
-          </w:rPr>
-          <w:t>2 كورنثوس 13:1</w:t>
-        </w:r>
-      </w:hyperlink>
+      <w:r>
+        <w:rPr>
+          <w:rtl/>
+          <w:cs/>
+          <w:lang w:val="ar_AE" w:bidi="ar_AE"/>
+        </w:rPr>
+        <w:t>2 كورنثوس 13:1</w:t>
+      </w:r>
       <w:r>
         <w:rPr>
           <w:rtl/>
@@ -2254,20 +1984,14 @@
         </w:rPr>
         <w:t xml:space="preserve">؛ </w:t>
       </w:r>
-      <w:hyperlink r:id="rId56">
-        <w:r>
-          <w:rPr>
-            <w:rtl/>
-            <w:cs/>
-            <w:lang w:val="ar_AE" w:bidi="ar_AE"/>
-          </w:rPr>
-          <w:rPr>
-            <w:color w:val="0000EE"/>
-            <w:u w:val="single"/>
-          </w:rPr>
-          <w:t>1 تيموثاوس 5:19</w:t>
-        </w:r>
-      </w:hyperlink>
+      <w:r>
+        <w:rPr>
+          <w:rtl/>
+          <w:cs/>
+          <w:lang w:val="ar_AE" w:bidi="ar_AE"/>
+        </w:rPr>
+        <w:t>1 تيموثاوس 5:19</w:t>
+      </w:r>
       <w:r>
         <w:rPr>
           <w:rtl/>
@@ -2360,20 +2084,14 @@
         </w:rPr>
         <w:t xml:space="preserve"> لم يستخدم بولس ورفاقه سلطتهم الرسولية لفرض المطالب (قارن </w:t>
       </w:r>
-      <w:hyperlink r:id="rId57">
-        <w:r>
-          <w:rPr>
-            <w:rtl/>
-            <w:cs/>
-            <w:lang w:val="ar_AE" w:bidi="ar_AE"/>
-          </w:rPr>
-          <w:rPr>
-            <w:color w:val="0000EE"/>
-            <w:u w:val="single"/>
-          </w:rPr>
-          <w:t>متى 20:25–28</w:t>
-        </w:r>
-      </w:hyperlink>
+      <w:r>
+        <w:rPr>
+          <w:rtl/>
+          <w:cs/>
+          <w:lang w:val="ar_AE" w:bidi="ar_AE"/>
+        </w:rPr>
+        <w:t>متى 20:25–28</w:t>
+      </w:r>
       <w:r>
         <w:rPr>
           <w:rtl/>
@@ -2449,20 +2167,14 @@
         </w:rPr>
         <w:t xml:space="preserve">انخرط بولس ورفاقه في العمل اليدوي لدعم أنفسهم خلال وجودهم في المدينة (راجع </w:t>
       </w:r>
-      <w:hyperlink r:id="rId58">
-        <w:r>
-          <w:rPr>
-            <w:rtl/>
-            <w:cs/>
-            <w:lang w:val="ar_AE" w:bidi="ar_AE"/>
-          </w:rPr>
-          <w:rPr>
-            <w:color w:val="0000EE"/>
-            <w:u w:val="single"/>
-          </w:rPr>
-          <w:t>أعمال 18:1–4</w:t>
-        </w:r>
-      </w:hyperlink>
+      <w:r>
+        <w:rPr>
+          <w:rtl/>
+          <w:cs/>
+          <w:lang w:val="ar_AE" w:bidi="ar_AE"/>
+        </w:rPr>
+        <w:t>أعمال 18:1–4</w:t>
+      </w:r>
       <w:r>
         <w:rPr>
           <w:rtl/>
@@ -2471,20 +2183,14 @@
         </w:rPr>
         <w:t xml:space="preserve">؛ </w:t>
       </w:r>
-      <w:hyperlink r:id="rId59">
-        <w:r>
-          <w:rPr>
-            <w:rtl/>
-            <w:cs/>
-            <w:lang w:val="ar_AE" w:bidi="ar_AE"/>
-          </w:rPr>
-          <w:rPr>
-            <w:color w:val="0000EE"/>
-            <w:u w:val="single"/>
-          </w:rPr>
-          <w:t>1 كورنثوس 9:12–18</w:t>
-        </w:r>
-      </w:hyperlink>
+      <w:r>
+        <w:rPr>
+          <w:rtl/>
+          <w:cs/>
+          <w:lang w:val="ar_AE" w:bidi="ar_AE"/>
+        </w:rPr>
+        <w:t>1 كورنثوس 9:12–18</w:t>
+      </w:r>
       <w:r>
         <w:rPr>
           <w:rtl/>
@@ -2493,20 +2199,14 @@
         </w:rPr>
         <w:t>) ليكونوا قدوة لأهل تسالونيكي (</w:t>
       </w:r>
-      <w:hyperlink r:id="rId60">
-        <w:r>
-          <w:rPr>
-            <w:rtl/>
-            <w:cs/>
-            <w:lang w:val="ar_AE" w:bidi="ar_AE"/>
-          </w:rPr>
-          <w:rPr>
-            <w:color w:val="0000EE"/>
-            <w:u w:val="single"/>
-          </w:rPr>
-          <w:t>2 تسالونيكي 3:8–9</w:t>
-        </w:r>
-      </w:hyperlink>
+      <w:r>
+        <w:rPr>
+          <w:rtl/>
+          <w:cs/>
+          <w:lang w:val="ar_AE" w:bidi="ar_AE"/>
+        </w:rPr>
+        <w:t>2 تسالونيكي 3:8–9</w:t>
+      </w:r>
       <w:r>
         <w:rPr>
           <w:rtl/>
@@ -2582,20 +2282,14 @@
         </w:rPr>
         <w:t xml:space="preserve">كان كل من الله وأهل تسالونيكي شهودًا (انظر </w:t>
       </w:r>
-      <w:hyperlink r:id="rId61">
-        <w:r>
-          <w:rPr>
-            <w:rtl/>
-            <w:cs/>
-            <w:lang w:val="ar_AE" w:bidi="ar_AE"/>
-          </w:rPr>
-          <w:rPr>
-            <w:color w:val="0000EE"/>
-            <w:u w:val="single"/>
-          </w:rPr>
-          <w:t>2:5</w:t>
-        </w:r>
-      </w:hyperlink>
+      <w:r>
+        <w:rPr>
+          <w:rtl/>
+          <w:cs/>
+          <w:lang w:val="ar_AE" w:bidi="ar_AE"/>
+        </w:rPr>
+        <w:t>2:5</w:t>
+      </w:r>
       <w:r>
         <w:rPr>
           <w:rtl/>
@@ -2755,20 +2449,14 @@
         </w:rPr>
         <w:t>ما يعتبره الله أمرًا قيِّمًا هو حياة تُعاش في تناغم مع المعايير العالية التي يتوقعها من الذين دعاهم (</w:t>
       </w:r>
-      <w:hyperlink r:id="rId62">
-        <w:r>
-          <w:rPr>
-            <w:rtl/>
-            <w:cs/>
-            <w:lang w:val="ar_AE" w:bidi="ar_AE"/>
-          </w:rPr>
-          <w:rPr>
-            <w:color w:val="0000EE"/>
-            <w:u w:val="single"/>
-          </w:rPr>
-          <w:t>4:7</w:t>
-        </w:r>
-      </w:hyperlink>
+      <w:r>
+        <w:rPr>
+          <w:rtl/>
+          <w:cs/>
+          <w:lang w:val="ar_AE" w:bidi="ar_AE"/>
+        </w:rPr>
+        <w:t>4:7</w:t>
+      </w:r>
       <w:r>
         <w:rPr>
           <w:rtl/>
@@ -2777,20 +2465,14 @@
         </w:rPr>
         <w:t>) للمشاركة في ملكوته ومجده (</w:t>
       </w:r>
-      <w:hyperlink r:id="rId63">
-        <w:r>
-          <w:rPr>
-            <w:rtl/>
-            <w:cs/>
-            <w:lang w:val="ar_AE" w:bidi="ar_AE"/>
-          </w:rPr>
-          <w:rPr>
-            <w:color w:val="0000EE"/>
-            <w:u w:val="single"/>
-          </w:rPr>
-          <w:t>رومية 8:17–18</w:t>
-        </w:r>
-      </w:hyperlink>
+      <w:r>
+        <w:rPr>
+          <w:rtl/>
+          <w:cs/>
+          <w:lang w:val="ar_AE" w:bidi="ar_AE"/>
+        </w:rPr>
+        <w:t>رومية 8:17–18</w:t>
+      </w:r>
       <w:r>
         <w:rPr>
           <w:rtl/>
@@ -2799,20 +2481,14 @@
         </w:rPr>
         <w:t xml:space="preserve">; </w:t>
       </w:r>
-      <w:hyperlink r:id="rId64">
-        <w:r>
-          <w:rPr>
-            <w:rtl/>
-            <w:cs/>
-            <w:lang w:val="ar_AE" w:bidi="ar_AE"/>
-          </w:rPr>
-          <w:rPr>
-            <w:color w:val="0000EE"/>
-            <w:u w:val="single"/>
-          </w:rPr>
-          <w:t>كولوسي 1:27</w:t>
-        </w:r>
-      </w:hyperlink>
+      <w:r>
+        <w:rPr>
+          <w:rtl/>
+          <w:cs/>
+          <w:lang w:val="ar_AE" w:bidi="ar_AE"/>
+        </w:rPr>
+        <w:t>كولوسي 1:27</w:t>
+      </w:r>
       <w:r>
         <w:rPr>
           <w:rtl/>
@@ -2821,20 +2497,14 @@
         </w:rPr>
         <w:t xml:space="preserve">; </w:t>
       </w:r>
-      <w:hyperlink r:id="rId65">
-        <w:r>
-          <w:rPr>
-            <w:rtl/>
-            <w:cs/>
-            <w:lang w:val="ar_AE" w:bidi="ar_AE"/>
-          </w:rPr>
-          <w:rPr>
-            <w:color w:val="0000EE"/>
-            <w:u w:val="single"/>
-          </w:rPr>
-          <w:t>2 تسالونيكي 2:14</w:t>
-        </w:r>
-      </w:hyperlink>
+      <w:r>
+        <w:rPr>
+          <w:rtl/>
+          <w:cs/>
+          <w:lang w:val="ar_AE" w:bidi="ar_AE"/>
+        </w:rPr>
+        <w:t>2 تسالونيكي 2:14</w:t>
+      </w:r>
       <w:r>
         <w:rPr>
           <w:rtl/>
@@ -2910,20 +2580,14 @@
         </w:rPr>
         <w:t xml:space="preserve">يقدم بولس الشكر مرة أخرى (انظر </w:t>
       </w:r>
-      <w:hyperlink r:id="rId66">
-        <w:r>
-          <w:rPr>
-            <w:rtl/>
-            <w:cs/>
-            <w:lang w:val="ar_AE" w:bidi="ar_AE"/>
-          </w:rPr>
-          <w:rPr>
-            <w:color w:val="0000EE"/>
-            <w:u w:val="single"/>
-          </w:rPr>
-          <w:t>1:2</w:t>
-        </w:r>
-      </w:hyperlink>
+      <w:r>
+        <w:rPr>
+          <w:rtl/>
+          <w:cs/>
+          <w:lang w:val="ar_AE" w:bidi="ar_AE"/>
+        </w:rPr>
+        <w:t>1:2</w:t>
+      </w:r>
       <w:r>
         <w:rPr>
           <w:rtl/>
@@ -2932,20 +2596,14 @@
         </w:rPr>
         <w:t xml:space="preserve">; </w:t>
       </w:r>
-      <w:hyperlink r:id="rId15">
-        <w:r>
-          <w:rPr>
-            <w:rtl/>
-            <w:cs/>
-            <w:lang w:val="ar_AE" w:bidi="ar_AE"/>
-          </w:rPr>
-          <w:rPr>
-            <w:color w:val="0000EE"/>
-            <w:u w:val="single"/>
-          </w:rPr>
-          <w:t>3:9</w:t>
-        </w:r>
-      </w:hyperlink>
+      <w:r>
+        <w:rPr>
+          <w:rtl/>
+          <w:cs/>
+          <w:lang w:val="ar_AE" w:bidi="ar_AE"/>
+        </w:rPr>
+        <w:t>3:9</w:t>
+      </w:r>
       <w:r>
         <w:rPr>
           <w:rtl/>
@@ -2954,20 +2612,14 @@
         </w:rPr>
         <w:t>) من أجل أهل تسالونيكي الذين قبلوا رسالة الرسل - ليس فقط كفلسفة بشرية، بل ككلمة الله الحقيقية (</w:t>
       </w:r>
-      <w:hyperlink r:id="rId67">
-        <w:r>
-          <w:rPr>
-            <w:rtl/>
-            <w:cs/>
-            <w:lang w:val="ar_AE" w:bidi="ar_AE"/>
-          </w:rPr>
-          <w:rPr>
-            <w:color w:val="0000EE"/>
-            <w:u w:val="single"/>
-          </w:rPr>
-          <w:t>1:5</w:t>
-        </w:r>
-      </w:hyperlink>
+      <w:r>
+        <w:rPr>
+          <w:rtl/>
+          <w:cs/>
+          <w:lang w:val="ar_AE" w:bidi="ar_AE"/>
+        </w:rPr>
+        <w:t>1:5</w:t>
+      </w:r>
       <w:r>
         <w:rPr>
           <w:rtl/>
@@ -2976,20 +2628,14 @@
         </w:rPr>
         <w:t xml:space="preserve">; </w:t>
       </w:r>
-      <w:hyperlink r:id="rId65">
-        <w:r>
-          <w:rPr>
-            <w:rtl/>
-            <w:cs/>
-            <w:lang w:val="ar_AE" w:bidi="ar_AE"/>
-          </w:rPr>
-          <w:rPr>
-            <w:color w:val="0000EE"/>
-            <w:u w:val="single"/>
-          </w:rPr>
-          <w:t>2 تسالونيكي 2:14</w:t>
-        </w:r>
-      </w:hyperlink>
+      <w:r>
+        <w:rPr>
+          <w:rtl/>
+          <w:cs/>
+          <w:lang w:val="ar_AE" w:bidi="ar_AE"/>
+        </w:rPr>
+        <w:t>2 تسالونيكي 2:14</w:t>
+      </w:r>
       <w:r>
         <w:rPr>
           <w:rtl/>
@@ -2998,20 +2644,14 @@
         </w:rPr>
         <w:t xml:space="preserve">; </w:t>
       </w:r>
-      <w:hyperlink r:id="rId68">
-        <w:r>
-          <w:rPr>
-            <w:rtl/>
-            <w:cs/>
-            <w:lang w:val="ar_AE" w:bidi="ar_AE"/>
-          </w:rPr>
-          <w:rPr>
-            <w:color w:val="0000EE"/>
-            <w:u w:val="single"/>
-          </w:rPr>
-          <w:t>2 كورنثوس 5:20</w:t>
-        </w:r>
-      </w:hyperlink>
+      <w:r>
+        <w:rPr>
+          <w:rtl/>
+          <w:cs/>
+          <w:lang w:val="ar_AE" w:bidi="ar_AE"/>
+        </w:rPr>
+        <w:t>2 كورنثوس 5:20</w:t>
+      </w:r>
       <w:r>
         <w:rPr>
           <w:rtl/>
@@ -3087,20 +2727,14 @@
         </w:rPr>
         <w:t>الدليل على أن المؤمنين في تسالونيكي قد قبلوا كلمة الله هو أنهم احتملوا الاضطهاد (</w:t>
       </w:r>
-      <w:hyperlink r:id="rId69">
-        <w:r>
-          <w:rPr>
-            <w:rtl/>
-            <w:cs/>
-            <w:lang w:val="ar_AE" w:bidi="ar_AE"/>
-          </w:rPr>
-          <w:rPr>
-            <w:color w:val="0000EE"/>
-            <w:u w:val="single"/>
-          </w:rPr>
-          <w:t>1:6</w:t>
-        </w:r>
-      </w:hyperlink>
+      <w:r>
+        <w:rPr>
+          <w:rtl/>
+          <w:cs/>
+          <w:lang w:val="ar_AE" w:bidi="ar_AE"/>
+        </w:rPr>
+        <w:t>1:6</w:t>
+      </w:r>
       <w:r>
         <w:rPr>
           <w:rtl/>
@@ -3109,20 +2743,14 @@
         </w:rPr>
         <w:t>). وقد اتبعوا في ذلك مثال الرسل والكنائس في اليهودية (</w:t>
       </w:r>
-      <w:hyperlink r:id="rId70">
-        <w:r>
-          <w:rPr>
-            <w:rtl/>
-            <w:cs/>
-            <w:lang w:val="ar_AE" w:bidi="ar_AE"/>
-          </w:rPr>
-          <w:rPr>
-            <w:color w:val="0000EE"/>
-            <w:u w:val="single"/>
-          </w:rPr>
-          <w:t>أعمال 8:1</w:t>
-        </w:r>
-      </w:hyperlink>
+      <w:r>
+        <w:rPr>
+          <w:rtl/>
+          <w:cs/>
+          <w:lang w:val="ar_AE" w:bidi="ar_AE"/>
+        </w:rPr>
+        <w:t>أعمال 8:1</w:t>
+      </w:r>
       <w:r>
         <w:rPr>
           <w:rtl/>
@@ -3198,20 +2826,14 @@
         </w:rPr>
         <w:t>لم يكن بولس معاديًا لليهود؛ بل بسبب محبته لشعبه، كان يصلي من أجل خلاصهم (</w:t>
       </w:r>
-      <w:hyperlink r:id="rId71">
-        <w:r>
-          <w:rPr>
-            <w:rtl/>
-            <w:cs/>
-            <w:lang w:val="ar_AE" w:bidi="ar_AE"/>
-          </w:rPr>
-          <w:rPr>
-            <w:color w:val="0000EE"/>
-            <w:u w:val="single"/>
-          </w:rPr>
-          <w:t>رومية 9:1–5</w:t>
-        </w:r>
-      </w:hyperlink>
+      <w:r>
+        <w:rPr>
+          <w:rtl/>
+          <w:cs/>
+          <w:lang w:val="ar_AE" w:bidi="ar_AE"/>
+        </w:rPr>
+        <w:t>رومية 9:1–5</w:t>
+      </w:r>
       <w:r>
         <w:rPr>
           <w:rtl/>
@@ -3220,20 +2842,14 @@
         </w:rPr>
         <w:t xml:space="preserve">; </w:t>
       </w:r>
-      <w:hyperlink r:id="rId72">
-        <w:r>
-          <w:rPr>
-            <w:rtl/>
-            <w:cs/>
-            <w:lang w:val="ar_AE" w:bidi="ar_AE"/>
-          </w:rPr>
-          <w:rPr>
-            <w:color w:val="0000EE"/>
-            <w:u w:val="single"/>
-          </w:rPr>
-          <w:t>10:1</w:t>
-        </w:r>
-      </w:hyperlink>
+      <w:r>
+        <w:rPr>
+          <w:rtl/>
+          <w:cs/>
+          <w:lang w:val="ar_AE" w:bidi="ar_AE"/>
+        </w:rPr>
+        <w:t>10:1</w:t>
+      </w:r>
       <w:r>
         <w:rPr>
           <w:rtl/>
@@ -3242,20 +2858,14 @@
         </w:rPr>
         <w:t>). لكنه كان مدركًا لدور بعض اليهود في موت رسل الله، بما في ذلك يسوع (</w:t>
       </w:r>
-      <w:hyperlink r:id="rId73">
-        <w:r>
-          <w:rPr>
-            <w:rtl/>
-            <w:cs/>
-            <w:lang w:val="ar_AE" w:bidi="ar_AE"/>
-          </w:rPr>
-          <w:rPr>
-            <w:color w:val="0000EE"/>
-            <w:u w:val="single"/>
-          </w:rPr>
-          <w:t>1 ملوك 19:10</w:t>
-        </w:r>
-      </w:hyperlink>
+      <w:r>
+        <w:rPr>
+          <w:rtl/>
+          <w:cs/>
+          <w:lang w:val="ar_AE" w:bidi="ar_AE"/>
+        </w:rPr>
+        <w:t>1 ملوك 19:10</w:t>
+      </w:r>
       <w:r>
         <w:rPr>
           <w:rtl/>
@@ -3264,20 +2874,14 @@
         </w:rPr>
         <w:t xml:space="preserve">; </w:t>
       </w:r>
-      <w:hyperlink r:id="rId74">
-        <w:r>
-          <w:rPr>
-            <w:rtl/>
-            <w:cs/>
-            <w:lang w:val="ar_AE" w:bidi="ar_AE"/>
-          </w:rPr>
-          <w:rPr>
-            <w:color w:val="0000EE"/>
-            <w:u w:val="single"/>
-          </w:rPr>
-          <w:t>أعمال 7:52</w:t>
-        </w:r>
-      </w:hyperlink>
+      <w:r>
+        <w:rPr>
+          <w:rtl/>
+          <w:cs/>
+          <w:lang w:val="ar_AE" w:bidi="ar_AE"/>
+        </w:rPr>
+        <w:t>أعمال 7:52</w:t>
+      </w:r>
       <w:r>
         <w:rPr>
           <w:rtl/>
@@ -3286,20 +2890,14 @@
         </w:rPr>
         <w:t>). والآن قد اضطهدوا الرسل في تسالونيكي (</w:t>
       </w:r>
-      <w:hyperlink r:id="rId75">
-        <w:r>
-          <w:rPr>
-            <w:rtl/>
-            <w:cs/>
-            <w:lang w:val="ar_AE" w:bidi="ar_AE"/>
-          </w:rPr>
-          <w:rPr>
-            <w:color w:val="0000EE"/>
-            <w:u w:val="single"/>
-          </w:rPr>
-          <w:t>أعمال 17:10</w:t>
-        </w:r>
-      </w:hyperlink>
+      <w:r>
+        <w:rPr>
+          <w:rtl/>
+          <w:cs/>
+          <w:lang w:val="ar_AE" w:bidi="ar_AE"/>
+        </w:rPr>
+        <w:t>أعمال 17:10</w:t>
+      </w:r>
       <w:r>
         <w:rPr>
           <w:rtl/>
@@ -3308,20 +2906,14 @@
         </w:rPr>
         <w:t xml:space="preserve">; </w:t>
       </w:r>
-      <w:hyperlink r:id="rId76">
-        <w:r>
-          <w:rPr>
-            <w:rtl/>
-            <w:cs/>
-            <w:lang w:val="ar_AE" w:bidi="ar_AE"/>
-          </w:rPr>
-          <w:rPr>
-            <w:color w:val="0000EE"/>
-            <w:u w:val="single"/>
-          </w:rPr>
-          <w:t>2 كورنثوس 11:26</w:t>
-        </w:r>
-      </w:hyperlink>
+      <w:r>
+        <w:rPr>
+          <w:rtl/>
+          <w:cs/>
+          <w:lang w:val="ar_AE" w:bidi="ar_AE"/>
+        </w:rPr>
+        <w:t>2 كورنثوس 11:26</w:t>
+      </w:r>
       <w:r>
         <w:rPr>
           <w:rtl/>
@@ -3397,20 +2989,14 @@
         </w:rPr>
         <w:t>كانت الإرسالية إلى الأمم واحدة من أهم القضايا في الكنيسة المبكرة (</w:t>
       </w:r>
-      <w:hyperlink r:id="rId77">
-        <w:r>
-          <w:rPr>
-            <w:rtl/>
-            <w:cs/>
-            <w:lang w:val="ar_AE" w:bidi="ar_AE"/>
-          </w:rPr>
-          <w:rPr>
-            <w:color w:val="0000EE"/>
-            <w:u w:val="single"/>
-          </w:rPr>
-          <w:t>أعمال 11:18</w:t>
-        </w:r>
-      </w:hyperlink>
+      <w:r>
+        <w:rPr>
+          <w:rtl/>
+          <w:cs/>
+          <w:lang w:val="ar_AE" w:bidi="ar_AE"/>
+        </w:rPr>
+        <w:t>أعمال 11:18</w:t>
+      </w:r>
       <w:r>
         <w:rPr>
           <w:rtl/>
@@ -3419,20 +3005,14 @@
         </w:rPr>
         <w:t xml:space="preserve">; </w:t>
       </w:r>
-      <w:hyperlink r:id="rId78">
-        <w:r>
-          <w:rPr>
-            <w:rtl/>
-            <w:cs/>
-            <w:lang w:val="ar_AE" w:bidi="ar_AE"/>
-          </w:rPr>
-          <w:rPr>
-            <w:color w:val="0000EE"/>
-            <w:u w:val="single"/>
-          </w:rPr>
-          <w:t>13:46–49</w:t>
-        </w:r>
-      </w:hyperlink>
+      <w:r>
+        <w:rPr>
+          <w:rtl/>
+          <w:cs/>
+          <w:lang w:val="ar_AE" w:bidi="ar_AE"/>
+        </w:rPr>
+        <w:t>13:46–49</w:t>
+      </w:r>
       <w:r>
         <w:rPr>
           <w:rtl/>
@@ -3441,20 +3021,14 @@
         </w:rPr>
         <w:t xml:space="preserve">; </w:t>
       </w:r>
-      <w:hyperlink r:id="rId79">
-        <w:r>
-          <w:rPr>
-            <w:rtl/>
-            <w:cs/>
-            <w:lang w:val="ar_AE" w:bidi="ar_AE"/>
-          </w:rPr>
-          <w:rPr>
-            <w:color w:val="0000EE"/>
-            <w:u w:val="single"/>
-          </w:rPr>
-          <w:t>28:28</w:t>
-        </w:r>
-      </w:hyperlink>
+      <w:r>
+        <w:rPr>
+          <w:rtl/>
+          <w:cs/>
+          <w:lang w:val="ar_AE" w:bidi="ar_AE"/>
+        </w:rPr>
+        <w:t>28:28</w:t>
+      </w:r>
       <w:r>
         <w:rPr>
           <w:rtl/>
@@ -3463,20 +3037,14 @@
         </w:rPr>
         <w:t xml:space="preserve">; </w:t>
       </w:r>
-      <w:hyperlink r:id="rId80">
-        <w:r>
-          <w:rPr>
-            <w:rtl/>
-            <w:cs/>
-            <w:lang w:val="ar_AE" w:bidi="ar_AE"/>
-          </w:rPr>
-          <w:rPr>
-            <w:color w:val="0000EE"/>
-            <w:u w:val="single"/>
-          </w:rPr>
-          <w:t>رومية 1:16</w:t>
-        </w:r>
-      </w:hyperlink>
+      <w:r>
+        <w:rPr>
+          <w:rtl/>
+          <w:cs/>
+          <w:lang w:val="ar_AE" w:bidi="ar_AE"/>
+        </w:rPr>
+        <w:t>رومية 1:16</w:t>
+      </w:r>
       <w:r>
         <w:rPr>
           <w:rtl/>
@@ -3485,20 +3053,14 @@
         </w:rPr>
         <w:t>). • تأتي الدينونة عندما تتراكم الخطايا إلى حدها الأقصى (</w:t>
       </w:r>
-      <w:hyperlink r:id="rId81">
-        <w:r>
-          <w:rPr>
-            <w:rtl/>
-            <w:cs/>
-            <w:lang w:val="ar_AE" w:bidi="ar_AE"/>
-          </w:rPr>
-          <w:rPr>
-            <w:color w:val="0000EE"/>
-            <w:u w:val="single"/>
-          </w:rPr>
-          <w:t>تكوين 15:16</w:t>
-        </w:r>
-      </w:hyperlink>
+      <w:r>
+        <w:rPr>
+          <w:rtl/>
+          <w:cs/>
+          <w:lang w:val="ar_AE" w:bidi="ar_AE"/>
+        </w:rPr>
+        <w:t>تكوين 15:16</w:t>
+      </w:r>
       <w:r>
         <w:rPr>
           <w:rtl/>
@@ -3507,20 +3069,14 @@
         </w:rPr>
         <w:t xml:space="preserve">; </w:t>
       </w:r>
-      <w:hyperlink r:id="rId82">
-        <w:r>
-          <w:rPr>
-            <w:rtl/>
-            <w:cs/>
-            <w:lang w:val="ar_AE" w:bidi="ar_AE"/>
-          </w:rPr>
-          <w:rPr>
-            <w:color w:val="0000EE"/>
-            <w:u w:val="single"/>
-          </w:rPr>
-          <w:t>دانيآل 8:23</w:t>
-        </w:r>
-      </w:hyperlink>
+      <w:r>
+        <w:rPr>
+          <w:rtl/>
+          <w:cs/>
+          <w:lang w:val="ar_AE" w:bidi="ar_AE"/>
+        </w:rPr>
+        <w:t>دانيآل 8:23</w:t>
+      </w:r>
       <w:r>
         <w:rPr>
           <w:rtl/>
@@ -3529,20 +3085,14 @@
         </w:rPr>
         <w:t xml:space="preserve">; قارن </w:t>
       </w:r>
-      <w:hyperlink r:id="rId83">
-        <w:r>
-          <w:rPr>
-            <w:rtl/>
-            <w:cs/>
-            <w:lang w:val="ar_AE" w:bidi="ar_AE"/>
-          </w:rPr>
-          <w:rPr>
-            <w:color w:val="0000EE"/>
-            <w:u w:val="single"/>
-          </w:rPr>
-          <w:t>متى 23:31–36</w:t>
-        </w:r>
-      </w:hyperlink>
+      <w:r>
+        <w:rPr>
+          <w:rtl/>
+          <w:cs/>
+          <w:lang w:val="ar_AE" w:bidi="ar_AE"/>
+        </w:rPr>
+        <w:t>متى 23:31–36</w:t>
+      </w:r>
       <w:r>
         <w:rPr>
           <w:rtl/>
@@ -3618,20 +3168,14 @@
         </w:rPr>
         <w:t xml:space="preserve"> فَإِذْ قَدْ فَقَدْنَاكُمْ: يصف بولس مغادرته غير المخطط لها من تسالونيكي (انظر </w:t>
       </w:r>
-      <w:hyperlink r:id="rId75">
-        <w:r>
-          <w:rPr>
-            <w:rtl/>
-            <w:cs/>
-            <w:lang w:val="ar_AE" w:bidi="ar_AE"/>
-          </w:rPr>
-          <w:rPr>
-            <w:color w:val="0000EE"/>
-            <w:u w:val="single"/>
-          </w:rPr>
-          <w:t>أعمال الرسل 17:10</w:t>
-        </w:r>
-      </w:hyperlink>
+      <w:r>
+        <w:rPr>
+          <w:rtl/>
+          <w:cs/>
+          <w:lang w:val="ar_AE" w:bidi="ar_AE"/>
+        </w:rPr>
+        <w:t>أعمال الرسل 17:10</w:t>
+      </w:r>
       <w:r>
         <w:rPr>
           <w:rtl/>
@@ -3640,20 +3184,14 @@
         </w:rPr>
         <w:t xml:space="preserve">) بأنها حرمت هؤلاء المؤمنين الجدد من آبائهم الروحيين. ومع ذلك، لم يكن هذا الغياب إهمالًا. كما يتضح من محاولات بولس للعودة إلى الكنيسة، بل لقد كان هذا الانفصال غير مقصود (قارن </w:t>
       </w:r>
-      <w:hyperlink r:id="rId84">
-        <w:r>
-          <w:rPr>
-            <w:rtl/>
-            <w:cs/>
-            <w:lang w:val="ar_AE" w:bidi="ar_AE"/>
-          </w:rPr>
-          <w:rPr>
-            <w:color w:val="0000EE"/>
-            <w:u w:val="single"/>
-          </w:rPr>
-          <w:t>فيلبي 1:7</w:t>
-        </w:r>
-      </w:hyperlink>
+      <w:r>
+        <w:rPr>
+          <w:rtl/>
+          <w:cs/>
+          <w:lang w:val="ar_AE" w:bidi="ar_AE"/>
+        </w:rPr>
+        <w:t>فيلبي 1:7</w:t>
+      </w:r>
       <w:r>
         <w:rPr>
           <w:rtl/>
@@ -3662,20 +3200,14 @@
         </w:rPr>
         <w:t xml:space="preserve">; </w:t>
       </w:r>
-      <w:hyperlink r:id="rId85">
-        <w:r>
-          <w:rPr>
-            <w:rtl/>
-            <w:cs/>
-            <w:lang w:val="ar_AE" w:bidi="ar_AE"/>
-          </w:rPr>
-          <w:rPr>
-            <w:color w:val="0000EE"/>
-            <w:u w:val="single"/>
-          </w:rPr>
-          <w:t>كولوسي 2:5</w:t>
-        </w:r>
-      </w:hyperlink>
+      <w:r>
+        <w:rPr>
+          <w:rtl/>
+          <w:cs/>
+          <w:lang w:val="ar_AE" w:bidi="ar_AE"/>
+        </w:rPr>
+        <w:t>كولوسي 2:5</w:t>
+      </w:r>
       <w:r>
         <w:rPr>
           <w:rtl/>
@@ -3751,20 +3283,14 @@
         </w:rPr>
         <w:t xml:space="preserve">مَرَّةً وَمَرَّتَيْنِ: قام بولس بمحاولات متكررة للعودة إلى كنيسة تسالونيكي. بالرغم من إعاقة الشيطان (انظر </w:t>
       </w:r>
-      <w:hyperlink r:id="rId86">
-        <w:r>
-          <w:rPr>
-            <w:rtl/>
-            <w:cs/>
-            <w:lang w:val="ar_AE" w:bidi="ar_AE"/>
-          </w:rPr>
-          <w:rPr>
-            <w:color w:val="0000EE"/>
-            <w:u w:val="single"/>
-          </w:rPr>
-          <w:t>رومية 16:20</w:t>
-        </w:r>
-      </w:hyperlink>
+      <w:r>
+        <w:rPr>
+          <w:rtl/>
+          <w:cs/>
+          <w:lang w:val="ar_AE" w:bidi="ar_AE"/>
+        </w:rPr>
+        <w:t>رومية 16:20</w:t>
+      </w:r>
       <w:r>
         <w:rPr>
           <w:rtl/>
@@ -3773,20 +3299,14 @@
         </w:rPr>
         <w:t xml:space="preserve">؛ </w:t>
       </w:r>
-      <w:hyperlink r:id="rId87">
-        <w:r>
-          <w:rPr>
-            <w:rtl/>
-            <w:cs/>
-            <w:lang w:val="ar_AE" w:bidi="ar_AE"/>
-          </w:rPr>
-          <w:rPr>
-            <w:color w:val="0000EE"/>
-            <w:u w:val="single"/>
-          </w:rPr>
-          <w:t>2 كورنثوس 2:11</w:t>
-        </w:r>
-      </w:hyperlink>
+      <w:r>
+        <w:rPr>
+          <w:rtl/>
+          <w:cs/>
+          <w:lang w:val="ar_AE" w:bidi="ar_AE"/>
+        </w:rPr>
+        <w:t>2 كورنثوس 2:11</w:t>
+      </w:r>
       <w:r>
         <w:rPr>
           <w:rtl/>
@@ -3795,20 +3315,14 @@
         </w:rPr>
         <w:t xml:space="preserve">؛ </w:t>
       </w:r>
-      <w:hyperlink r:id="rId88">
-        <w:r>
-          <w:rPr>
-            <w:rtl/>
-            <w:cs/>
-            <w:lang w:val="ar_AE" w:bidi="ar_AE"/>
-          </w:rPr>
-          <w:rPr>
-            <w:color w:val="0000EE"/>
-            <w:u w:val="single"/>
-          </w:rPr>
-          <w:t>أفسس 6:10–12</w:t>
-        </w:r>
-      </w:hyperlink>
+      <w:r>
+        <w:rPr>
+          <w:rtl/>
+          <w:cs/>
+          <w:lang w:val="ar_AE" w:bidi="ar_AE"/>
+        </w:rPr>
+        <w:t>أفسس 6:10–12</w:t>
+      </w:r>
       <w:r>
         <w:rPr>
           <w:rtl/>
@@ -3817,20 +3331,14 @@
         </w:rPr>
         <w:t>)، تمكن كل من تيموثاوس (</w:t>
       </w:r>
-      <w:hyperlink r:id="rId89">
-        <w:r>
-          <w:rPr>
-            <w:rtl/>
-            <w:cs/>
-            <w:lang w:val="ar_AE" w:bidi="ar_AE"/>
-          </w:rPr>
-          <w:rPr>
-            <w:color w:val="0000EE"/>
-            <w:u w:val="single"/>
-          </w:rPr>
-          <w:t>1 تسالونيكي 3:2</w:t>
-        </w:r>
-      </w:hyperlink>
+      <w:r>
+        <w:rPr>
+          <w:rtl/>
+          <w:cs/>
+          <w:lang w:val="ar_AE" w:bidi="ar_AE"/>
+        </w:rPr>
+        <w:t>1 تسالونيكي 3:2</w:t>
+      </w:r>
       <w:r>
         <w:rPr>
           <w:rtl/>
@@ -3839,20 +3347,14 @@
         </w:rPr>
         <w:t xml:space="preserve">، </w:t>
       </w:r>
-      <w:hyperlink r:id="rId90">
-        <w:r>
-          <w:rPr>
-            <w:rtl/>
-            <w:cs/>
-            <w:lang w:val="ar_AE" w:bidi="ar_AE"/>
-          </w:rPr>
-          <w:rPr>
-            <w:color w:val="0000EE"/>
-            <w:u w:val="single"/>
-          </w:rPr>
-          <w:t>5</w:t>
-        </w:r>
-      </w:hyperlink>
+      <w:r>
+        <w:rPr>
+          <w:rtl/>
+          <w:cs/>
+          <w:lang w:val="ar_AE" w:bidi="ar_AE"/>
+        </w:rPr>
+        <w:t>5</w:t>
+      </w:r>
       <w:r>
         <w:rPr>
           <w:rtl/>
@@ -3861,20 +3363,14 @@
         </w:rPr>
         <w:t>) وبولس (</w:t>
       </w:r>
-      <w:hyperlink r:id="rId91">
-        <w:r>
-          <w:rPr>
-            <w:rtl/>
-            <w:cs/>
-            <w:lang w:val="ar_AE" w:bidi="ar_AE"/>
-          </w:rPr>
-          <w:rPr>
-            <w:color w:val="0000EE"/>
-            <w:u w:val="single"/>
-          </w:rPr>
-          <w:t>أعمال 20:1–3</w:t>
-        </w:r>
-      </w:hyperlink>
+      <w:r>
+        <w:rPr>
+          <w:rtl/>
+          <w:cs/>
+          <w:lang w:val="ar_AE" w:bidi="ar_AE"/>
+        </w:rPr>
+        <w:t>أعمال 20:1–3</w:t>
+      </w:r>
       <w:r>
         <w:rPr>
           <w:rtl/>
@@ -4034,20 +3530,14 @@
         </w:rPr>
         <w:t xml:space="preserve"> أو مجده، وفرحه (</w:t>
       </w:r>
-      <w:hyperlink r:id="rId15">
-        <w:r>
-          <w:rPr>
-            <w:rtl/>
-            <w:cs/>
-            <w:lang w:val="ar_AE" w:bidi="ar_AE"/>
-          </w:rPr>
-          <w:rPr>
-            <w:color w:val="0000EE"/>
-            <w:u w:val="single"/>
-          </w:rPr>
-          <w:t>3:9</w:t>
-        </w:r>
-      </w:hyperlink>
+      <w:r>
+        <w:rPr>
+          <w:rtl/>
+          <w:cs/>
+          <w:lang w:val="ar_AE" w:bidi="ar_AE"/>
+        </w:rPr>
+        <w:t>3:9</w:t>
+      </w:r>
       <w:r>
         <w:rPr>
           <w:rtl/>
@@ -4123,20 +3613,14 @@
         </w:rPr>
         <w:t>بعد الوعظ في بيريّة، غادر بولس مكدونية وأبحر إلى أثينا، موصيًا سيلا وتيموثاوس بالانضمام إليه قريبًا (</w:t>
       </w:r>
-      <w:hyperlink r:id="rId92">
-        <w:r>
-          <w:rPr>
-            <w:rtl/>
-            <w:cs/>
-            <w:lang w:val="ar_AE" w:bidi="ar_AE"/>
-          </w:rPr>
-          <w:rPr>
-            <w:color w:val="0000EE"/>
-            <w:u w:val="single"/>
-          </w:rPr>
-          <w:t>أعمال 17:13–15</w:t>
-        </w:r>
-      </w:hyperlink>
+      <w:r>
+        <w:rPr>
+          <w:rtl/>
+          <w:cs/>
+          <w:lang w:val="ar_AE" w:bidi="ar_AE"/>
+        </w:rPr>
+        <w:t>أعمال 17:13–15</w:t>
+      </w:r>
       <w:r>
         <w:rPr>
           <w:rtl/>
@@ -4145,20 +3629,14 @@
         </w:rPr>
         <w:t>). عاد تيموثاوس إلى تسالونيكي (</w:t>
       </w:r>
-      <w:hyperlink r:id="rId89">
-        <w:r>
-          <w:rPr>
-            <w:rtl/>
-            <w:cs/>
-            <w:lang w:val="ar_AE" w:bidi="ar_AE"/>
-          </w:rPr>
-          <w:rPr>
-            <w:color w:val="0000EE"/>
-            <w:u w:val="single"/>
-          </w:rPr>
-          <w:t>1 تسالونيكي 3:2</w:t>
-        </w:r>
-      </w:hyperlink>
+      <w:r>
+        <w:rPr>
+          <w:rtl/>
+          <w:cs/>
+          <w:lang w:val="ar_AE" w:bidi="ar_AE"/>
+        </w:rPr>
+        <w:t>1 تسالونيكي 3:2</w:t>
+      </w:r>
       <w:r>
         <w:rPr>
           <w:rtl/>
@@ -4167,20 +3645,14 @@
         </w:rPr>
         <w:t>)، حيث زاد قلق بولس على كنيسة تسالونيكي (</w:t>
       </w:r>
-      <w:hyperlink r:id="rId93">
-        <w:r>
-          <w:rPr>
-            <w:rtl/>
-            <w:cs/>
-            <w:lang w:val="ar_AE" w:bidi="ar_AE"/>
-          </w:rPr>
-          <w:rPr>
-            <w:color w:val="0000EE"/>
-            <w:u w:val="single"/>
-          </w:rPr>
-          <w:t>3:1</w:t>
-        </w:r>
-      </w:hyperlink>
+      <w:r>
+        <w:rPr>
+          <w:rtl/>
+          <w:cs/>
+          <w:lang w:val="ar_AE" w:bidi="ar_AE"/>
+        </w:rPr>
+        <w:t>3:1</w:t>
+      </w:r>
       <w:r>
         <w:rPr>
           <w:rtl/>
@@ -4189,20 +3661,14 @@
         </w:rPr>
         <w:t xml:space="preserve">, </w:t>
       </w:r>
-      <w:hyperlink r:id="rId90">
-        <w:r>
-          <w:rPr>
-            <w:rtl/>
-            <w:cs/>
-            <w:lang w:val="ar_AE" w:bidi="ar_AE"/>
-          </w:rPr>
-          <w:rPr>
-            <w:color w:val="0000EE"/>
-            <w:u w:val="single"/>
-          </w:rPr>
-          <w:t>5</w:t>
-        </w:r>
-      </w:hyperlink>
+      <w:r>
+        <w:rPr>
+          <w:rtl/>
+          <w:cs/>
+          <w:lang w:val="ar_AE" w:bidi="ar_AE"/>
+        </w:rPr>
+        <w:t>5</w:t>
+      </w:r>
       <w:r>
         <w:rPr>
           <w:rtl/>
@@ -4278,20 +3744,14 @@
         </w:rPr>
         <w:t>فَإِنَّكُمْ أَنْتُمْ تَعْلَمُونَ أَنَّنَا مَوْضُوعُونَ لِهذَا (الضيق): فالمعاناة من أجل الإيمان غالبًا ما تكون جزءًا من حياة المسيحي (</w:t>
       </w:r>
-      <w:hyperlink r:id="rId69">
-        <w:r>
-          <w:rPr>
-            <w:rtl/>
-            <w:cs/>
-            <w:lang w:val="ar_AE" w:bidi="ar_AE"/>
-          </w:rPr>
-          <w:rPr>
-            <w:color w:val="0000EE"/>
-            <w:u w:val="single"/>
-          </w:rPr>
-          <w:t>1:6</w:t>
-        </w:r>
-      </w:hyperlink>
+      <w:r>
+        <w:rPr>
+          <w:rtl/>
+          <w:cs/>
+          <w:lang w:val="ar_AE" w:bidi="ar_AE"/>
+        </w:rPr>
+        <w:t>1:6</w:t>
+      </w:r>
       <w:r>
         <w:rPr>
           <w:rtl/>
@@ -4300,20 +3760,14 @@
         </w:rPr>
         <w:t xml:space="preserve">; </w:t>
       </w:r>
-      <w:hyperlink r:id="rId27">
-        <w:r>
-          <w:rPr>
-            <w:rtl/>
-            <w:cs/>
-            <w:lang w:val="ar_AE" w:bidi="ar_AE"/>
-          </w:rPr>
-          <w:rPr>
-            <w:color w:val="0000EE"/>
-            <w:u w:val="single"/>
-          </w:rPr>
-          <w:t>2:14</w:t>
-        </w:r>
-      </w:hyperlink>
+      <w:r>
+        <w:rPr>
+          <w:rtl/>
+          <w:cs/>
+          <w:lang w:val="ar_AE" w:bidi="ar_AE"/>
+        </w:rPr>
+        <w:t>2:14</w:t>
+      </w:r>
       <w:r>
         <w:rPr>
           <w:rtl/>
@@ -4322,20 +3776,14 @@
         </w:rPr>
         <w:t xml:space="preserve">; </w:t>
       </w:r>
-      <w:hyperlink r:id="rId94">
-        <w:r>
-          <w:rPr>
-            <w:rtl/>
-            <w:cs/>
-            <w:lang w:val="ar_AE" w:bidi="ar_AE"/>
-          </w:rPr>
-          <w:rPr>
-            <w:color w:val="0000EE"/>
-            <w:u w:val="single"/>
-          </w:rPr>
-          <w:t>فيلبي 1:29</w:t>
-        </w:r>
-      </w:hyperlink>
+      <w:r>
+        <w:rPr>
+          <w:rtl/>
+          <w:cs/>
+          <w:lang w:val="ar_AE" w:bidi="ar_AE"/>
+        </w:rPr>
+        <w:t>فيلبي 1:29</w:t>
+      </w:r>
       <w:r>
         <w:rPr>
           <w:rtl/>
@@ -4344,20 +3792,14 @@
         </w:rPr>
         <w:t xml:space="preserve">; </w:t>
       </w:r>
-      <w:hyperlink r:id="rId95">
-        <w:r>
-          <w:rPr>
-            <w:rtl/>
-            <w:cs/>
-            <w:lang w:val="ar_AE" w:bidi="ar_AE"/>
-          </w:rPr>
-          <w:rPr>
-            <w:color w:val="0000EE"/>
-            <w:u w:val="single"/>
-          </w:rPr>
-          <w:t>1 بطرس 1:6</w:t>
-        </w:r>
-      </w:hyperlink>
+      <w:r>
+        <w:rPr>
+          <w:rtl/>
+          <w:cs/>
+          <w:lang w:val="ar_AE" w:bidi="ar_AE"/>
+        </w:rPr>
+        <w:t>1 بطرس 1:6</w:t>
+      </w:r>
       <w:r>
         <w:rPr>
           <w:rtl/>
@@ -4366,20 +3808,14 @@
         </w:rPr>
         <w:t xml:space="preserve">; </w:t>
       </w:r>
-      <w:hyperlink r:id="rId96">
-        <w:r>
-          <w:rPr>
-            <w:rtl/>
-            <w:cs/>
-            <w:lang w:val="ar_AE" w:bidi="ar_AE"/>
-          </w:rPr>
-          <w:rPr>
-            <w:color w:val="0000EE"/>
-            <w:u w:val="single"/>
-          </w:rPr>
-          <w:t>2:21</w:t>
-        </w:r>
-      </w:hyperlink>
+      <w:r>
+        <w:rPr>
+          <w:rtl/>
+          <w:cs/>
+          <w:lang w:val="ar_AE" w:bidi="ar_AE"/>
+        </w:rPr>
+        <w:t>2:21</w:t>
+      </w:r>
       <w:r>
         <w:rPr>
           <w:rtl/>
@@ -4388,20 +3824,14 @@
         </w:rPr>
         <w:t xml:space="preserve">; </w:t>
       </w:r>
-      <w:hyperlink r:id="rId97">
-        <w:r>
-          <w:rPr>
-            <w:rtl/>
-            <w:cs/>
-            <w:lang w:val="ar_AE" w:bidi="ar_AE"/>
-          </w:rPr>
-          <w:rPr>
-            <w:color w:val="0000EE"/>
-            <w:u w:val="single"/>
-          </w:rPr>
-          <w:t>3:17</w:t>
-        </w:r>
-      </w:hyperlink>
+      <w:r>
+        <w:rPr>
+          <w:rtl/>
+          <w:cs/>
+          <w:lang w:val="ar_AE" w:bidi="ar_AE"/>
+        </w:rPr>
+        <w:t>3:17</w:t>
+      </w:r>
       <w:r>
         <w:rPr>
           <w:rtl/>
@@ -4410,20 +3840,14 @@
         </w:rPr>
         <w:t xml:space="preserve">; </w:t>
       </w:r>
-      <w:hyperlink r:id="rId98">
-        <w:r>
-          <w:rPr>
-            <w:rtl/>
-            <w:cs/>
-            <w:lang w:val="ar_AE" w:bidi="ar_AE"/>
-          </w:rPr>
-          <w:rPr>
-            <w:color w:val="0000EE"/>
-            <w:u w:val="single"/>
-          </w:rPr>
-          <w:t>4:19</w:t>
-        </w:r>
-      </w:hyperlink>
+      <w:r>
+        <w:rPr>
+          <w:rtl/>
+          <w:cs/>
+          <w:lang w:val="ar_AE" w:bidi="ar_AE"/>
+        </w:rPr>
+        <w:t>4:19</w:t>
+      </w:r>
       <w:r>
         <w:rPr>
           <w:rtl/>
@@ -4499,20 +3923,14 @@
         </w:rPr>
         <w:t>كان بولس قلقًا من أن الشيطان، المجرب (</w:t>
       </w:r>
-      <w:hyperlink r:id="rId99">
-        <w:r>
-          <w:rPr>
-            <w:rtl/>
-            <w:cs/>
-            <w:lang w:val="ar_AE" w:bidi="ar_AE"/>
-          </w:rPr>
-          <w:rPr>
-            <w:color w:val="0000EE"/>
-            <w:u w:val="single"/>
-          </w:rPr>
-          <w:t>مرقس 1:13</w:t>
-        </w:r>
-      </w:hyperlink>
+      <w:r>
+        <w:rPr>
+          <w:rtl/>
+          <w:cs/>
+          <w:lang w:val="ar_AE" w:bidi="ar_AE"/>
+        </w:rPr>
+        <w:t>مرقس 1:13</w:t>
+      </w:r>
       <w:r>
         <w:rPr>
           <w:rtl/>
@@ -4521,20 +3939,14 @@
         </w:rPr>
         <w:t xml:space="preserve">؛ </w:t>
       </w:r>
-      <w:hyperlink r:id="rId100">
-        <w:r>
-          <w:rPr>
-            <w:rtl/>
-            <w:cs/>
-            <w:lang w:val="ar_AE" w:bidi="ar_AE"/>
-          </w:rPr>
-          <w:rPr>
-            <w:color w:val="0000EE"/>
-            <w:u w:val="single"/>
-          </w:rPr>
-          <w:t>1 كورنثوس 7:5</w:t>
-        </w:r>
-      </w:hyperlink>
+      <w:r>
+        <w:rPr>
+          <w:rtl/>
+          <w:cs/>
+          <w:lang w:val="ar_AE" w:bidi="ar_AE"/>
+        </w:rPr>
+        <w:t>1 كورنثوس 7:5</w:t>
+      </w:r>
       <w:r>
         <w:rPr>
           <w:rtl/>
@@ -4543,20 +3955,14 @@
         </w:rPr>
         <w:t>)، قد أضعف إيمان أهل تسالونيكي (</w:t>
       </w:r>
-      <w:hyperlink r:id="rId89">
-        <w:r>
-          <w:rPr>
-            <w:rtl/>
-            <w:cs/>
-            <w:lang w:val="ar_AE" w:bidi="ar_AE"/>
-          </w:rPr>
-          <w:rPr>
-            <w:color w:val="0000EE"/>
-            <w:u w:val="single"/>
-          </w:rPr>
-          <w:t>1 تسالونيكي 3:2</w:t>
-        </w:r>
-      </w:hyperlink>
+      <w:r>
+        <w:rPr>
+          <w:rtl/>
+          <w:cs/>
+          <w:lang w:val="ar_AE" w:bidi="ar_AE"/>
+        </w:rPr>
+        <w:t>1 تسالونيكي 3:2</w:t>
+      </w:r>
       <w:r>
         <w:rPr>
           <w:rtl/>
@@ -4565,20 +3971,14 @@
         </w:rPr>
         <w:t xml:space="preserve">، </w:t>
       </w:r>
-      <w:hyperlink r:id="rId21">
-        <w:r>
-          <w:rPr>
-            <w:rtl/>
-            <w:cs/>
-            <w:lang w:val="ar_AE" w:bidi="ar_AE"/>
-          </w:rPr>
-          <w:rPr>
-            <w:color w:val="0000EE"/>
-            <w:u w:val="single"/>
-          </w:rPr>
-          <w:t>6</w:t>
-        </w:r>
-      </w:hyperlink>
+      <w:r>
+        <w:rPr>
+          <w:rtl/>
+          <w:cs/>
+          <w:lang w:val="ar_AE" w:bidi="ar_AE"/>
+        </w:rPr>
+        <w:t>6</w:t>
+      </w:r>
       <w:r>
         <w:rPr>
           <w:rtl/>
@@ -4587,20 +3987,14 @@
         </w:rPr>
         <w:t xml:space="preserve">، </w:t>
       </w:r>
-      <w:hyperlink r:id="rId101">
-        <w:r>
-          <w:rPr>
-            <w:rtl/>
-            <w:cs/>
-            <w:lang w:val="ar_AE" w:bidi="ar_AE"/>
-          </w:rPr>
-          <w:rPr>
-            <w:color w:val="0000EE"/>
-            <w:u w:val="single"/>
-          </w:rPr>
-          <w:t>8</w:t>
-        </w:r>
-      </w:hyperlink>
+      <w:r>
+        <w:rPr>
+          <w:rtl/>
+          <w:cs/>
+          <w:lang w:val="ar_AE" w:bidi="ar_AE"/>
+        </w:rPr>
+        <w:t>8</w:t>
+      </w:r>
       <w:r>
         <w:rPr>
           <w:rtl/>
@@ -4609,20 +4003,14 @@
         </w:rPr>
         <w:t>) وجعل عمله بينهم باطلًا (</w:t>
       </w:r>
-      <w:hyperlink r:id="rId102">
-        <w:r>
-          <w:rPr>
-            <w:rtl/>
-            <w:cs/>
-            <w:lang w:val="ar_AE" w:bidi="ar_AE"/>
-          </w:rPr>
-          <w:rPr>
-            <w:color w:val="0000EE"/>
-            <w:u w:val="single"/>
-          </w:rPr>
-          <w:t>غلاطية 2:2</w:t>
-        </w:r>
-      </w:hyperlink>
+      <w:r>
+        <w:rPr>
+          <w:rtl/>
+          <w:cs/>
+          <w:lang w:val="ar_AE" w:bidi="ar_AE"/>
+        </w:rPr>
+        <w:t>غلاطية 2:2</w:t>
+      </w:r>
       <w:r>
         <w:rPr>
           <w:rtl/>
@@ -4631,20 +4019,14 @@
         </w:rPr>
         <w:t xml:space="preserve">؛ </w:t>
       </w:r>
-      <w:hyperlink r:id="rId103">
-        <w:r>
-          <w:rPr>
-            <w:rtl/>
-            <w:cs/>
-            <w:lang w:val="ar_AE" w:bidi="ar_AE"/>
-          </w:rPr>
-          <w:rPr>
-            <w:color w:val="0000EE"/>
-            <w:u w:val="single"/>
-          </w:rPr>
-          <w:t>فيلبي 2:16</w:t>
-        </w:r>
-      </w:hyperlink>
+      <w:r>
+        <w:rPr>
+          <w:rtl/>
+          <w:cs/>
+          <w:lang w:val="ar_AE" w:bidi="ar_AE"/>
+        </w:rPr>
+        <w:t>فيلبي 2:16</w:t>
+      </w:r>
       <w:r>
         <w:rPr>
           <w:rtl/>
@@ -4720,20 +4102,14 @@
         </w:rPr>
         <w:t>كتب بولس الرسالة الأولى إلى تسالونيكي من كورنثوس بعد عودة تيموثاوس من تسالونيكي (</w:t>
       </w:r>
-      <w:hyperlink r:id="rId89">
-        <w:r>
-          <w:rPr>
-            <w:rtl/>
-            <w:cs/>
-            <w:lang w:val="ar_AE" w:bidi="ar_AE"/>
-          </w:rPr>
-          <w:rPr>
-            <w:color w:val="0000EE"/>
-            <w:u w:val="single"/>
-          </w:rPr>
-          <w:t>3:2</w:t>
-        </w:r>
-      </w:hyperlink>
+      <w:r>
+        <w:rPr>
+          <w:rtl/>
+          <w:cs/>
+          <w:lang w:val="ar_AE" w:bidi="ar_AE"/>
+        </w:rPr>
+        <w:t>3:2</w:t>
+      </w:r>
       <w:r>
         <w:rPr>
           <w:rtl/>
@@ -4742,20 +4118,14 @@
         </w:rPr>
         <w:t xml:space="preserve">, </w:t>
       </w:r>
-      <w:hyperlink r:id="rId90">
-        <w:r>
-          <w:rPr>
-            <w:rtl/>
-            <w:cs/>
-            <w:lang w:val="ar_AE" w:bidi="ar_AE"/>
-          </w:rPr>
-          <w:rPr>
-            <w:color w:val="0000EE"/>
-            <w:u w:val="single"/>
-          </w:rPr>
-          <w:t>5</w:t>
-        </w:r>
-      </w:hyperlink>
+      <w:r>
+        <w:rPr>
+          <w:rtl/>
+          <w:cs/>
+          <w:lang w:val="ar_AE" w:bidi="ar_AE"/>
+        </w:rPr>
+        <w:t>5</w:t>
+      </w:r>
       <w:r>
         <w:rPr>
           <w:rtl/>
@@ -4764,20 +4134,14 @@
         </w:rPr>
         <w:t xml:space="preserve">; </w:t>
       </w:r>
-      <w:hyperlink r:id="rId104">
-        <w:r>
-          <w:rPr>
-            <w:rtl/>
-            <w:cs/>
-            <w:lang w:val="ar_AE" w:bidi="ar_AE"/>
-          </w:rPr>
-          <w:rPr>
-            <w:color w:val="0000EE"/>
-            <w:u w:val="single"/>
-          </w:rPr>
-          <w:t>أعمال 18:5</w:t>
-        </w:r>
-      </w:hyperlink>
+      <w:r>
+        <w:rPr>
+          <w:rtl/>
+          <w:cs/>
+          <w:lang w:val="ar_AE" w:bidi="ar_AE"/>
+        </w:rPr>
+        <w:t>أعمال 18:5</w:t>
+      </w:r>
       <w:r>
         <w:rPr>
           <w:rtl/>
@@ -4803,20 +4167,14 @@
         </w:rPr>
         <w:t xml:space="preserve"> ثباتهم (</w:t>
       </w:r>
-      <w:hyperlink r:id="rId101">
-        <w:r>
-          <w:rPr>
-            <w:rtl/>
-            <w:cs/>
-            <w:lang w:val="ar_AE" w:bidi="ar_AE"/>
-          </w:rPr>
-          <w:rPr>
-            <w:color w:val="0000EE"/>
-            <w:u w:val="single"/>
-          </w:rPr>
-          <w:t>1 تسالونيكي 3:8</w:t>
-        </w:r>
-      </w:hyperlink>
+      <w:r>
+        <w:rPr>
+          <w:rtl/>
+          <w:cs/>
+          <w:lang w:val="ar_AE" w:bidi="ar_AE"/>
+        </w:rPr>
+        <w:t>1 تسالونيكي 3:8</w:t>
+      </w:r>
       <w:r>
         <w:rPr>
           <w:rtl/>
@@ -4825,20 +4183,14 @@
         </w:rPr>
         <w:t xml:space="preserve">)، ورجاءهم (انظر أيضًا </w:t>
       </w:r>
-      <w:hyperlink r:id="rId22">
-        <w:r>
-          <w:rPr>
-            <w:rtl/>
-            <w:cs/>
-            <w:lang w:val="ar_AE" w:bidi="ar_AE"/>
-          </w:rPr>
-          <w:rPr>
-            <w:color w:val="0000EE"/>
-            <w:u w:val="single"/>
-          </w:rPr>
-          <w:t>5:8</w:t>
-        </w:r>
-      </w:hyperlink>
+      <w:r>
+        <w:rPr>
+          <w:rtl/>
+          <w:cs/>
+          <w:lang w:val="ar_AE" w:bidi="ar_AE"/>
+        </w:rPr>
+        <w:t>5:8</w:t>
+      </w:r>
       <w:r>
         <w:rPr>
           <w:rtl/>
@@ -4847,20 +4199,14 @@
         </w:rPr>
         <w:t xml:space="preserve">; </w:t>
       </w:r>
-      <w:hyperlink r:id="rId23">
-        <w:r>
-          <w:rPr>
-            <w:rtl/>
-            <w:cs/>
-            <w:lang w:val="ar_AE" w:bidi="ar_AE"/>
-          </w:rPr>
-          <w:rPr>
-            <w:color w:val="0000EE"/>
-            <w:u w:val="single"/>
-          </w:rPr>
-          <w:t>2 تسالونيكي 1:3–4</w:t>
-        </w:r>
-      </w:hyperlink>
+      <w:r>
+        <w:rPr>
+          <w:rtl/>
+          <w:cs/>
+          <w:lang w:val="ar_AE" w:bidi="ar_AE"/>
+        </w:rPr>
+        <w:t>2 تسالونيكي 1:3–4</w:t>
+      </w:r>
       <w:r>
         <w:rPr>
           <w:rtl/>
@@ -4936,20 +4282,14 @@
         </w:rPr>
         <w:t>كان بولس قلقًا بسبب ظروفه الحالية (</w:t>
       </w:r>
-      <w:hyperlink r:id="rId105">
-        <w:r>
-          <w:rPr>
-            <w:rtl/>
-            <w:cs/>
-            <w:lang w:val="ar_AE" w:bidi="ar_AE"/>
-          </w:rPr>
-          <w:rPr>
-            <w:color w:val="0000EE"/>
-            <w:u w:val="single"/>
-          </w:rPr>
-          <w:t>3:7</w:t>
-        </w:r>
-      </w:hyperlink>
+      <w:r>
+        <w:rPr>
+          <w:rtl/>
+          <w:cs/>
+          <w:lang w:val="ar_AE" w:bidi="ar_AE"/>
+        </w:rPr>
+        <w:t>3:7</w:t>
+      </w:r>
       <w:r>
         <w:rPr>
           <w:rtl/>
@@ -4958,20 +4298,14 @@
         </w:rPr>
         <w:t>) وقلقًا بشدة على الكنيسة (</w:t>
       </w:r>
-      <w:hyperlink r:id="rId93">
-        <w:r>
-          <w:rPr>
-            <w:rtl/>
-            <w:cs/>
-            <w:lang w:val="ar_AE" w:bidi="ar_AE"/>
-          </w:rPr>
-          <w:rPr>
-            <w:color w:val="0000EE"/>
-            <w:u w:val="single"/>
-          </w:rPr>
-          <w:t>3:1</w:t>
-        </w:r>
-      </w:hyperlink>
+      <w:r>
+        <w:rPr>
+          <w:rtl/>
+          <w:cs/>
+          <w:lang w:val="ar_AE" w:bidi="ar_AE"/>
+        </w:rPr>
+        <w:t>3:1</w:t>
+      </w:r>
       <w:r>
         <w:rPr>
           <w:rtl/>
@@ -4980,20 +4314,14 @@
         </w:rPr>
         <w:t xml:space="preserve">, </w:t>
       </w:r>
-      <w:hyperlink r:id="rId90">
-        <w:r>
-          <w:rPr>
-            <w:rtl/>
-            <w:cs/>
-            <w:lang w:val="ar_AE" w:bidi="ar_AE"/>
-          </w:rPr>
-          <w:rPr>
-            <w:color w:val="0000EE"/>
-            <w:u w:val="single"/>
-          </w:rPr>
-          <w:t>5</w:t>
-        </w:r>
-      </w:hyperlink>
+      <w:r>
+        <w:rPr>
+          <w:rtl/>
+          <w:cs/>
+          <w:lang w:val="ar_AE" w:bidi="ar_AE"/>
+        </w:rPr>
+        <w:t>5</w:t>
+      </w:r>
       <w:r>
         <w:rPr>
           <w:rtl/>
@@ -5002,20 +4330,14 @@
         </w:rPr>
         <w:t>). وقد شعر بالارتياح عندما علم أن أهل تسالونيكي ظلوا أقوياء وثابتين في الرب برغم معاناتهم أيضًا (</w:t>
       </w:r>
-      <w:hyperlink r:id="rId27">
-        <w:r>
-          <w:rPr>
-            <w:rtl/>
-            <w:cs/>
-            <w:lang w:val="ar_AE" w:bidi="ar_AE"/>
-          </w:rPr>
-          <w:rPr>
-            <w:color w:val="0000EE"/>
-            <w:u w:val="single"/>
-          </w:rPr>
-          <w:t>2:14</w:t>
-        </w:r>
-      </w:hyperlink>
+      <w:r>
+        <w:rPr>
+          <w:rtl/>
+          <w:cs/>
+          <w:lang w:val="ar_AE" w:bidi="ar_AE"/>
+        </w:rPr>
+        <w:t>2:14</w:t>
+      </w:r>
       <w:r>
         <w:rPr>
           <w:rtl/>
@@ -5024,20 +4346,14 @@
         </w:rPr>
         <w:t xml:space="preserve">; </w:t>
       </w:r>
-      <w:hyperlink r:id="rId28">
-        <w:r>
-          <w:rPr>
-            <w:rtl/>
-            <w:cs/>
-            <w:lang w:val="ar_AE" w:bidi="ar_AE"/>
-          </w:rPr>
-          <w:rPr>
-            <w:color w:val="0000EE"/>
-            <w:u w:val="single"/>
-          </w:rPr>
-          <w:t>3:3–4</w:t>
-        </w:r>
-      </w:hyperlink>
+      <w:r>
+        <w:rPr>
+          <w:rtl/>
+          <w:cs/>
+          <w:lang w:val="ar_AE" w:bidi="ar_AE"/>
+        </w:rPr>
+        <w:t>3:3–4</w:t>
+      </w:r>
       <w:r>
         <w:rPr>
           <w:rtl/>
@@ -5113,20 +4429,14 @@
         </w:rPr>
         <w:t>صلاة بولس للعودة إلى تسالونيكي قريبًا (</w:t>
       </w:r>
-      <w:hyperlink r:id="rId106">
-        <w:r>
-          <w:rPr>
-            <w:rtl/>
-            <w:cs/>
-            <w:lang w:val="ar_AE" w:bidi="ar_AE"/>
-          </w:rPr>
-          <w:rPr>
-            <w:color w:val="0000EE"/>
-            <w:u w:val="single"/>
-          </w:rPr>
-          <w:t>3:10</w:t>
-        </w:r>
-      </w:hyperlink>
+      <w:r>
+        <w:rPr>
+          <w:rtl/>
+          <w:cs/>
+          <w:lang w:val="ar_AE" w:bidi="ar_AE"/>
+        </w:rPr>
+        <w:t>3:10</w:t>
+      </w:r>
       <w:r>
         <w:rPr>
           <w:rtl/>
@@ -5219,20 +4529,14 @@
         </w:rPr>
         <w:t>كانت إحدى سمات هذه الكنيسة هي محبتهم لبعضهم البعض كأعضاء في عائلة الله (</w:t>
       </w:r>
-      <w:hyperlink r:id="rId107">
-        <w:r>
-          <w:rPr>
-            <w:rtl/>
-            <w:cs/>
-            <w:lang w:val="ar_AE" w:bidi="ar_AE"/>
-          </w:rPr>
-          <w:rPr>
-            <w:color w:val="0000EE"/>
-            <w:u w:val="single"/>
-          </w:rPr>
-          <w:t>4:9</w:t>
-        </w:r>
-      </w:hyperlink>
+      <w:r>
+        <w:rPr>
+          <w:rtl/>
+          <w:cs/>
+          <w:lang w:val="ar_AE" w:bidi="ar_AE"/>
+        </w:rPr>
+        <w:t>4:9</w:t>
+      </w:r>
       <w:r>
         <w:rPr>
           <w:rtl/>
@@ -5241,20 +4545,14 @@
         </w:rPr>
         <w:t xml:space="preserve">; </w:t>
       </w:r>
-      <w:hyperlink r:id="rId23">
-        <w:r>
-          <w:rPr>
-            <w:rtl/>
-            <w:cs/>
-            <w:lang w:val="ar_AE" w:bidi="ar_AE"/>
-          </w:rPr>
-          <w:rPr>
-            <w:color w:val="0000EE"/>
-            <w:u w:val="single"/>
-          </w:rPr>
-          <w:t>2 تسالونيكي 1:3–4</w:t>
-        </w:r>
-      </w:hyperlink>
+      <w:r>
+        <w:rPr>
+          <w:rtl/>
+          <w:cs/>
+          <w:lang w:val="ar_AE" w:bidi="ar_AE"/>
+        </w:rPr>
+        <w:t>2 تسالونيكي 1:3–4</w:t>
+      </w:r>
       <w:r>
         <w:rPr>
           <w:rtl/>
@@ -5263,20 +4561,14 @@
         </w:rPr>
         <w:t xml:space="preserve">). كان بولس يصلي أن تنمو محبتهم وتفيض نحو الذين هم خارج المجتمع المسيحي (قارن </w:t>
       </w:r>
-      <w:hyperlink r:id="rId108">
-        <w:r>
-          <w:rPr>
-            <w:rtl/>
-            <w:cs/>
-            <w:lang w:val="ar_AE" w:bidi="ar_AE"/>
-          </w:rPr>
-          <w:rPr>
-            <w:color w:val="0000EE"/>
-            <w:u w:val="single"/>
-          </w:rPr>
-          <w:t>1 تسالونيكي 5:15</w:t>
-        </w:r>
-      </w:hyperlink>
+      <w:r>
+        <w:rPr>
+          <w:rtl/>
+          <w:cs/>
+          <w:lang w:val="ar_AE" w:bidi="ar_AE"/>
+        </w:rPr>
+        <w:t>1 تسالونيكي 5:15</w:t>
+      </w:r>
       <w:r>
         <w:rPr>
           <w:rtl/>
@@ -5285,20 +4577,14 @@
         </w:rPr>
         <w:t xml:space="preserve">; </w:t>
       </w:r>
-      <w:hyperlink r:id="rId109">
-        <w:r>
-          <w:rPr>
-            <w:rtl/>
-            <w:cs/>
-            <w:lang w:val="ar_AE" w:bidi="ar_AE"/>
-          </w:rPr>
-          <w:rPr>
-            <w:color w:val="0000EE"/>
-            <w:u w:val="single"/>
-          </w:rPr>
-          <w:t>غلاطية 6:10</w:t>
-        </w:r>
-      </w:hyperlink>
+      <w:r>
+        <w:rPr>
+          <w:rtl/>
+          <w:cs/>
+          <w:lang w:val="ar_AE" w:bidi="ar_AE"/>
+        </w:rPr>
+        <w:t>غلاطية 6:10</w:t>
+      </w:r>
       <w:r>
         <w:rPr>
           <w:rtl/>
@@ -5307,20 +4593,14 @@
         </w:rPr>
         <w:t xml:space="preserve">; </w:t>
       </w:r>
-      <w:hyperlink r:id="rId110">
-        <w:r>
-          <w:rPr>
-            <w:rtl/>
-            <w:cs/>
-            <w:lang w:val="ar_AE" w:bidi="ar_AE"/>
-          </w:rPr>
-          <w:rPr>
-            <w:color w:val="0000EE"/>
-            <w:u w:val="single"/>
-          </w:rPr>
-          <w:t>2 تيموثاوس 2:24</w:t>
-        </w:r>
-      </w:hyperlink>
+      <w:r>
+        <w:rPr>
+          <w:rtl/>
+          <w:cs/>
+          <w:lang w:val="ar_AE" w:bidi="ar_AE"/>
+        </w:rPr>
+        <w:t>2 تيموثاوس 2:24</w:t>
+      </w:r>
       <w:r>
         <w:rPr>
           <w:rtl/>
@@ -5329,20 +4609,14 @@
         </w:rPr>
         <w:t xml:space="preserve">; </w:t>
       </w:r>
-      <w:hyperlink r:id="rId111">
-        <w:r>
-          <w:rPr>
-            <w:rtl/>
-            <w:cs/>
-            <w:lang w:val="ar_AE" w:bidi="ar_AE"/>
-          </w:rPr>
-          <w:rPr>
-            <w:color w:val="0000EE"/>
-            <w:u w:val="single"/>
-          </w:rPr>
-          <w:t>تيطس 3:2</w:t>
-        </w:r>
-      </w:hyperlink>
+      <w:r>
+        <w:rPr>
+          <w:rtl/>
+          <w:cs/>
+          <w:lang w:val="ar_AE" w:bidi="ar_AE"/>
+        </w:rPr>
+        <w:t>تيطس 3:2</w:t>
+      </w:r>
       <w:r>
         <w:rPr>
           <w:rtl/>
@@ -5418,20 +4692,14 @@
         </w:rPr>
         <w:t>في الجزء الأخير من هذه الصلاة (</w:t>
       </w:r>
-      <w:hyperlink r:id="rId112">
-        <w:r>
-          <w:rPr>
-            <w:rtl/>
-            <w:cs/>
-            <w:lang w:val="ar_AE" w:bidi="ar_AE"/>
-          </w:rPr>
-          <w:rPr>
-            <w:color w:val="0000EE"/>
-            <w:u w:val="single"/>
-          </w:rPr>
-          <w:t>3:11–13</w:t>
-        </w:r>
-      </w:hyperlink>
+      <w:r>
+        <w:rPr>
+          <w:rtl/>
+          <w:cs/>
+          <w:lang w:val="ar_AE" w:bidi="ar_AE"/>
+        </w:rPr>
+        <w:t>3:11–13</w:t>
+      </w:r>
       <w:r>
         <w:rPr>
           <w:rtl/>
@@ -5440,20 +4708,14 @@
         </w:rPr>
         <w:t>)، يصلي بولس أن تكون قلوبهم - أي سلوكهم وعزمهم الأخلاقي (</w:t>
       </w:r>
-      <w:hyperlink r:id="rId113">
-        <w:r>
-          <w:rPr>
-            <w:rtl/>
-            <w:cs/>
-            <w:lang w:val="ar_AE" w:bidi="ar_AE"/>
-          </w:rPr>
-          <w:rPr>
-            <w:color w:val="0000EE"/>
-            <w:u w:val="single"/>
-          </w:rPr>
-          <w:t>متى 5:8</w:t>
-        </w:r>
-      </w:hyperlink>
+      <w:r>
+        <w:rPr>
+          <w:rtl/>
+          <w:cs/>
+          <w:lang w:val="ar_AE" w:bidi="ar_AE"/>
+        </w:rPr>
+        <w:t>متى 5:8</w:t>
+      </w:r>
       <w:r>
         <w:rPr>
           <w:rtl/>
@@ -5462,20 +4724,14 @@
         </w:rPr>
         <w:t xml:space="preserve">; </w:t>
       </w:r>
-      <w:hyperlink r:id="rId114">
-        <w:r>
-          <w:rPr>
-            <w:rtl/>
-            <w:cs/>
-            <w:lang w:val="ar_AE" w:bidi="ar_AE"/>
-          </w:rPr>
-          <w:rPr>
-            <w:color w:val="0000EE"/>
-            <w:u w:val="single"/>
-          </w:rPr>
-          <w:t>أعمال 15:9</w:t>
-        </w:r>
-      </w:hyperlink>
+      <w:r>
+        <w:rPr>
+          <w:rtl/>
+          <w:cs/>
+          <w:lang w:val="ar_AE" w:bidi="ar_AE"/>
+        </w:rPr>
+        <w:t>أعمال 15:9</w:t>
+      </w:r>
       <w:r>
         <w:rPr>
           <w:rtl/>
@@ -5484,20 +4740,14 @@
         </w:rPr>
         <w:t xml:space="preserve">; </w:t>
       </w:r>
-      <w:hyperlink r:id="rId115">
-        <w:r>
-          <w:rPr>
-            <w:rtl/>
-            <w:cs/>
-            <w:lang w:val="ar_AE" w:bidi="ar_AE"/>
-          </w:rPr>
-          <w:rPr>
-            <w:color w:val="0000EE"/>
-            <w:u w:val="single"/>
-          </w:rPr>
-          <w:t>عبرانيين 10:22</w:t>
-        </w:r>
-      </w:hyperlink>
+      <w:r>
+        <w:rPr>
+          <w:rtl/>
+          <w:cs/>
+          <w:lang w:val="ar_AE" w:bidi="ar_AE"/>
+        </w:rPr>
+        <w:t>عبرانيين 10:22</w:t>
+      </w:r>
       <w:r>
         <w:rPr>
           <w:rtl/>
@@ -5540,20 +4790,14 @@
         </w:rPr>
         <w:t xml:space="preserve"> وربما يشير ذلك إلى الملائكة (</w:t>
       </w:r>
-      <w:hyperlink r:id="rId116">
-        <w:r>
-          <w:rPr>
-            <w:rtl/>
-            <w:cs/>
-            <w:lang w:val="ar_AE" w:bidi="ar_AE"/>
-          </w:rPr>
-          <w:rPr>
-            <w:color w:val="0000EE"/>
-            <w:u w:val="single"/>
-          </w:rPr>
-          <w:t>تثنية 33:2</w:t>
-        </w:r>
-      </w:hyperlink>
+      <w:r>
+        <w:rPr>
+          <w:rtl/>
+          <w:cs/>
+          <w:lang w:val="ar_AE" w:bidi="ar_AE"/>
+        </w:rPr>
+        <w:t>تثنية 33:2</w:t>
+      </w:r>
       <w:r>
         <w:rPr>
           <w:rtl/>
@@ -5562,20 +4806,14 @@
         </w:rPr>
         <w:t xml:space="preserve">; </w:t>
       </w:r>
-      <w:hyperlink r:id="rId117">
-        <w:r>
-          <w:rPr>
-            <w:rtl/>
-            <w:cs/>
-            <w:lang w:val="ar_AE" w:bidi="ar_AE"/>
-          </w:rPr>
-          <w:rPr>
-            <w:color w:val="0000EE"/>
-            <w:u w:val="single"/>
-          </w:rPr>
-          <w:t>مزمور 89:5</w:t>
-        </w:r>
-      </w:hyperlink>
+      <w:r>
+        <w:rPr>
+          <w:rtl/>
+          <w:cs/>
+          <w:lang w:val="ar_AE" w:bidi="ar_AE"/>
+        </w:rPr>
+        <w:t>مزمور 89:5</w:t>
+      </w:r>
       <w:r>
         <w:rPr>
           <w:rtl/>
@@ -5584,20 +4822,14 @@
         </w:rPr>
         <w:t xml:space="preserve">, </w:t>
       </w:r>
-      <w:hyperlink r:id="rId118">
-        <w:r>
-          <w:rPr>
-            <w:rtl/>
-            <w:cs/>
-            <w:lang w:val="ar_AE" w:bidi="ar_AE"/>
-          </w:rPr>
-          <w:rPr>
-            <w:color w:val="0000EE"/>
-            <w:u w:val="single"/>
-          </w:rPr>
-          <w:t>7</w:t>
-        </w:r>
-      </w:hyperlink>
+      <w:r>
+        <w:rPr>
+          <w:rtl/>
+          <w:cs/>
+          <w:lang w:val="ar_AE" w:bidi="ar_AE"/>
+        </w:rPr>
+        <w:t>7</w:t>
+      </w:r>
       <w:r>
         <w:rPr>
           <w:rtl/>
@@ -5606,20 +4838,14 @@
         </w:rPr>
         <w:t xml:space="preserve">; </w:t>
       </w:r>
-      <w:hyperlink r:id="rId119">
-        <w:r>
-          <w:rPr>
-            <w:rtl/>
-            <w:cs/>
-            <w:lang w:val="ar_AE" w:bidi="ar_AE"/>
-          </w:rPr>
-          <w:rPr>
-            <w:color w:val="0000EE"/>
-            <w:u w:val="single"/>
-          </w:rPr>
-          <w:t>دانيآل 4:13</w:t>
-        </w:r>
-      </w:hyperlink>
+      <w:r>
+        <w:rPr>
+          <w:rtl/>
+          <w:cs/>
+          <w:lang w:val="ar_AE" w:bidi="ar_AE"/>
+        </w:rPr>
+        <w:t>دانيآل 4:13</w:t>
+      </w:r>
       <w:r>
         <w:rPr>
           <w:rtl/>
@@ -5628,20 +4854,14 @@
         </w:rPr>
         <w:t xml:space="preserve">; </w:t>
       </w:r>
-      <w:hyperlink r:id="rId120">
-        <w:r>
-          <w:rPr>
-            <w:rtl/>
-            <w:cs/>
-            <w:lang w:val="ar_AE" w:bidi="ar_AE"/>
-          </w:rPr>
-          <w:rPr>
-            <w:color w:val="0000EE"/>
-            <w:u w:val="single"/>
-          </w:rPr>
-          <w:t>8:13</w:t>
-        </w:r>
-      </w:hyperlink>
+      <w:r>
+        <w:rPr>
+          <w:rtl/>
+          <w:cs/>
+          <w:lang w:val="ar_AE" w:bidi="ar_AE"/>
+        </w:rPr>
+        <w:t>8:13</w:t>
+      </w:r>
       <w:r>
         <w:rPr>
           <w:rtl/>
@@ -5650,20 +4870,14 @@
         </w:rPr>
         <w:t xml:space="preserve">; </w:t>
       </w:r>
-      <w:hyperlink r:id="rId121">
-        <w:r>
-          <w:rPr>
-            <w:rtl/>
-            <w:cs/>
-            <w:lang w:val="ar_AE" w:bidi="ar_AE"/>
-          </w:rPr>
-          <w:rPr>
-            <w:color w:val="0000EE"/>
-            <w:u w:val="single"/>
-          </w:rPr>
-          <w:t>متى 13:41</w:t>
-        </w:r>
-      </w:hyperlink>
+      <w:r>
+        <w:rPr>
+          <w:rtl/>
+          <w:cs/>
+          <w:lang w:val="ar_AE" w:bidi="ar_AE"/>
+        </w:rPr>
+        <w:t>متى 13:41</w:t>
+      </w:r>
       <w:r>
         <w:rPr>
           <w:rtl/>
@@ -5672,20 +4886,14 @@
         </w:rPr>
         <w:t xml:space="preserve">; </w:t>
       </w:r>
-      <w:hyperlink r:id="rId122">
-        <w:r>
-          <w:rPr>
-            <w:rtl/>
-            <w:cs/>
-            <w:lang w:val="ar_AE" w:bidi="ar_AE"/>
-          </w:rPr>
-          <w:rPr>
-            <w:color w:val="0000EE"/>
-            <w:u w:val="single"/>
-          </w:rPr>
-          <w:t>مرقس 8:38</w:t>
-        </w:r>
-      </w:hyperlink>
+      <w:r>
+        <w:rPr>
+          <w:rtl/>
+          <w:cs/>
+          <w:lang w:val="ar_AE" w:bidi="ar_AE"/>
+        </w:rPr>
+        <w:t>مرقس 8:38</w:t>
+      </w:r>
       <w:r>
         <w:rPr>
           <w:rtl/>
@@ -5694,20 +4902,14 @@
         </w:rPr>
         <w:t xml:space="preserve">; </w:t>
       </w:r>
-      <w:hyperlink r:id="rId123">
-        <w:r>
-          <w:rPr>
-            <w:rtl/>
-            <w:cs/>
-            <w:lang w:val="ar_AE" w:bidi="ar_AE"/>
-          </w:rPr>
-          <w:rPr>
-            <w:color w:val="0000EE"/>
-            <w:u w:val="single"/>
-          </w:rPr>
-          <w:t>13:26–27</w:t>
-        </w:r>
-      </w:hyperlink>
+      <w:r>
+        <w:rPr>
+          <w:rtl/>
+          <w:cs/>
+          <w:lang w:val="ar_AE" w:bidi="ar_AE"/>
+        </w:rPr>
+        <w:t>13:26–27</w:t>
+      </w:r>
       <w:r>
         <w:rPr>
           <w:rtl/>
@@ -5716,20 +4918,14 @@
         </w:rPr>
         <w:t xml:space="preserve">; </w:t>
       </w:r>
-      <w:hyperlink r:id="rId124">
-        <w:r>
-          <w:rPr>
-            <w:rtl/>
-            <w:cs/>
-            <w:lang w:val="ar_AE" w:bidi="ar_AE"/>
-          </w:rPr>
-          <w:rPr>
-            <w:color w:val="0000EE"/>
-            <w:u w:val="single"/>
-          </w:rPr>
-          <w:t>2 تسالونيكي 1:7</w:t>
-        </w:r>
-      </w:hyperlink>
+      <w:r>
+        <w:rPr>
+          <w:rtl/>
+          <w:cs/>
+          <w:lang w:val="ar_AE" w:bidi="ar_AE"/>
+        </w:rPr>
+        <w:t>2 تسالونيكي 1:7</w:t>
+      </w:r>
       <w:r>
         <w:rPr>
           <w:rtl/>
@@ -5805,20 +5001,14 @@
         </w:rPr>
         <w:t>نَسْأَلُكُمْ وَنَطْلُبُ إِلَيْكُمْ: إن طلب بولس باسم الرب يسوع يؤكد سلطان تعليمه. • لأَنَّكُمْ تَعْلَمُونَ أَيَّةَ وَصَايَا أَعْطَيْنَاكُمْ: غالبًا ما كانت تحتوي الرسائل قديمًا على تذكيرات بما كان يعرفه المستلمون بالفعل. وهنا يُذَكِّر بولس أهل تسالونيكي بأمور تتطلب طاعتهم (</w:t>
       </w:r>
-      <w:hyperlink r:id="rId125">
-        <w:r>
-          <w:rPr>
-            <w:rtl/>
-            <w:cs/>
-            <w:lang w:val="ar_AE" w:bidi="ar_AE"/>
-          </w:rPr>
-          <w:rPr>
-            <w:color w:val="0000EE"/>
-            <w:u w:val="single"/>
-          </w:rPr>
-          <w:t>4:11</w:t>
-        </w:r>
-      </w:hyperlink>
+      <w:r>
+        <w:rPr>
+          <w:rtl/>
+          <w:cs/>
+          <w:lang w:val="ar_AE" w:bidi="ar_AE"/>
+        </w:rPr>
+        <w:t>4:11</w:t>
+      </w:r>
       <w:r>
         <w:rPr>
           <w:rtl/>
@@ -5827,20 +5017,14 @@
         </w:rPr>
         <w:t xml:space="preserve">; </w:t>
       </w:r>
-      <w:hyperlink r:id="rId126">
-        <w:r>
-          <w:rPr>
-            <w:rtl/>
-            <w:cs/>
-            <w:lang w:val="ar_AE" w:bidi="ar_AE"/>
-          </w:rPr>
-          <w:rPr>
-            <w:color w:val="0000EE"/>
-            <w:u w:val="single"/>
-          </w:rPr>
-          <w:t>2 تسالونيكي 3:4</w:t>
-        </w:r>
-      </w:hyperlink>
+      <w:r>
+        <w:rPr>
+          <w:rtl/>
+          <w:cs/>
+          <w:lang w:val="ar_AE" w:bidi="ar_AE"/>
+        </w:rPr>
+        <w:t>2 تسالونيكي 3:4</w:t>
+      </w:r>
       <w:r>
         <w:rPr>
           <w:rtl/>
@@ -5849,20 +5033,14 @@
         </w:rPr>
         <w:t xml:space="preserve">, </w:t>
       </w:r>
-      <w:hyperlink r:id="rId127">
-        <w:r>
-          <w:rPr>
-            <w:rtl/>
-            <w:cs/>
-            <w:lang w:val="ar_AE" w:bidi="ar_AE"/>
-          </w:rPr>
-          <w:rPr>
-            <w:color w:val="0000EE"/>
-            <w:u w:val="single"/>
-          </w:rPr>
-          <w:t>6</w:t>
-        </w:r>
-      </w:hyperlink>
+      <w:r>
+        <w:rPr>
+          <w:rtl/>
+          <w:cs/>
+          <w:lang w:val="ar_AE" w:bidi="ar_AE"/>
+        </w:rPr>
+        <w:t>6</w:t>
+      </w:r>
       <w:r>
         <w:rPr>
           <w:rtl/>
@@ -5871,20 +5049,14 @@
         </w:rPr>
         <w:t xml:space="preserve">, </w:t>
       </w:r>
-      <w:hyperlink r:id="rId128">
-        <w:r>
-          <w:rPr>
-            <w:rtl/>
-            <w:cs/>
-            <w:lang w:val="ar_AE" w:bidi="ar_AE"/>
-          </w:rPr>
-          <w:rPr>
-            <w:color w:val="0000EE"/>
-            <w:u w:val="single"/>
-          </w:rPr>
-          <w:t>10</w:t>
-        </w:r>
-      </w:hyperlink>
+      <w:r>
+        <w:rPr>
+          <w:rtl/>
+          <w:cs/>
+          <w:lang w:val="ar_AE" w:bidi="ar_AE"/>
+        </w:rPr>
+        <w:t>10</w:t>
+      </w:r>
       <w:r>
         <w:rPr>
           <w:rtl/>
@@ -5893,20 +5065,14 @@
         </w:rPr>
         <w:t xml:space="preserve">, </w:t>
       </w:r>
-      <w:hyperlink r:id="rId129">
-        <w:r>
-          <w:rPr>
-            <w:rtl/>
-            <w:cs/>
-            <w:lang w:val="ar_AE" w:bidi="ar_AE"/>
-          </w:rPr>
-          <w:rPr>
-            <w:color w:val="0000EE"/>
-            <w:u w:val="single"/>
-          </w:rPr>
-          <w:t>12</w:t>
-        </w:r>
-      </w:hyperlink>
+      <w:r>
+        <w:rPr>
+          <w:rtl/>
+          <w:cs/>
+          <w:lang w:val="ar_AE" w:bidi="ar_AE"/>
+        </w:rPr>
+        <w:t>12</w:t>
+      </w:r>
       <w:r>
         <w:rPr>
           <w:rtl/>
@@ -5982,20 +5148,14 @@
         </w:rPr>
         <w:t>الجزء الثاني من جسم الرسالة يتناول أخبار تيموثاوس عن الكنيسة والأسئلة التي كانت لدى المؤمنين لبولس. يعالج بولس مشكلة الفجور الجنسي (</w:t>
       </w:r>
-      <w:hyperlink r:id="rId130">
-        <w:r>
-          <w:rPr>
-            <w:rtl/>
-            <w:cs/>
-            <w:lang w:val="ar_AE" w:bidi="ar_AE"/>
-          </w:rPr>
-          <w:rPr>
-            <w:color w:val="0000EE"/>
-            <w:u w:val="single"/>
-          </w:rPr>
-          <w:t>4:3–8</w:t>
-        </w:r>
-      </w:hyperlink>
+      <w:r>
+        <w:rPr>
+          <w:rtl/>
+          <w:cs/>
+          <w:lang w:val="ar_AE" w:bidi="ar_AE"/>
+        </w:rPr>
+        <w:t>4:3–8</w:t>
+      </w:r>
       <w:r>
         <w:rPr>
           <w:rtl/>
@@ -6004,20 +5164,14 @@
         </w:rPr>
         <w:t>) قبل أن يجيب على أسئلة أهل تسالونيكي حول المحبة للمسيحيين الآخرين (</w:t>
       </w:r>
-      <w:hyperlink r:id="rId131">
-        <w:r>
-          <w:rPr>
-            <w:rtl/>
-            <w:cs/>
-            <w:lang w:val="ar_AE" w:bidi="ar_AE"/>
-          </w:rPr>
-          <w:rPr>
-            <w:color w:val="0000EE"/>
-            <w:u w:val="single"/>
-          </w:rPr>
-          <w:t>4:9–12</w:t>
-        </w:r>
-      </w:hyperlink>
+      <w:r>
+        <w:rPr>
+          <w:rtl/>
+          <w:cs/>
+          <w:lang w:val="ar_AE" w:bidi="ar_AE"/>
+        </w:rPr>
+        <w:t>4:9–12</w:t>
+      </w:r>
       <w:r>
         <w:rPr>
           <w:rtl/>
@@ -6026,20 +5180,14 @@
         </w:rPr>
         <w:t>)، ومصير المؤمنين الذين ماتوا (</w:t>
       </w:r>
-      <w:hyperlink r:id="rId132">
-        <w:r>
-          <w:rPr>
-            <w:rtl/>
-            <w:cs/>
-            <w:lang w:val="ar_AE" w:bidi="ar_AE"/>
-          </w:rPr>
-          <w:rPr>
-            <w:color w:val="0000EE"/>
-            <w:u w:val="single"/>
-          </w:rPr>
-          <w:t>4:13–18</w:t>
-        </w:r>
-      </w:hyperlink>
+      <w:r>
+        <w:rPr>
+          <w:rtl/>
+          <w:cs/>
+          <w:lang w:val="ar_AE" w:bidi="ar_AE"/>
+        </w:rPr>
+        <w:t>4:13–18</w:t>
+      </w:r>
       <w:r>
         <w:rPr>
           <w:rtl/>
@@ -6048,20 +5196,14 @@
         </w:rPr>
         <w:t>)، وتوقيت يوم الرب (</w:t>
       </w:r>
-      <w:hyperlink r:id="rId133">
-        <w:r>
-          <w:rPr>
-            <w:rtl/>
-            <w:cs/>
-            <w:lang w:val="ar_AE" w:bidi="ar_AE"/>
-          </w:rPr>
-          <w:rPr>
-            <w:color w:val="0000EE"/>
-            <w:u w:val="single"/>
-          </w:rPr>
-          <w:t>5:1–11</w:t>
-        </w:r>
-      </w:hyperlink>
+      <w:r>
+        <w:rPr>
+          <w:rtl/>
+          <w:cs/>
+          <w:lang w:val="ar_AE" w:bidi="ar_AE"/>
+        </w:rPr>
+        <w:t>5:1–11</w:t>
+      </w:r>
       <w:r>
         <w:rPr>
           <w:rtl/>
@@ -6070,20 +5212,14 @@
         </w:rPr>
         <w:t>). كما يناقش بولس مجموعة متنوعة من التوجيهات تشتمل على مواضيع مثل القيادة والعلاقات المجتمعية (</w:t>
       </w:r>
-      <w:hyperlink r:id="rId134">
-        <w:r>
-          <w:rPr>
-            <w:rtl/>
-            <w:cs/>
-            <w:lang w:val="ar_AE" w:bidi="ar_AE"/>
-          </w:rPr>
-          <w:rPr>
-            <w:color w:val="0000EE"/>
-            <w:u w:val="single"/>
-          </w:rPr>
-          <w:t>5:12–15</w:t>
-        </w:r>
-      </w:hyperlink>
+      <w:r>
+        <w:rPr>
+          <w:rtl/>
+          <w:cs/>
+          <w:lang w:val="ar_AE" w:bidi="ar_AE"/>
+        </w:rPr>
+        <w:t>5:12–15</w:t>
+      </w:r>
       <w:r>
         <w:rPr>
           <w:rtl/>
@@ -6092,20 +5228,14 @@
         </w:rPr>
         <w:t>)، العلاقة بالرب (</w:t>
       </w:r>
-      <w:hyperlink r:id="rId135">
-        <w:r>
-          <w:rPr>
-            <w:rtl/>
-            <w:cs/>
-            <w:lang w:val="ar_AE" w:bidi="ar_AE"/>
-          </w:rPr>
-          <w:rPr>
-            <w:color w:val="0000EE"/>
-            <w:u w:val="single"/>
-          </w:rPr>
-          <w:t>5:16–18</w:t>
-        </w:r>
-      </w:hyperlink>
+      <w:r>
+        <w:rPr>
+          <w:rtl/>
+          <w:cs/>
+          <w:lang w:val="ar_AE" w:bidi="ar_AE"/>
+        </w:rPr>
+        <w:t>5:16–18</w:t>
+      </w:r>
       <w:r>
         <w:rPr>
           <w:rtl/>
@@ -6114,20 +5244,14 @@
         </w:rPr>
         <w:t>)، والنبوة (</w:t>
       </w:r>
-      <w:hyperlink r:id="rId136">
-        <w:r>
-          <w:rPr>
-            <w:rtl/>
-            <w:cs/>
-            <w:lang w:val="ar_AE" w:bidi="ar_AE"/>
-          </w:rPr>
-          <w:rPr>
-            <w:color w:val="0000EE"/>
-            <w:u w:val="single"/>
-          </w:rPr>
-          <w:t>5:19–22</w:t>
-        </w:r>
-      </w:hyperlink>
+      <w:r>
+        <w:rPr>
+          <w:rtl/>
+          <w:cs/>
+          <w:lang w:val="ar_AE" w:bidi="ar_AE"/>
+        </w:rPr>
+        <w:t>5:19–22</w:t>
+      </w:r>
       <w:r>
         <w:rPr>
           <w:rtl/>
@@ -6203,20 +5327,14 @@
         </w:rPr>
         <w:t>لأَنَّ هذِهِ هِيَ إِرَادَةُ اللهِ: قَدَاسَتُكُمْ: أساس الأخلاق المسيحية ليس في التفكير الفلسفي حول الفضيلة، بل في القيام بإرادة الله (</w:t>
       </w:r>
-      <w:hyperlink r:id="rId137">
-        <w:r>
-          <w:rPr>
-            <w:rtl/>
-            <w:cs/>
-            <w:lang w:val="ar_AE" w:bidi="ar_AE"/>
-          </w:rPr>
-          <w:rPr>
-            <w:color w:val="0000EE"/>
-            <w:u w:val="single"/>
-          </w:rPr>
-          <w:t>رومية 12:1–2</w:t>
-        </w:r>
-      </w:hyperlink>
+      <w:r>
+        <w:rPr>
+          <w:rtl/>
+          <w:cs/>
+          <w:lang w:val="ar_AE" w:bidi="ar_AE"/>
+        </w:rPr>
+        <w:t>رومية 12:1–2</w:t>
+      </w:r>
       <w:r>
         <w:rPr>
           <w:rtl/>
@@ -6225,20 +5343,14 @@
         </w:rPr>
         <w:t xml:space="preserve">; </w:t>
       </w:r>
-      <w:hyperlink r:id="rId138">
-        <w:r>
-          <w:rPr>
-            <w:rtl/>
-            <w:cs/>
-            <w:lang w:val="ar_AE" w:bidi="ar_AE"/>
-          </w:rPr>
-          <w:rPr>
-            <w:color w:val="0000EE"/>
-            <w:u w:val="single"/>
-          </w:rPr>
-          <w:t>أفسس 6:6</w:t>
-        </w:r>
-      </w:hyperlink>
+      <w:r>
+        <w:rPr>
+          <w:rtl/>
+          <w:cs/>
+          <w:lang w:val="ar_AE" w:bidi="ar_AE"/>
+        </w:rPr>
+        <w:t>أفسس 6:6</w:t>
+      </w:r>
       <w:r>
         <w:rPr>
           <w:rtl/>
@@ -6247,20 +5359,14 @@
         </w:rPr>
         <w:t xml:space="preserve">; </w:t>
       </w:r>
-      <w:hyperlink r:id="rId139">
-        <w:r>
-          <w:rPr>
-            <w:rtl/>
-            <w:cs/>
-            <w:lang w:val="ar_AE" w:bidi="ar_AE"/>
-          </w:rPr>
-          <w:rPr>
-            <w:color w:val="0000EE"/>
-            <w:u w:val="single"/>
-          </w:rPr>
-          <w:t>عبرانيين 10:36</w:t>
-        </w:r>
-      </w:hyperlink>
+      <w:r>
+        <w:rPr>
+          <w:rtl/>
+          <w:cs/>
+          <w:lang w:val="ar_AE" w:bidi="ar_AE"/>
+        </w:rPr>
+        <w:t>عبرانيين 10:36</w:t>
+      </w:r>
       <w:r>
         <w:rPr>
           <w:rtl/>
@@ -6269,20 +5375,14 @@
         </w:rPr>
         <w:t xml:space="preserve">; </w:t>
       </w:r>
-      <w:hyperlink r:id="rId140">
-        <w:r>
-          <w:rPr>
-            <w:rtl/>
-            <w:cs/>
-            <w:lang w:val="ar_AE" w:bidi="ar_AE"/>
-          </w:rPr>
-          <w:rPr>
-            <w:color w:val="0000EE"/>
-            <w:u w:val="single"/>
-          </w:rPr>
-          <w:t>13:20–21</w:t>
-        </w:r>
-      </w:hyperlink>
+      <w:r>
+        <w:rPr>
+          <w:rtl/>
+          <w:cs/>
+          <w:lang w:val="ar_AE" w:bidi="ar_AE"/>
+        </w:rPr>
+        <w:t>13:20–21</w:t>
+      </w:r>
       <w:r>
         <w:rPr>
           <w:rtl/>
@@ -6291,20 +5391,14 @@
         </w:rPr>
         <w:t>). القداسة (</w:t>
       </w:r>
-      <w:hyperlink r:id="rId141">
-        <w:r>
-          <w:rPr>
-            <w:rtl/>
-            <w:cs/>
-            <w:lang w:val="ar_AE" w:bidi="ar_AE"/>
-          </w:rPr>
-          <w:rPr>
-            <w:color w:val="0000EE"/>
-            <w:u w:val="single"/>
-          </w:rPr>
-          <w:t>1 تسالونيكي 4:4</w:t>
-        </w:r>
-      </w:hyperlink>
+      <w:r>
+        <w:rPr>
+          <w:rtl/>
+          <w:cs/>
+          <w:lang w:val="ar_AE" w:bidi="ar_AE"/>
+        </w:rPr>
+        <w:t>1 تسالونيكي 4:4</w:t>
+      </w:r>
       <w:r>
         <w:rPr>
           <w:rtl/>
@@ -6313,20 +5407,14 @@
         </w:rPr>
         <w:t xml:space="preserve">, </w:t>
       </w:r>
-      <w:hyperlink r:id="rId62">
-        <w:r>
-          <w:rPr>
-            <w:rtl/>
-            <w:cs/>
-            <w:lang w:val="ar_AE" w:bidi="ar_AE"/>
-          </w:rPr>
-          <w:rPr>
-            <w:color w:val="0000EE"/>
-            <w:u w:val="single"/>
-          </w:rPr>
-          <w:t>7</w:t>
-        </w:r>
-      </w:hyperlink>
+      <w:r>
+        <w:rPr>
+          <w:rtl/>
+          <w:cs/>
+          <w:lang w:val="ar_AE" w:bidi="ar_AE"/>
+        </w:rPr>
+        <w:t>7</w:t>
+      </w:r>
       <w:r>
         <w:rPr>
           <w:rtl/>
@@ -6335,20 +5423,14 @@
         </w:rPr>
         <w:t>) تشمل حياة الشخص بأكملها (</w:t>
       </w:r>
-      <w:hyperlink r:id="rId142">
-        <w:r>
-          <w:rPr>
-            <w:rtl/>
-            <w:cs/>
-            <w:lang w:val="ar_AE" w:bidi="ar_AE"/>
-          </w:rPr>
-          <w:rPr>
-            <w:color w:val="0000EE"/>
-            <w:u w:val="single"/>
-          </w:rPr>
-          <w:t>5:23</w:t>
-        </w:r>
-      </w:hyperlink>
+      <w:r>
+        <w:rPr>
+          <w:rtl/>
+          <w:cs/>
+          <w:lang w:val="ar_AE" w:bidi="ar_AE"/>
+        </w:rPr>
+        <w:t>5:23</w:t>
+      </w:r>
       <w:r>
         <w:rPr>
           <w:rtl/>
@@ -6441,20 +5523,14 @@
         </w:rPr>
         <w:t>أَنْ يَقْتَنِيَ إِنَاءَهُ (جسده): إن ضبط النفس يجلب الاحترام من الآخرين (</w:t>
       </w:r>
-      <w:hyperlink r:id="rId143">
-        <w:r>
-          <w:rPr>
-            <w:rtl/>
-            <w:cs/>
-            <w:lang w:val="ar_AE" w:bidi="ar_AE"/>
-          </w:rPr>
-          <w:rPr>
-            <w:color w:val="0000EE"/>
-            <w:u w:val="single"/>
-          </w:rPr>
-          <w:t>رومية 12:10</w:t>
-        </w:r>
-      </w:hyperlink>
+      <w:r>
+        <w:rPr>
+          <w:rtl/>
+          <w:cs/>
+          <w:lang w:val="ar_AE" w:bidi="ar_AE"/>
+        </w:rPr>
+        <w:t>رومية 12:10</w:t>
+      </w:r>
       <w:r>
         <w:rPr>
           <w:rtl/>
@@ -6463,20 +5539,14 @@
         </w:rPr>
         <w:t>) والإكرام من الله (</w:t>
       </w:r>
-      <w:hyperlink r:id="rId144">
-        <w:r>
-          <w:rPr>
-            <w:rtl/>
-            <w:cs/>
-            <w:lang w:val="ar_AE" w:bidi="ar_AE"/>
-          </w:rPr>
-          <w:rPr>
-            <w:color w:val="0000EE"/>
-            <w:u w:val="single"/>
-          </w:rPr>
-          <w:t>رومية 2:7</w:t>
-        </w:r>
-      </w:hyperlink>
+      <w:r>
+        <w:rPr>
+          <w:rtl/>
+          <w:cs/>
+          <w:lang w:val="ar_AE" w:bidi="ar_AE"/>
+        </w:rPr>
+        <w:t>رومية 2:7</w:t>
+      </w:r>
       <w:r>
         <w:rPr>
           <w:rtl/>
@@ -6485,20 +5555,14 @@
         </w:rPr>
         <w:t xml:space="preserve">; </w:t>
       </w:r>
-      <w:hyperlink r:id="rId145">
-        <w:r>
-          <w:rPr>
-            <w:rtl/>
-            <w:cs/>
-            <w:lang w:val="ar_AE" w:bidi="ar_AE"/>
-          </w:rPr>
-          <w:rPr>
-            <w:color w:val="0000EE"/>
-            <w:u w:val="single"/>
-          </w:rPr>
-          <w:t>1 بطرس 5:4</w:t>
-        </w:r>
-      </w:hyperlink>
+      <w:r>
+        <w:rPr>
+          <w:rtl/>
+          <w:cs/>
+          <w:lang w:val="ar_AE" w:bidi="ar_AE"/>
+        </w:rPr>
+        <w:t>1 بطرس 5:4</w:t>
+      </w:r>
       <w:r>
         <w:rPr>
           <w:rtl/>
@@ -6507,20 +5571,14 @@
         </w:rPr>
         <w:t xml:space="preserve">, </w:t>
       </w:r>
-      <w:hyperlink r:id="rId146">
-        <w:r>
-          <w:rPr>
-            <w:rtl/>
-            <w:cs/>
-            <w:lang w:val="ar_AE" w:bidi="ar_AE"/>
-          </w:rPr>
-          <w:rPr>
-            <w:color w:val="0000EE"/>
-            <w:u w:val="single"/>
-          </w:rPr>
-          <w:t>6</w:t>
-        </w:r>
-      </w:hyperlink>
+      <w:r>
+        <w:rPr>
+          <w:rtl/>
+          <w:cs/>
+          <w:lang w:val="ar_AE" w:bidi="ar_AE"/>
+        </w:rPr>
+        <w:t>6</w:t>
+      </w:r>
       <w:r>
         <w:rPr>
           <w:rtl/>
@@ -6596,20 +5654,14 @@
         </w:rPr>
         <w:t>الجهل المتعمد بالله وطرقه هو أساس الفساد الأخلاقي (</w:t>
       </w:r>
-      <w:hyperlink r:id="rId147">
-        <w:r>
-          <w:rPr>
-            <w:rtl/>
-            <w:cs/>
-            <w:lang w:val="ar_AE" w:bidi="ar_AE"/>
-          </w:rPr>
-          <w:rPr>
-            <w:color w:val="0000EE"/>
-            <w:u w:val="single"/>
-          </w:rPr>
-          <w:t>رومية 1:18–32</w:t>
-        </w:r>
-      </w:hyperlink>
+      <w:r>
+        <w:rPr>
+          <w:rtl/>
+          <w:cs/>
+          <w:lang w:val="ar_AE" w:bidi="ar_AE"/>
+        </w:rPr>
+        <w:t>رومية 1:18–32</w:t>
+      </w:r>
       <w:r>
         <w:rPr>
           <w:rtl/>
@@ -6618,20 +5670,14 @@
         </w:rPr>
         <w:t xml:space="preserve">؛ </w:t>
       </w:r>
-      <w:hyperlink r:id="rId148">
-        <w:r>
-          <w:rPr>
-            <w:rtl/>
-            <w:cs/>
-            <w:lang w:val="ar_AE" w:bidi="ar_AE"/>
-          </w:rPr>
-          <w:rPr>
-            <w:color w:val="0000EE"/>
-            <w:u w:val="single"/>
-          </w:rPr>
-          <w:t>أفسس 4:17–18</w:t>
-        </w:r>
-      </w:hyperlink>
+      <w:r>
+        <w:rPr>
+          <w:rtl/>
+          <w:cs/>
+          <w:lang w:val="ar_AE" w:bidi="ar_AE"/>
+        </w:rPr>
+        <w:t>أفسس 4:17–18</w:t>
+      </w:r>
       <w:r>
         <w:rPr>
           <w:rtl/>
@@ -6640,20 +5686,14 @@
         </w:rPr>
         <w:t>). • الشهوة: كان الفساد الجنسي غالبًا ما يُقبَل في عالم البحر المتوسط. كما كانت الدعارة مسموحًا بها، لكن العلاقات الجنسية مع زوجة شخص آخر كانت محظورة. وكانت عادات الزواج الرومانية تمنع النساء، ولكن ليس الرجال، من العلاقات خارج الزواج. وعلى النقيض من ذلك، حرَّم الكُتَّاب اليهود والمسيحيون على حد سواء جميع أشكال التورط الجنسي خارج الزواج (</w:t>
       </w:r>
-      <w:hyperlink r:id="rId149">
-        <w:r>
-          <w:rPr>
-            <w:rtl/>
-            <w:cs/>
-            <w:lang w:val="ar_AE" w:bidi="ar_AE"/>
-          </w:rPr>
-          <w:rPr>
-            <w:color w:val="0000EE"/>
-            <w:u w:val="single"/>
-          </w:rPr>
-          <w:t>أعمال 15:20</w:t>
-        </w:r>
-      </w:hyperlink>
+      <w:r>
+        <w:rPr>
+          <w:rtl/>
+          <w:cs/>
+          <w:lang w:val="ar_AE" w:bidi="ar_AE"/>
+        </w:rPr>
+        <w:t>أعمال 15:20</w:t>
+      </w:r>
       <w:r>
         <w:rPr>
           <w:rtl/>
@@ -6662,20 +5702,14 @@
         </w:rPr>
         <w:t xml:space="preserve">؛ </w:t>
       </w:r>
-      <w:hyperlink r:id="rId150">
-        <w:r>
-          <w:rPr>
-            <w:rtl/>
-            <w:cs/>
-            <w:lang w:val="ar_AE" w:bidi="ar_AE"/>
-          </w:rPr>
-          <w:rPr>
-            <w:color w:val="0000EE"/>
-            <w:u w:val="single"/>
-          </w:rPr>
-          <w:t>1 كورنثوس 6:12–20</w:t>
-        </w:r>
-      </w:hyperlink>
+      <w:r>
+        <w:rPr>
+          <w:rtl/>
+          <w:cs/>
+          <w:lang w:val="ar_AE" w:bidi="ar_AE"/>
+        </w:rPr>
+        <w:t>1 كورنثوس 6:12–20</w:t>
+      </w:r>
       <w:r>
         <w:rPr>
           <w:rtl/>
@@ -6684,20 +5718,14 @@
         </w:rPr>
         <w:t xml:space="preserve">؛ </w:t>
       </w:r>
-      <w:hyperlink r:id="rId151">
-        <w:r>
-          <w:rPr>
-            <w:rtl/>
-            <w:cs/>
-            <w:lang w:val="ar_AE" w:bidi="ar_AE"/>
-          </w:rPr>
-          <w:rPr>
-            <w:color w:val="0000EE"/>
-            <w:u w:val="single"/>
-          </w:rPr>
-          <w:t>كولوسي 3:5–6</w:t>
-        </w:r>
-      </w:hyperlink>
+      <w:r>
+        <w:rPr>
+          <w:rtl/>
+          <w:cs/>
+          <w:lang w:val="ar_AE" w:bidi="ar_AE"/>
+        </w:rPr>
+        <w:t>كولوسي 3:5–6</w:t>
+      </w:r>
       <w:r>
         <w:rPr>
           <w:rtl/>
@@ -6773,20 +5801,14 @@
         </w:rPr>
         <w:t xml:space="preserve">لَمْ يَدْعُنَا لِلنَّجَاسَةِ ... الْقَدَاسَةِ: انظر </w:t>
       </w:r>
-      <w:hyperlink r:id="rId152">
-        <w:r>
-          <w:rPr>
-            <w:rtl/>
-            <w:cs/>
-            <w:lang w:val="ar_AE" w:bidi="ar_AE"/>
-          </w:rPr>
-          <w:rPr>
-            <w:color w:val="0000EE"/>
-            <w:u w:val="single"/>
-          </w:rPr>
-          <w:t>1:4</w:t>
-        </w:r>
-      </w:hyperlink>
+      <w:r>
+        <w:rPr>
+          <w:rtl/>
+          <w:cs/>
+          <w:lang w:val="ar_AE" w:bidi="ar_AE"/>
+        </w:rPr>
+        <w:t>1:4</w:t>
+      </w:r>
       <w:r>
         <w:rPr>
           <w:rtl/>
@@ -6795,20 +5817,14 @@
         </w:rPr>
         <w:t xml:space="preserve">; </w:t>
       </w:r>
-      <w:hyperlink r:id="rId153">
-        <w:r>
-          <w:rPr>
-            <w:rtl/>
-            <w:cs/>
-            <w:lang w:val="ar_AE" w:bidi="ar_AE"/>
-          </w:rPr>
-          <w:rPr>
-            <w:color w:val="0000EE"/>
-            <w:u w:val="single"/>
-          </w:rPr>
-          <w:t>2:12</w:t>
-        </w:r>
-      </w:hyperlink>
+      <w:r>
+        <w:rPr>
+          <w:rtl/>
+          <w:cs/>
+          <w:lang w:val="ar_AE" w:bidi="ar_AE"/>
+        </w:rPr>
+        <w:t>2:12</w:t>
+      </w:r>
       <w:r>
         <w:rPr>
           <w:rtl/>
@@ -6817,20 +5833,14 @@
         </w:rPr>
         <w:t xml:space="preserve">; </w:t>
       </w:r>
-      <w:hyperlink r:id="rId154">
-        <w:r>
-          <w:rPr>
-            <w:rtl/>
-            <w:cs/>
-            <w:lang w:val="ar_AE" w:bidi="ar_AE"/>
-          </w:rPr>
-          <w:rPr>
-            <w:color w:val="0000EE"/>
-            <w:u w:val="single"/>
-          </w:rPr>
-          <w:t>5:23–24</w:t>
-        </w:r>
-      </w:hyperlink>
+      <w:r>
+        <w:rPr>
+          <w:rtl/>
+          <w:cs/>
+          <w:lang w:val="ar_AE" w:bidi="ar_AE"/>
+        </w:rPr>
+        <w:t>5:23–24</w:t>
+      </w:r>
       <w:r>
         <w:rPr>
           <w:rtl/>
@@ -6839,20 +5849,14 @@
         </w:rPr>
         <w:t xml:space="preserve">; </w:t>
       </w:r>
-      <w:hyperlink r:id="rId24">
-        <w:r>
-          <w:rPr>
-            <w:rtl/>
-            <w:cs/>
-            <w:lang w:val="ar_AE" w:bidi="ar_AE"/>
-          </w:rPr>
-          <w:rPr>
-            <w:color w:val="0000EE"/>
-            <w:u w:val="single"/>
-          </w:rPr>
-          <w:t>2 تسالونيكي 2:13–14</w:t>
-        </w:r>
-      </w:hyperlink>
+      <w:r>
+        <w:rPr>
+          <w:rtl/>
+          <w:cs/>
+          <w:lang w:val="ar_AE" w:bidi="ar_AE"/>
+        </w:rPr>
+        <w:t>2 تسالونيكي 2:13–14</w:t>
+      </w:r>
       <w:r>
         <w:rPr>
           <w:rtl/>
@@ -6861,20 +5865,14 @@
         </w:rPr>
         <w:t xml:space="preserve">; </w:t>
       </w:r>
-      <w:hyperlink r:id="rId155">
-        <w:r>
-          <w:rPr>
-            <w:rtl/>
-            <w:cs/>
-            <w:lang w:val="ar_AE" w:bidi="ar_AE"/>
-          </w:rPr>
-          <w:rPr>
-            <w:color w:val="0000EE"/>
-            <w:u w:val="single"/>
-          </w:rPr>
-          <w:t>1 بطرس 1:15–16</w:t>
-        </w:r>
-      </w:hyperlink>
+      <w:r>
+        <w:rPr>
+          <w:rtl/>
+          <w:cs/>
+          <w:lang w:val="ar_AE" w:bidi="ar_AE"/>
+        </w:rPr>
+        <w:t>1 بطرس 1:15–16</w:t>
+      </w:r>
       <w:r>
         <w:rPr>
           <w:rtl/>
@@ -6950,20 +5948,14 @@
         </w:rPr>
         <w:t>كان رفض تعليم بولس في هذه الأمور بمثابة رفض لله نفسه. • إن الروح القدس هو من يعطي المؤمنين القدرة على العيش وفقًا لإرادة الله (</w:t>
       </w:r>
-      <w:hyperlink r:id="rId156">
-        <w:r>
-          <w:rPr>
-            <w:rtl/>
-            <w:cs/>
-            <w:lang w:val="ar_AE" w:bidi="ar_AE"/>
-          </w:rPr>
-          <w:rPr>
-            <w:color w:val="0000EE"/>
-            <w:u w:val="single"/>
-          </w:rPr>
-          <w:t>حزقيال 36: 27</w:t>
-        </w:r>
-      </w:hyperlink>
+      <w:r>
+        <w:rPr>
+          <w:rtl/>
+          <w:cs/>
+          <w:lang w:val="ar_AE" w:bidi="ar_AE"/>
+        </w:rPr>
+        <w:t>حزقيال 36: 27</w:t>
+      </w:r>
       <w:r>
         <w:rPr>
           <w:rtl/>
@@ -6972,20 +5964,14 @@
         </w:rPr>
         <w:t xml:space="preserve">; </w:t>
       </w:r>
-      <w:hyperlink r:id="rId157">
-        <w:r>
-          <w:rPr>
-            <w:rtl/>
-            <w:cs/>
-            <w:lang w:val="ar_AE" w:bidi="ar_AE"/>
-          </w:rPr>
-          <w:rPr>
-            <w:color w:val="0000EE"/>
-            <w:u w:val="single"/>
-          </w:rPr>
-          <w:t>رومية 8: 1–4</w:t>
-        </w:r>
-      </w:hyperlink>
+      <w:r>
+        <w:rPr>
+          <w:rtl/>
+          <w:cs/>
+          <w:lang w:val="ar_AE" w:bidi="ar_AE"/>
+        </w:rPr>
+        <w:t>رومية 8: 1–4</w:t>
+      </w:r>
       <w:r>
         <w:rPr>
           <w:rtl/>
@@ -6994,20 +5980,14 @@
         </w:rPr>
         <w:t xml:space="preserve">; </w:t>
       </w:r>
-      <w:hyperlink r:id="rId158">
-        <w:r>
-          <w:rPr>
-            <w:rtl/>
-            <w:cs/>
-            <w:lang w:val="ar_AE" w:bidi="ar_AE"/>
-          </w:rPr>
-          <w:rPr>
-            <w:color w:val="0000EE"/>
-            <w:u w:val="single"/>
-          </w:rPr>
-          <w:t>غلاطية 5: 16</w:t>
-        </w:r>
-      </w:hyperlink>
+      <w:r>
+        <w:rPr>
+          <w:rtl/>
+          <w:cs/>
+          <w:lang w:val="ar_AE" w:bidi="ar_AE"/>
+        </w:rPr>
+        <w:t>غلاطية 5: 16</w:t>
+      </w:r>
       <w:r>
         <w:rPr>
           <w:rtl/>
@@ -7016,20 +5996,14 @@
         </w:rPr>
         <w:t xml:space="preserve">; </w:t>
       </w:r>
-      <w:hyperlink r:id="rId159">
-        <w:r>
-          <w:rPr>
-            <w:rtl/>
-            <w:cs/>
-            <w:lang w:val="ar_AE" w:bidi="ar_AE"/>
-          </w:rPr>
-          <w:rPr>
-            <w:color w:val="0000EE"/>
-            <w:u w:val="single"/>
-          </w:rPr>
-          <w:t>1 يوحنا 3: 24</w:t>
-        </w:r>
-      </w:hyperlink>
+      <w:r>
+        <w:rPr>
+          <w:rtl/>
+          <w:cs/>
+          <w:lang w:val="ar_AE" w:bidi="ar_AE"/>
+        </w:rPr>
+        <w:t>1 يوحنا 3: 24</w:t>
+      </w:r>
       <w:r>
         <w:rPr>
           <w:rtl/>
@@ -7105,20 +6079,14 @@
         </w:rPr>
         <w:t xml:space="preserve">لأَنَّكُمْ أَنْفُسَكُمْ مُتَعَلِّمُونَ مِنَ اللهِ أَنْ يُحِبَّ بَعْضُكُمْ بَعْضًا (راجع </w:t>
       </w:r>
-      <w:hyperlink r:id="rId160">
-        <w:r>
-          <w:rPr>
-            <w:rtl/>
-            <w:cs/>
-            <w:lang w:val="ar_AE" w:bidi="ar_AE"/>
-          </w:rPr>
-          <w:rPr>
-            <w:color w:val="0000EE"/>
-            <w:u w:val="single"/>
-          </w:rPr>
-          <w:t>إشعياء 54:13</w:t>
-        </w:r>
-      </w:hyperlink>
+      <w:r>
+        <w:rPr>
+          <w:rtl/>
+          <w:cs/>
+          <w:lang w:val="ar_AE" w:bidi="ar_AE"/>
+        </w:rPr>
+        <w:t>إشعياء 54:13</w:t>
+      </w:r>
       <w:r>
         <w:rPr>
           <w:rtl/>
@@ -7127,20 +6095,14 @@
         </w:rPr>
         <w:t>) وذلك من خلال تعليم يسوع (</w:t>
       </w:r>
-      <w:hyperlink r:id="rId161">
-        <w:r>
-          <w:rPr>
-            <w:rtl/>
-            <w:cs/>
-            <w:lang w:val="ar_AE" w:bidi="ar_AE"/>
-          </w:rPr>
-          <w:rPr>
-            <w:color w:val="0000EE"/>
-            <w:u w:val="single"/>
-          </w:rPr>
-          <w:t>يوحنا 13:34–35</w:t>
-        </w:r>
-      </w:hyperlink>
+      <w:r>
+        <w:rPr>
+          <w:rtl/>
+          <w:cs/>
+          <w:lang w:val="ar_AE" w:bidi="ar_AE"/>
+        </w:rPr>
+        <w:t>يوحنا 13:34–35</w:t>
+      </w:r>
       <w:r>
         <w:rPr>
           <w:rtl/>
@@ -7149,20 +6111,14 @@
         </w:rPr>
         <w:t>)، والصليب (</w:t>
       </w:r>
-      <w:hyperlink r:id="rId162">
-        <w:r>
-          <w:rPr>
-            <w:rtl/>
-            <w:cs/>
-            <w:lang w:val="ar_AE" w:bidi="ar_AE"/>
-          </w:rPr>
-          <w:rPr>
-            <w:color w:val="0000EE"/>
-            <w:u w:val="single"/>
-          </w:rPr>
-          <w:t>رومية 5:8</w:t>
-        </w:r>
-      </w:hyperlink>
+      <w:r>
+        <w:rPr>
+          <w:rtl/>
+          <w:cs/>
+          <w:lang w:val="ar_AE" w:bidi="ar_AE"/>
+        </w:rPr>
+        <w:t>رومية 5:8</w:t>
+      </w:r>
       <w:r>
         <w:rPr>
           <w:rtl/>
@@ -7171,20 +6127,14 @@
         </w:rPr>
         <w:t xml:space="preserve">; </w:t>
       </w:r>
-      <w:hyperlink r:id="rId163">
-        <w:r>
-          <w:rPr>
-            <w:rtl/>
-            <w:cs/>
-            <w:lang w:val="ar_AE" w:bidi="ar_AE"/>
-          </w:rPr>
-          <w:rPr>
-            <w:color w:val="0000EE"/>
-            <w:u w:val="single"/>
-          </w:rPr>
-          <w:t>أفسس 5:1–2</w:t>
-        </w:r>
-      </w:hyperlink>
+      <w:r>
+        <w:rPr>
+          <w:rtl/>
+          <w:cs/>
+          <w:lang w:val="ar_AE" w:bidi="ar_AE"/>
+        </w:rPr>
+        <w:t>أفسس 5:1–2</w:t>
+      </w:r>
       <w:r>
         <w:rPr>
           <w:rtl/>
@@ -7193,20 +6143,14 @@
         </w:rPr>
         <w:t>)، والروح القدس (</w:t>
       </w:r>
-      <w:hyperlink r:id="rId164">
-        <w:r>
-          <w:rPr>
-            <w:rtl/>
-            <w:cs/>
-            <w:lang w:val="ar_AE" w:bidi="ar_AE"/>
-          </w:rPr>
-          <w:rPr>
-            <w:color w:val="0000EE"/>
-            <w:u w:val="single"/>
-          </w:rPr>
-          <w:t>رومية 5:5</w:t>
-        </w:r>
-      </w:hyperlink>
+      <w:r>
+        <w:rPr>
+          <w:rtl/>
+          <w:cs/>
+          <w:lang w:val="ar_AE" w:bidi="ar_AE"/>
+        </w:rPr>
+        <w:t>رومية 5:5</w:t>
+      </w:r>
       <w:r>
         <w:rPr>
           <w:rtl/>
@@ -7215,20 +6159,14 @@
         </w:rPr>
         <w:t xml:space="preserve">; </w:t>
       </w:r>
-      <w:hyperlink r:id="rId165">
-        <w:r>
-          <w:rPr>
-            <w:rtl/>
-            <w:cs/>
-            <w:lang w:val="ar_AE" w:bidi="ar_AE"/>
-          </w:rPr>
-          <w:rPr>
-            <w:color w:val="0000EE"/>
-            <w:u w:val="single"/>
-          </w:rPr>
-          <w:t>غلاطية 5:22</w:t>
-        </w:r>
-      </w:hyperlink>
+      <w:r>
+        <w:rPr>
+          <w:rtl/>
+          <w:cs/>
+          <w:lang w:val="ar_AE" w:bidi="ar_AE"/>
+        </w:rPr>
+        <w:t>غلاطية 5:22</w:t>
+      </w:r>
       <w:r>
         <w:rPr>
           <w:rtl/>
@@ -7304,20 +6242,14 @@
         </w:rPr>
         <w:t xml:space="preserve">يجيب بولس على سلسلة من الأسئلة من أهل تسالونيكي (انظر </w:t>
       </w:r>
-      <w:hyperlink r:id="rId166">
-        <w:r>
-          <w:rPr>
-            <w:rtl/>
-            <w:cs/>
-            <w:lang w:val="ar_AE" w:bidi="ar_AE"/>
-          </w:rPr>
-          <w:rPr>
-            <w:color w:val="0000EE"/>
-            <w:u w:val="single"/>
-          </w:rPr>
-          <w:t>1 كورنثوس 7:1</w:t>
-        </w:r>
-      </w:hyperlink>
+      <w:r>
+        <w:rPr>
+          <w:rtl/>
+          <w:cs/>
+          <w:lang w:val="ar_AE" w:bidi="ar_AE"/>
+        </w:rPr>
+        <w:t>1 كورنثوس 7:1</w:t>
+      </w:r>
       <w:r>
         <w:rPr>
           <w:rtl/>
@@ -7326,20 +6258,14 @@
         </w:rPr>
         <w:t>) حول المحبة المتبادلة بينهم (</w:t>
       </w:r>
-      <w:hyperlink r:id="rId131">
-        <w:r>
-          <w:rPr>
-            <w:rtl/>
-            <w:cs/>
-            <w:lang w:val="ar_AE" w:bidi="ar_AE"/>
-          </w:rPr>
-          <w:rPr>
-            <w:color w:val="0000EE"/>
-            <w:u w:val="single"/>
-          </w:rPr>
-          <w:t>1 تسالونيكي 4:9–12</w:t>
-        </w:r>
-      </w:hyperlink>
+      <w:r>
+        <w:rPr>
+          <w:rtl/>
+          <w:cs/>
+          <w:lang w:val="ar_AE" w:bidi="ar_AE"/>
+        </w:rPr>
+        <w:t>1 تسالونيكي 4:9–12</w:t>
+      </w:r>
       <w:r>
         <w:rPr>
           <w:rtl/>
@@ -7348,20 +6274,14 @@
         </w:rPr>
         <w:t>)، ومصير المؤمنين الذين رقدوا (</w:t>
       </w:r>
-      <w:hyperlink r:id="rId132">
-        <w:r>
-          <w:rPr>
-            <w:rtl/>
-            <w:cs/>
-            <w:lang w:val="ar_AE" w:bidi="ar_AE"/>
-          </w:rPr>
-          <w:rPr>
-            <w:color w:val="0000EE"/>
-            <w:u w:val="single"/>
-          </w:rPr>
-          <w:t>4:13–18</w:t>
-        </w:r>
-      </w:hyperlink>
+      <w:r>
+        <w:rPr>
+          <w:rtl/>
+          <w:cs/>
+          <w:lang w:val="ar_AE" w:bidi="ar_AE"/>
+        </w:rPr>
+        <w:t>4:13–18</w:t>
+      </w:r>
       <w:r>
         <w:rPr>
           <w:rtl/>
@@ -7370,20 +6290,14 @@
         </w:rPr>
         <w:t>)، وموعد مجيء يوم الرب (</w:t>
       </w:r>
-      <w:hyperlink r:id="rId133">
-        <w:r>
-          <w:rPr>
-            <w:rtl/>
-            <w:cs/>
-            <w:lang w:val="ar_AE" w:bidi="ar_AE"/>
-          </w:rPr>
-          <w:rPr>
-            <w:color w:val="0000EE"/>
-            <w:u w:val="single"/>
-          </w:rPr>
-          <w:t>5:1–11</w:t>
-        </w:r>
-      </w:hyperlink>
+      <w:r>
+        <w:rPr>
+          <w:rtl/>
+          <w:cs/>
+          <w:lang w:val="ar_AE" w:bidi="ar_AE"/>
+        </w:rPr>
+        <w:t>5:1–11</w:t>
+      </w:r>
       <w:r>
         <w:rPr>
           <w:rtl/>
@@ -7459,20 +6373,14 @@
         </w:rPr>
         <w:t xml:space="preserve">أظهر المؤمنون في تسالونيكي محبتهم تجاه جميع المؤمنين في مقاطعة مكدونيّة (فيلبّي وبيريّة؛ انظر أيضًا </w:t>
       </w:r>
-      <w:hyperlink r:id="rId167">
-        <w:r>
-          <w:rPr>
-            <w:rtl/>
-            <w:cs/>
-            <w:lang w:val="ar_AE" w:bidi="ar_AE"/>
-          </w:rPr>
-          <w:rPr>
-            <w:color w:val="0000EE"/>
-            <w:u w:val="single"/>
-          </w:rPr>
-          <w:t>1:7–8</w:t>
-        </w:r>
-      </w:hyperlink>
+      <w:r>
+        <w:rPr>
+          <w:rtl/>
+          <w:cs/>
+          <w:lang w:val="ar_AE" w:bidi="ar_AE"/>
+        </w:rPr>
+        <w:t>1:7–8</w:t>
+      </w:r>
       <w:r>
         <w:rPr>
           <w:rtl/>
@@ -7481,20 +6389,14 @@
         </w:rPr>
         <w:t xml:space="preserve">) عن طريق تقديم المساعدة المالية (قارن </w:t>
       </w:r>
-      <w:hyperlink r:id="rId168">
-        <w:r>
-          <w:rPr>
-            <w:rtl/>
-            <w:cs/>
-            <w:lang w:val="ar_AE" w:bidi="ar_AE"/>
-          </w:rPr>
-          <w:rPr>
-            <w:color w:val="0000EE"/>
-            <w:u w:val="single"/>
-          </w:rPr>
-          <w:t>2 كورنثوس 8:1–5</w:t>
-        </w:r>
-      </w:hyperlink>
+      <w:r>
+        <w:rPr>
+          <w:rtl/>
+          <w:cs/>
+          <w:lang w:val="ar_AE" w:bidi="ar_AE"/>
+        </w:rPr>
+        <w:t>2 كورنثوس 8:1–5</w:t>
+      </w:r>
       <w:r>
         <w:rPr>
           <w:rtl/>
@@ -7570,20 +6472,14 @@
         </w:rPr>
         <w:t xml:space="preserve">أن تعيش حياة هادئة (أَنْ تَكُونُوا هَادِئِينَ) يعني أن تكون محترمًا ولا تسبب مشاكل في المجتمع. • وَتَشْتَغِلُوا بِأَيْدِيكُمْ: كان بولس قد قدم تعليمات سابقة من خلال تعليمه (انظر </w:t>
       </w:r>
-      <w:hyperlink r:id="rId128">
-        <w:r>
-          <w:rPr>
-            <w:rtl/>
-            <w:cs/>
-            <w:lang w:val="ar_AE" w:bidi="ar_AE"/>
-          </w:rPr>
-          <w:rPr>
-            <w:color w:val="0000EE"/>
-            <w:u w:val="single"/>
-          </w:rPr>
-          <w:t>تسالونيكي الثانية 3:10</w:t>
-        </w:r>
-      </w:hyperlink>
+      <w:r>
+        <w:rPr>
+          <w:rtl/>
+          <w:cs/>
+          <w:lang w:val="ar_AE" w:bidi="ar_AE"/>
+        </w:rPr>
+        <w:t>تسالونيكي الثانية 3:10</w:t>
+      </w:r>
       <w:r>
         <w:rPr>
           <w:rtl/>
@@ -7592,20 +6488,14 @@
         </w:rPr>
         <w:t>) ومثاله الشخصي (</w:t>
       </w:r>
-      <w:hyperlink r:id="rId169">
-        <w:r>
-          <w:rPr>
-            <w:rtl/>
-            <w:cs/>
-            <w:lang w:val="ar_AE" w:bidi="ar_AE"/>
-          </w:rPr>
-          <w:rPr>
-            <w:color w:val="0000EE"/>
-            <w:u w:val="single"/>
-          </w:rPr>
-          <w:t>تسالونيكي الثانية 3:7–9</w:t>
-        </w:r>
-      </w:hyperlink>
+      <w:r>
+        <w:rPr>
+          <w:rtl/>
+          <w:cs/>
+          <w:lang w:val="ar_AE" w:bidi="ar_AE"/>
+        </w:rPr>
+        <w:t>تسالونيكي الثانية 3:7–9</w:t>
+      </w:r>
       <w:r>
         <w:rPr>
           <w:rtl/>
@@ -7681,20 +6571,14 @@
         </w:rPr>
         <w:t xml:space="preserve">الاكتفاء الذاتي واللياقة سيكسبان التقدير والاحترام من الأشخاص الذين لا يؤمنون (انظر </w:t>
       </w:r>
-      <w:hyperlink r:id="rId170">
-        <w:r>
-          <w:rPr>
-            <w:rtl/>
-            <w:cs/>
-            <w:lang w:val="ar_AE" w:bidi="ar_AE"/>
-          </w:rPr>
-          <w:rPr>
-            <w:color w:val="0000EE"/>
-            <w:u w:val="single"/>
-          </w:rPr>
-          <w:t>رومية 13:13</w:t>
-        </w:r>
-      </w:hyperlink>
+      <w:r>
+        <w:rPr>
+          <w:rtl/>
+          <w:cs/>
+          <w:lang w:val="ar_AE" w:bidi="ar_AE"/>
+        </w:rPr>
+        <w:t>رومية 13:13</w:t>
+      </w:r>
       <w:r>
         <w:rPr>
           <w:rtl/>
@@ -7703,20 +6587,14 @@
         </w:rPr>
         <w:t xml:space="preserve">؛ </w:t>
       </w:r>
-      <w:hyperlink r:id="rId171">
-        <w:r>
-          <w:rPr>
-            <w:rtl/>
-            <w:cs/>
-            <w:lang w:val="ar_AE" w:bidi="ar_AE"/>
-          </w:rPr>
-          <w:rPr>
-            <w:color w:val="0000EE"/>
-            <w:u w:val="single"/>
-          </w:rPr>
-          <w:t>1 كورنثوس 5:12–13</w:t>
-        </w:r>
-      </w:hyperlink>
+      <w:r>
+        <w:rPr>
+          <w:rtl/>
+          <w:cs/>
+          <w:lang w:val="ar_AE" w:bidi="ar_AE"/>
+        </w:rPr>
+        <w:t>1 كورنثوس 5:12–13</w:t>
+      </w:r>
       <w:r>
         <w:rPr>
           <w:rtl/>
@@ -7725,20 +6603,14 @@
         </w:rPr>
         <w:t xml:space="preserve">؛ </w:t>
       </w:r>
-      <w:hyperlink r:id="rId172">
-        <w:r>
-          <w:rPr>
-            <w:rtl/>
-            <w:cs/>
-            <w:lang w:val="ar_AE" w:bidi="ar_AE"/>
-          </w:rPr>
-          <w:rPr>
-            <w:color w:val="0000EE"/>
-            <w:u w:val="single"/>
-          </w:rPr>
-          <w:t>كولوسي 4:5</w:t>
-        </w:r>
-      </w:hyperlink>
+      <w:r>
+        <w:rPr>
+          <w:rtl/>
+          <w:cs/>
+          <w:lang w:val="ar_AE" w:bidi="ar_AE"/>
+        </w:rPr>
+        <w:t>كولوسي 4:5</w:t>
+      </w:r>
       <w:r>
         <w:rPr>
           <w:rtl/>
@@ -7831,20 +6703,14 @@
         </w:rPr>
         <w:t xml:space="preserve"> أيضًا في </w:t>
       </w:r>
-      <w:hyperlink r:id="rId39">
-        <w:r>
-          <w:rPr>
-            <w:rtl/>
-            <w:cs/>
-            <w:lang w:val="ar_AE" w:bidi="ar_AE"/>
-          </w:rPr>
-          <w:rPr>
-            <w:color w:val="0000EE"/>
-            <w:u w:val="single"/>
-          </w:rPr>
-          <w:t>4:14</w:t>
-        </w:r>
-      </w:hyperlink>
+      <w:r>
+        <w:rPr>
+          <w:rtl/>
+          <w:cs/>
+          <w:lang w:val="ar_AE" w:bidi="ar_AE"/>
+        </w:rPr>
+        <w:t>4:14</w:t>
+      </w:r>
       <w:r>
         <w:rPr>
           <w:rtl/>
@@ -7853,20 +6719,14 @@
         </w:rPr>
         <w:t>): كان النوم تعبيرًا شائعًا للتلطيف أو الكناية عن الموت في الأدب اليوناني واليهودي والمسيحي (</w:t>
       </w:r>
-      <w:hyperlink r:id="rId173">
-        <w:r>
-          <w:rPr>
-            <w:rtl/>
-            <w:cs/>
-            <w:lang w:val="ar_AE" w:bidi="ar_AE"/>
-          </w:rPr>
-          <w:rPr>
-            <w:color w:val="0000EE"/>
-            <w:u w:val="single"/>
-          </w:rPr>
-          <w:t>دانيآل 12:2</w:t>
-        </w:r>
-      </w:hyperlink>
+      <w:r>
+        <w:rPr>
+          <w:rtl/>
+          <w:cs/>
+          <w:lang w:val="ar_AE" w:bidi="ar_AE"/>
+        </w:rPr>
+        <w:t>دانيآل 12:2</w:t>
+      </w:r>
       <w:r>
         <w:rPr>
           <w:rtl/>
@@ -7875,20 +6735,14 @@
         </w:rPr>
         <w:t xml:space="preserve">; </w:t>
       </w:r>
-      <w:hyperlink r:id="rId174">
-        <w:r>
-          <w:rPr>
-            <w:rtl/>
-            <w:cs/>
-            <w:lang w:val="ar_AE" w:bidi="ar_AE"/>
-          </w:rPr>
-          <w:rPr>
-            <w:color w:val="0000EE"/>
-            <w:u w:val="single"/>
-          </w:rPr>
-          <w:t>متى 27:52</w:t>
-        </w:r>
-      </w:hyperlink>
+      <w:r>
+        <w:rPr>
+          <w:rtl/>
+          <w:cs/>
+          <w:lang w:val="ar_AE" w:bidi="ar_AE"/>
+        </w:rPr>
+        <w:t>متى 27:52</w:t>
+      </w:r>
       <w:r>
         <w:rPr>
           <w:rtl/>
@@ -7897,20 +6751,14 @@
         </w:rPr>
         <w:t>). إن الوجود الشخصي يستمر بعد الموت (</w:t>
       </w:r>
-      <w:hyperlink r:id="rId175">
-        <w:r>
-          <w:rPr>
-            <w:rtl/>
-            <w:cs/>
-            <w:lang w:val="ar_AE" w:bidi="ar_AE"/>
-          </w:rPr>
-          <w:rPr>
-            <w:color w:val="0000EE"/>
-            <w:u w:val="single"/>
-          </w:rPr>
-          <w:t>لوقا 23:40–43</w:t>
-        </w:r>
-      </w:hyperlink>
+      <w:r>
+        <w:rPr>
+          <w:rtl/>
+          <w:cs/>
+          <w:lang w:val="ar_AE" w:bidi="ar_AE"/>
+        </w:rPr>
+        <w:t>لوقا 23:40–43</w:t>
+      </w:r>
       <w:r>
         <w:rPr>
           <w:rtl/>
@@ -7919,20 +6767,14 @@
         </w:rPr>
         <w:t xml:space="preserve">; </w:t>
       </w:r>
-      <w:hyperlink r:id="rId176">
-        <w:r>
-          <w:rPr>
-            <w:rtl/>
-            <w:cs/>
-            <w:lang w:val="ar_AE" w:bidi="ar_AE"/>
-          </w:rPr>
-          <w:rPr>
-            <w:color w:val="0000EE"/>
-            <w:u w:val="single"/>
-          </w:rPr>
-          <w:t>أعمال 7:55–60</w:t>
-        </w:r>
-      </w:hyperlink>
+      <w:r>
+        <w:rPr>
+          <w:rtl/>
+          <w:cs/>
+          <w:lang w:val="ar_AE" w:bidi="ar_AE"/>
+        </w:rPr>
+        <w:t>أعمال 7:55–60</w:t>
+      </w:r>
       <w:r>
         <w:rPr>
           <w:rtl/>
@@ -7941,20 +6783,14 @@
         </w:rPr>
         <w:t xml:space="preserve">; </w:t>
       </w:r>
-      <w:hyperlink r:id="rId177">
-        <w:r>
-          <w:rPr>
-            <w:rtl/>
-            <w:cs/>
-            <w:lang w:val="ar_AE" w:bidi="ar_AE"/>
-          </w:rPr>
-          <w:rPr>
-            <w:color w:val="0000EE"/>
-            <w:u w:val="single"/>
-          </w:rPr>
-          <w:t>2 كورنثوس 5:6–10</w:t>
-        </w:r>
-      </w:hyperlink>
+      <w:r>
+        <w:rPr>
+          <w:rtl/>
+          <w:cs/>
+          <w:lang w:val="ar_AE" w:bidi="ar_AE"/>
+        </w:rPr>
+        <w:t>2 كورنثوس 5:6–10</w:t>
+      </w:r>
       <w:r>
         <w:rPr>
           <w:rtl/>
@@ -7963,20 +6799,14 @@
         </w:rPr>
         <w:t xml:space="preserve">; </w:t>
       </w:r>
-      <w:hyperlink r:id="rId178">
-        <w:r>
-          <w:rPr>
-            <w:rtl/>
-            <w:cs/>
-            <w:lang w:val="ar_AE" w:bidi="ar_AE"/>
-          </w:rPr>
-          <w:rPr>
-            <w:color w:val="0000EE"/>
-            <w:u w:val="single"/>
-          </w:rPr>
-          <w:t>فيلبي 1:20–24</w:t>
-        </w:r>
-      </w:hyperlink>
+      <w:r>
+        <w:rPr>
+          <w:rtl/>
+          <w:cs/>
+          <w:lang w:val="ar_AE" w:bidi="ar_AE"/>
+        </w:rPr>
+        <w:t>فيلبي 1:20–24</w:t>
+      </w:r>
       <w:r>
         <w:rPr>
           <w:rtl/>
@@ -7985,20 +6815,14 @@
         </w:rPr>
         <w:t xml:space="preserve">; </w:t>
       </w:r>
-      <w:hyperlink r:id="rId179">
-        <w:r>
-          <w:rPr>
-            <w:rtl/>
-            <w:cs/>
-            <w:lang w:val="ar_AE" w:bidi="ar_AE"/>
-          </w:rPr>
-          <w:rPr>
-            <w:color w:val="0000EE"/>
-            <w:u w:val="single"/>
-          </w:rPr>
-          <w:t>رؤيا 6:9–11</w:t>
-        </w:r>
-      </w:hyperlink>
+      <w:r>
+        <w:rPr>
+          <w:rtl/>
+          <w:cs/>
+          <w:lang w:val="ar_AE" w:bidi="ar_AE"/>
+        </w:rPr>
+        <w:t>رؤيا 6:9–11</w:t>
+      </w:r>
       <w:r>
         <w:rPr>
           <w:rtl/>
@@ -8007,20 +6831,14 @@
         </w:rPr>
         <w:t>); والذين توفوا ينتظرون القيامة (</w:t>
       </w:r>
-      <w:hyperlink r:id="rId180">
-        <w:r>
-          <w:rPr>
-            <w:rtl/>
-            <w:cs/>
-            <w:lang w:val="ar_AE" w:bidi="ar_AE"/>
-          </w:rPr>
-          <w:rPr>
-            <w:color w:val="0000EE"/>
-            <w:u w:val="single"/>
-          </w:rPr>
-          <w:t>1 كورنثوس 15:23</w:t>
-        </w:r>
-      </w:hyperlink>
+      <w:r>
+        <w:rPr>
+          <w:rtl/>
+          <w:cs/>
+          <w:lang w:val="ar_AE" w:bidi="ar_AE"/>
+        </w:rPr>
+        <w:t>1 كورنثوس 15:23</w:t>
+      </w:r>
       <w:r>
         <w:rPr>
           <w:rtl/>
@@ -8029,20 +6847,14 @@
         </w:rPr>
         <w:t xml:space="preserve">). • لِكَيْ لاَ تَحْزَنُوا كَالْبَاقِينَ الَّذِينَ لاَ رَجَاءَ لَهُمْ: رسائل التعزية قديمًا كانت تطلب من الحزانى أن لا يستسلمون للحزن لأنهم لا يستطيعون فعل شيء لتجنب الموت. لا يمنع بولس الحزن (قارن </w:t>
       </w:r>
-      <w:hyperlink r:id="rId181">
-        <w:r>
-          <w:rPr>
-            <w:rtl/>
-            <w:cs/>
-            <w:lang w:val="ar_AE" w:bidi="ar_AE"/>
-          </w:rPr>
-          <w:rPr>
-            <w:color w:val="0000EE"/>
-            <w:u w:val="single"/>
-          </w:rPr>
-          <w:t>يوحنا 16:6</w:t>
-        </w:r>
-      </w:hyperlink>
+      <w:r>
+        <w:rPr>
+          <w:rtl/>
+          <w:cs/>
+          <w:lang w:val="ar_AE" w:bidi="ar_AE"/>
+        </w:rPr>
+        <w:t>يوحنا 16:6</w:t>
+      </w:r>
       <w:r>
         <w:rPr>
           <w:rtl/>
@@ -8051,20 +6863,14 @@
         </w:rPr>
         <w:t xml:space="preserve">, </w:t>
       </w:r>
-      <w:hyperlink r:id="rId182">
-        <w:r>
-          <w:rPr>
-            <w:rtl/>
-            <w:cs/>
-            <w:lang w:val="ar_AE" w:bidi="ar_AE"/>
-          </w:rPr>
-          <w:rPr>
-            <w:color w:val="0000EE"/>
-            <w:u w:val="single"/>
-          </w:rPr>
-          <w:t>20</w:t>
-        </w:r>
-      </w:hyperlink>
+      <w:r>
+        <w:rPr>
+          <w:rtl/>
+          <w:cs/>
+          <w:lang w:val="ar_AE" w:bidi="ar_AE"/>
+        </w:rPr>
+        <w:t>20</w:t>
+      </w:r>
       <w:r>
         <w:rPr>
           <w:rtl/>
@@ -8073,20 +6879,14 @@
         </w:rPr>
         <w:t xml:space="preserve">; </w:t>
       </w:r>
-      <w:hyperlink r:id="rId183">
-        <w:r>
-          <w:rPr>
-            <w:rtl/>
-            <w:cs/>
-            <w:lang w:val="ar_AE" w:bidi="ar_AE"/>
-          </w:rPr>
-          <w:rPr>
-            <w:color w:val="0000EE"/>
-            <w:u w:val="single"/>
-          </w:rPr>
-          <w:t>فيلبي 2:27</w:t>
-        </w:r>
-      </w:hyperlink>
+      <w:r>
+        <w:rPr>
+          <w:rtl/>
+          <w:cs/>
+          <w:lang w:val="ar_AE" w:bidi="ar_AE"/>
+        </w:rPr>
+        <w:t>فيلبي 2:27</w:t>
+      </w:r>
       <w:r>
         <w:rPr>
           <w:rtl/>
@@ -8179,20 +6979,14 @@
         </w:rPr>
         <w:t xml:space="preserve"> تُشَكِّل الأساس للرجاء في مواجهة الموت، وهي مضمونة بقيامة المسيح (</w:t>
       </w:r>
-      <w:hyperlink r:id="rId184">
-        <w:r>
-          <w:rPr>
-            <w:rtl/>
-            <w:cs/>
-            <w:lang w:val="ar_AE" w:bidi="ar_AE"/>
-          </w:rPr>
-          <w:rPr>
-            <w:color w:val="0000EE"/>
-            <w:u w:val="single"/>
-          </w:rPr>
-          <w:t>1 كورنثوس 15</w:t>
-        </w:r>
-      </w:hyperlink>
+      <w:r>
+        <w:rPr>
+          <w:rtl/>
+          <w:cs/>
+          <w:lang w:val="ar_AE" w:bidi="ar_AE"/>
+        </w:rPr>
+        <w:t>1 كورنثوس 15</w:t>
+      </w:r>
       <w:r>
         <w:rPr>
           <w:rtl/>
@@ -8201,20 +6995,14 @@
         </w:rPr>
         <w:t>). • عبارة سَيُحْضِرُهُمُ اللهُ أَيْضًا مَعَهُ إلى قيامة المؤمنين (</w:t>
       </w:r>
-      <w:hyperlink r:id="rId185">
-        <w:r>
-          <w:rPr>
-            <w:rtl/>
-            <w:cs/>
-            <w:lang w:val="ar_AE" w:bidi="ar_AE"/>
-          </w:rPr>
-          <w:rPr>
-            <w:color w:val="0000EE"/>
-            <w:u w:val="single"/>
-          </w:rPr>
-          <w:t>1 تسالونيكي 4:16</w:t>
-        </w:r>
-      </w:hyperlink>
+      <w:r>
+        <w:rPr>
+          <w:rtl/>
+          <w:cs/>
+          <w:lang w:val="ar_AE" w:bidi="ar_AE"/>
+        </w:rPr>
+        <w:t>1 تسالونيكي 4:16</w:t>
+      </w:r>
       <w:r>
         <w:rPr>
           <w:rtl/>
@@ -8290,20 +7078,14 @@
         </w:rPr>
         <w:t xml:space="preserve">فَإِنَّنَا نَقُولُ لَكُمْ هذَا بِكَلِمَةِ الرَّب: لقد كان تعليم يسوع هو مصدر ضمان بولس لأهل تسالونيكي (انظر </w:t>
       </w:r>
-      <w:hyperlink r:id="rId186">
-        <w:r>
-          <w:rPr>
-            <w:rtl/>
-            <w:cs/>
-            <w:lang w:val="ar_AE" w:bidi="ar_AE"/>
-          </w:rPr>
-          <w:rPr>
-            <w:color w:val="0000EE"/>
-            <w:u w:val="single"/>
-          </w:rPr>
-          <w:t>متى 24:29–31</w:t>
-        </w:r>
-      </w:hyperlink>
+      <w:r>
+        <w:rPr>
+          <w:rtl/>
+          <w:cs/>
+          <w:lang w:val="ar_AE" w:bidi="ar_AE"/>
+        </w:rPr>
+        <w:t>متى 24:29–31</w:t>
+      </w:r>
       <w:r>
         <w:rPr>
           <w:rtl/>
@@ -8312,20 +7094,14 @@
         </w:rPr>
         <w:t xml:space="preserve">, </w:t>
       </w:r>
-      <w:hyperlink r:id="rId187">
-        <w:r>
-          <w:rPr>
-            <w:rtl/>
-            <w:cs/>
-            <w:lang w:val="ar_AE" w:bidi="ar_AE"/>
-          </w:rPr>
-          <w:rPr>
-            <w:color w:val="0000EE"/>
-            <w:u w:val="single"/>
-          </w:rPr>
-          <w:t>40–41</w:t>
-        </w:r>
-      </w:hyperlink>
+      <w:r>
+        <w:rPr>
+          <w:rtl/>
+          <w:cs/>
+          <w:lang w:val="ar_AE" w:bidi="ar_AE"/>
+        </w:rPr>
+        <w:t>40–41</w:t>
+      </w:r>
       <w:r>
         <w:rPr>
           <w:rtl/>
@@ -8334,20 +7110,14 @@
         </w:rPr>
         <w:t xml:space="preserve">) • لاَ نَسْبِقُ: يريد بولس أن يَعلم أهل تسالونيكي أنه عند عودة الرب، لن يكون الأموات في وضع سلبي أو أقل، بل سيشاركون بالتساوي في القيامة. • عند الإشارة إلى مجيء يسوع، يستخدم بولس مصطلحًا يونانيًا (parousia) الذي يُستخدم عادة لوصف مجيء الإمبراطور إلى مدينة مع الكثير من الجلال والاحتفال (انظر </w:t>
       </w:r>
-      <w:hyperlink r:id="rId188">
-        <w:r>
-          <w:rPr>
-            <w:rtl/>
-            <w:cs/>
-            <w:lang w:val="ar_AE" w:bidi="ar_AE"/>
-          </w:rPr>
-          <w:rPr>
-            <w:color w:val="0000EE"/>
-            <w:u w:val="single"/>
-          </w:rPr>
-          <w:t>1 تسالونيكي 4:17</w:t>
-        </w:r>
-      </w:hyperlink>
+      <w:r>
+        <w:rPr>
+          <w:rtl/>
+          <w:cs/>
+          <w:lang w:val="ar_AE" w:bidi="ar_AE"/>
+        </w:rPr>
+        <w:t>1 تسالونيكي 4:17</w:t>
+      </w:r>
       <w:r>
         <w:rPr>
           <w:rtl/>
@@ -8423,20 +7193,14 @@
         </w:rPr>
         <w:t xml:space="preserve"> بِهُتَافٍ ... وَبُوقِ اللهِ: سيعلن بوق الله القيامة، كما أعلن سابقًا إنقاذ إسرائيل (</w:t>
       </w:r>
-      <w:hyperlink r:id="rId189">
-        <w:r>
-          <w:rPr>
-            <w:rtl/>
-            <w:cs/>
-            <w:lang w:val="ar_AE" w:bidi="ar_AE"/>
-          </w:rPr>
-          <w:rPr>
-            <w:color w:val="0000EE"/>
-            <w:u w:val="single"/>
-          </w:rPr>
-          <w:t>صفنيا 1:16</w:t>
-        </w:r>
-      </w:hyperlink>
+      <w:r>
+        <w:rPr>
+          <w:rtl/>
+          <w:cs/>
+          <w:lang w:val="ar_AE" w:bidi="ar_AE"/>
+        </w:rPr>
+        <w:t>صفنيا 1:16</w:t>
+      </w:r>
       <w:r>
         <w:rPr>
           <w:rtl/>
@@ -8445,20 +7209,14 @@
         </w:rPr>
         <w:t xml:space="preserve">; </w:t>
       </w:r>
-      <w:hyperlink r:id="rId190">
-        <w:r>
-          <w:rPr>
-            <w:rtl/>
-            <w:cs/>
-            <w:lang w:val="ar_AE" w:bidi="ar_AE"/>
-          </w:rPr>
-          <w:rPr>
-            <w:color w:val="0000EE"/>
-            <w:u w:val="single"/>
-          </w:rPr>
-          <w:t>زكريا 9:14</w:t>
-        </w:r>
-      </w:hyperlink>
+      <w:r>
+        <w:rPr>
+          <w:rtl/>
+          <w:cs/>
+          <w:lang w:val="ar_AE" w:bidi="ar_AE"/>
+        </w:rPr>
+        <w:t>زكريا 9:14</w:t>
+      </w:r>
       <w:r>
         <w:rPr>
           <w:rtl/>
@@ -8467,20 +7225,14 @@
         </w:rPr>
         <w:t>). في المستقبل، سيتم إعلان جمع شعب الله المختار من "أقصى أطراف الأرض والسماء" (</w:t>
       </w:r>
-      <w:hyperlink r:id="rId191">
-        <w:r>
-          <w:rPr>
-            <w:rtl/>
-            <w:cs/>
-            <w:lang w:val="ar_AE" w:bidi="ar_AE"/>
-          </w:rPr>
-          <w:rPr>
-            <w:color w:val="0000EE"/>
-            <w:u w:val="single"/>
-          </w:rPr>
-          <w:t>متى 24:31</w:t>
-        </w:r>
-      </w:hyperlink>
+      <w:r>
+        <w:rPr>
+          <w:rtl/>
+          <w:cs/>
+          <w:lang w:val="ar_AE" w:bidi="ar_AE"/>
+        </w:rPr>
+        <w:t>متى 24:31</w:t>
+      </w:r>
       <w:r>
         <w:rPr>
           <w:rtl/>
@@ -8489,20 +7241,14 @@
         </w:rPr>
         <w:t xml:space="preserve">; قارن </w:t>
       </w:r>
-      <w:hyperlink r:id="rId192">
-        <w:r>
-          <w:rPr>
-            <w:rtl/>
-            <w:cs/>
-            <w:lang w:val="ar_AE" w:bidi="ar_AE"/>
-          </w:rPr>
-          <w:rPr>
-            <w:color w:val="0000EE"/>
-            <w:u w:val="single"/>
-          </w:rPr>
-          <w:t>1 كورنثوس 15:52</w:t>
-        </w:r>
-      </w:hyperlink>
+      <w:r>
+        <w:rPr>
+          <w:rtl/>
+          <w:cs/>
+          <w:lang w:val="ar_AE" w:bidi="ar_AE"/>
+        </w:rPr>
+        <w:t>1 كورنثوس 15:52</w:t>
+      </w:r>
       <w:r>
         <w:rPr>
           <w:rtl/>
@@ -8578,20 +7324,14 @@
         </w:rPr>
         <w:t>لِمُلاَقَاةِ: يشير هذا إلى العادة المتمثلة في إرسال وفد رسمي لتحية شخصية بارزة زائرة ومرافقتها عند دخولها المدينة (</w:t>
       </w:r>
-      <w:hyperlink r:id="rId193">
-        <w:r>
-          <w:rPr>
-            <w:rtl/>
-            <w:cs/>
-            <w:lang w:val="ar_AE" w:bidi="ar_AE"/>
-          </w:rPr>
-          <w:rPr>
-            <w:color w:val="0000EE"/>
-            <w:u w:val="single"/>
-          </w:rPr>
-          <w:t>متى 25:6</w:t>
-        </w:r>
-      </w:hyperlink>
+      <w:r>
+        <w:rPr>
+          <w:rtl/>
+          <w:cs/>
+          <w:lang w:val="ar_AE" w:bidi="ar_AE"/>
+        </w:rPr>
+        <w:t>متى 25:6</w:t>
+      </w:r>
       <w:r>
         <w:rPr>
           <w:rtl/>
@@ -8600,20 +7340,14 @@
         </w:rPr>
         <w:t xml:space="preserve">، </w:t>
       </w:r>
-      <w:hyperlink r:id="rId194">
-        <w:r>
-          <w:rPr>
-            <w:rtl/>
-            <w:cs/>
-            <w:lang w:val="ar_AE" w:bidi="ar_AE"/>
-          </w:rPr>
-          <w:rPr>
-            <w:color w:val="0000EE"/>
-            <w:u w:val="single"/>
-          </w:rPr>
-          <w:t>10</w:t>
-        </w:r>
-      </w:hyperlink>
+      <w:r>
+        <w:rPr>
+          <w:rtl/>
+          <w:cs/>
+          <w:lang w:val="ar_AE" w:bidi="ar_AE"/>
+        </w:rPr>
+        <w:t>10</w:t>
+      </w:r>
       <w:r>
         <w:rPr>
           <w:rtl/>
@@ -8622,20 +7356,14 @@
         </w:rPr>
         <w:t xml:space="preserve">؛ </w:t>
       </w:r>
-      <w:hyperlink r:id="rId195">
-        <w:r>
-          <w:rPr>
-            <w:rtl/>
-            <w:cs/>
-            <w:lang w:val="ar_AE" w:bidi="ar_AE"/>
-          </w:rPr>
-          <w:rPr>
-            <w:color w:val="0000EE"/>
-            <w:u w:val="single"/>
-          </w:rPr>
-          <w:t>أعمال الرسل 28:15–16</w:t>
-        </w:r>
-      </w:hyperlink>
+      <w:r>
+        <w:rPr>
+          <w:rtl/>
+          <w:cs/>
+          <w:lang w:val="ar_AE" w:bidi="ar_AE"/>
+        </w:rPr>
+        <w:t>أعمال الرسل 28:15–16</w:t>
+      </w:r>
       <w:r>
         <w:rPr>
           <w:rtl/>
@@ -8778,20 +7506,14 @@
         </w:rPr>
         <w:t>أسئلة مثل كيف ومتى سيحدث كل هذا كانت قد شغلت أفكار كل من اليهود والمسيحيين (</w:t>
       </w:r>
-      <w:hyperlink r:id="rId196">
-        <w:r>
-          <w:rPr>
-            <w:rtl/>
-            <w:cs/>
-            <w:lang w:val="ar_AE" w:bidi="ar_AE"/>
-          </w:rPr>
-          <w:rPr>
-            <w:color w:val="0000EE"/>
-            <w:u w:val="single"/>
-          </w:rPr>
-          <w:t>دانيآل 12:6</w:t>
-        </w:r>
-      </w:hyperlink>
+      <w:r>
+        <w:rPr>
+          <w:rtl/>
+          <w:cs/>
+          <w:lang w:val="ar_AE" w:bidi="ar_AE"/>
+        </w:rPr>
+        <w:t>دانيآل 12:6</w:t>
+      </w:r>
       <w:r>
         <w:rPr>
           <w:rtl/>
@@ -8800,20 +7522,14 @@
         </w:rPr>
         <w:t xml:space="preserve">; </w:t>
       </w:r>
-      <w:hyperlink r:id="rId197">
-        <w:r>
-          <w:rPr>
-            <w:rtl/>
-            <w:cs/>
-            <w:lang w:val="ar_AE" w:bidi="ar_AE"/>
-          </w:rPr>
-          <w:rPr>
-            <w:color w:val="0000EE"/>
-            <w:u w:val="single"/>
-          </w:rPr>
-          <w:t>متى 24:3</w:t>
-        </w:r>
-      </w:hyperlink>
+      <w:r>
+        <w:rPr>
+          <w:rtl/>
+          <w:cs/>
+          <w:lang w:val="ar_AE" w:bidi="ar_AE"/>
+        </w:rPr>
+        <w:t>متى 24:3</w:t>
+      </w:r>
       <w:r>
         <w:rPr>
           <w:rtl/>
@@ -8822,20 +7538,14 @@
         </w:rPr>
         <w:t xml:space="preserve">; </w:t>
       </w:r>
-      <w:hyperlink r:id="rId198">
-        <w:r>
-          <w:rPr>
-            <w:rtl/>
-            <w:cs/>
-            <w:lang w:val="ar_AE" w:bidi="ar_AE"/>
-          </w:rPr>
-          <w:rPr>
-            <w:color w:val="0000EE"/>
-            <w:u w:val="single"/>
-          </w:rPr>
-          <w:t>لوقا 17:20</w:t>
-        </w:r>
-      </w:hyperlink>
+      <w:r>
+        <w:rPr>
+          <w:rtl/>
+          <w:cs/>
+          <w:lang w:val="ar_AE" w:bidi="ar_AE"/>
+        </w:rPr>
+        <w:t>لوقا 17:20</w:t>
+      </w:r>
       <w:r>
         <w:rPr>
           <w:rtl/>
@@ -8844,20 +7554,14 @@
         </w:rPr>
         <w:t xml:space="preserve">; </w:t>
       </w:r>
-      <w:hyperlink r:id="rId199">
-        <w:r>
-          <w:rPr>
-            <w:rtl/>
-            <w:cs/>
-            <w:lang w:val="ar_AE" w:bidi="ar_AE"/>
-          </w:rPr>
-          <w:rPr>
-            <w:color w:val="0000EE"/>
-            <w:u w:val="single"/>
-          </w:rPr>
-          <w:t>أعمال 1:6</w:t>
-        </w:r>
-      </w:hyperlink>
+      <w:r>
+        <w:rPr>
+          <w:rtl/>
+          <w:cs/>
+          <w:lang w:val="ar_AE" w:bidi="ar_AE"/>
+        </w:rPr>
+        <w:t>أعمال 1:6</w:t>
+      </w:r>
       <w:r>
         <w:rPr>
           <w:rtl/>
@@ -8866,20 +7570,14 @@
         </w:rPr>
         <w:t xml:space="preserve">; </w:t>
       </w:r>
-      <w:hyperlink r:id="rId200">
-        <w:r>
-          <w:rPr>
-            <w:rtl/>
-            <w:cs/>
-            <w:lang w:val="ar_AE" w:bidi="ar_AE"/>
-          </w:rPr>
-          <w:rPr>
-            <w:color w:val="0000EE"/>
-            <w:u w:val="single"/>
-          </w:rPr>
-          <w:t>1 بطرس 1:10–11</w:t>
-        </w:r>
-      </w:hyperlink>
+      <w:r>
+        <w:rPr>
+          <w:rtl/>
+          <w:cs/>
+          <w:lang w:val="ar_AE" w:bidi="ar_AE"/>
+        </w:rPr>
+        <w:t>1 بطرس 1:10–11</w:t>
+      </w:r>
       <w:r>
         <w:rPr>
           <w:rtl/>
@@ -8955,20 +7653,14 @@
         </w:rPr>
         <w:t>لأَنَّكُمْ أَنْتُمْ تَعْلَمُونَ بِالتَّحْقِيقِ: يُذَكِّرهم بولس بالتعليم الذي تلقوه بالفعل (</w:t>
       </w:r>
-      <w:hyperlink r:id="rId28">
-        <w:r>
-          <w:rPr>
-            <w:rtl/>
-            <w:cs/>
-            <w:lang w:val="ar_AE" w:bidi="ar_AE"/>
-          </w:rPr>
-          <w:rPr>
-            <w:color w:val="0000EE"/>
-            <w:u w:val="single"/>
-          </w:rPr>
-          <w:t>3:3–4</w:t>
-        </w:r>
-      </w:hyperlink>
+      <w:r>
+        <w:rPr>
+          <w:rtl/>
+          <w:cs/>
+          <w:lang w:val="ar_AE" w:bidi="ar_AE"/>
+        </w:rPr>
+        <w:t>3:3–4</w:t>
+      </w:r>
       <w:r>
         <w:rPr>
           <w:rtl/>
@@ -8977,20 +7669,14 @@
         </w:rPr>
         <w:t>). • يَوْم الرَّبِّ هو الوقت الذي سيأتي فيه الله ليدين البشرية (</w:t>
       </w:r>
-      <w:hyperlink r:id="rId201">
-        <w:r>
-          <w:rPr>
-            <w:rtl/>
-            <w:cs/>
-            <w:lang w:val="ar_AE" w:bidi="ar_AE"/>
-          </w:rPr>
-          <w:rPr>
-            <w:color w:val="0000EE"/>
-            <w:u w:val="single"/>
-          </w:rPr>
-          <w:t>إشعياء 13:6</w:t>
-        </w:r>
-      </w:hyperlink>
+      <w:r>
+        <w:rPr>
+          <w:rtl/>
+          <w:cs/>
+          <w:lang w:val="ar_AE" w:bidi="ar_AE"/>
+        </w:rPr>
+        <w:t>إشعياء 13:6</w:t>
+      </w:r>
       <w:r>
         <w:rPr>
           <w:rtl/>
@@ -8999,20 +7685,14 @@
         </w:rPr>
         <w:t xml:space="preserve">, </w:t>
       </w:r>
-      <w:hyperlink r:id="rId202">
-        <w:r>
-          <w:rPr>
-            <w:rtl/>
-            <w:cs/>
-            <w:lang w:val="ar_AE" w:bidi="ar_AE"/>
-          </w:rPr>
-          <w:rPr>
-            <w:color w:val="0000EE"/>
-            <w:u w:val="single"/>
-          </w:rPr>
-          <w:t>9</w:t>
-        </w:r>
-      </w:hyperlink>
+      <w:r>
+        <w:rPr>
+          <w:rtl/>
+          <w:cs/>
+          <w:lang w:val="ar_AE" w:bidi="ar_AE"/>
+        </w:rPr>
+        <w:t>9</w:t>
+      </w:r>
       <w:r>
         <w:rPr>
           <w:rtl/>
@@ -9021,20 +7701,14 @@
         </w:rPr>
         <w:t xml:space="preserve">; </w:t>
       </w:r>
-      <w:hyperlink r:id="rId203">
-        <w:r>
-          <w:rPr>
-            <w:rtl/>
-            <w:cs/>
-            <w:lang w:val="ar_AE" w:bidi="ar_AE"/>
-          </w:rPr>
-          <w:rPr>
-            <w:color w:val="0000EE"/>
-            <w:u w:val="single"/>
-          </w:rPr>
-          <w:t>حزقيال 30:3</w:t>
-        </w:r>
-      </w:hyperlink>
+      <w:r>
+        <w:rPr>
+          <w:rtl/>
+          <w:cs/>
+          <w:lang w:val="ar_AE" w:bidi="ar_AE"/>
+        </w:rPr>
+        <w:t>حزقيال 30:3</w:t>
+      </w:r>
       <w:r>
         <w:rPr>
           <w:rtl/>
@@ -9043,20 +7717,14 @@
         </w:rPr>
         <w:t>) ويُخلِّص شعبه (</w:t>
       </w:r>
-      <w:hyperlink r:id="rId204">
-        <w:r>
-          <w:rPr>
-            <w:rtl/>
-            <w:cs/>
-            <w:lang w:val="ar_AE" w:bidi="ar_AE"/>
-          </w:rPr>
-          <w:rPr>
-            <w:color w:val="0000EE"/>
-            <w:u w:val="single"/>
-          </w:rPr>
-          <w:t>يوئيل 2:21–32</w:t>
-        </w:r>
-      </w:hyperlink>
+      <w:r>
+        <w:rPr>
+          <w:rtl/>
+          <w:cs/>
+          <w:lang w:val="ar_AE" w:bidi="ar_AE"/>
+        </w:rPr>
+        <w:t>يوئيل 2:21–32</w:t>
+      </w:r>
       <w:r>
         <w:rPr>
           <w:rtl/>
@@ -9065,20 +7733,14 @@
         </w:rPr>
         <w:t xml:space="preserve">; </w:t>
       </w:r>
-      <w:hyperlink r:id="rId205">
-        <w:r>
-          <w:rPr>
-            <w:rtl/>
-            <w:cs/>
-            <w:lang w:val="ar_AE" w:bidi="ar_AE"/>
-          </w:rPr>
-          <w:rPr>
-            <w:color w:val="0000EE"/>
-            <w:u w:val="single"/>
-          </w:rPr>
-          <w:t>3:18</w:t>
-        </w:r>
-      </w:hyperlink>
+      <w:r>
+        <w:rPr>
+          <w:rtl/>
+          <w:cs/>
+          <w:lang w:val="ar_AE" w:bidi="ar_AE"/>
+        </w:rPr>
+        <w:t>3:18</w:t>
+      </w:r>
       <w:r>
         <w:rPr>
           <w:rtl/>
@@ -9087,20 +7749,14 @@
         </w:rPr>
         <w:t xml:space="preserve">; </w:t>
       </w:r>
-      <w:hyperlink r:id="rId206">
-        <w:r>
-          <w:rPr>
-            <w:rtl/>
-            <w:cs/>
-            <w:lang w:val="ar_AE" w:bidi="ar_AE"/>
-          </w:rPr>
-          <w:rPr>
-            <w:color w:val="0000EE"/>
-            <w:u w:val="single"/>
-          </w:rPr>
-          <w:t>زكريا 14</w:t>
-        </w:r>
-      </w:hyperlink>
+      <w:r>
+        <w:rPr>
+          <w:rtl/>
+          <w:cs/>
+          <w:lang w:val="ar_AE" w:bidi="ar_AE"/>
+        </w:rPr>
+        <w:t>زكريا 14</w:t>
+      </w:r>
       <w:r>
         <w:rPr>
           <w:rtl/>
@@ -9109,20 +7765,14 @@
         </w:rPr>
         <w:t xml:space="preserve">). • كَلِصٍّ فِي اللَّيْلِ: قارن </w:t>
       </w:r>
-      <w:hyperlink r:id="rId207">
-        <w:r>
-          <w:rPr>
-            <w:rtl/>
-            <w:cs/>
-            <w:lang w:val="ar_AE" w:bidi="ar_AE"/>
-          </w:rPr>
-          <w:rPr>
-            <w:color w:val="0000EE"/>
-            <w:u w:val="single"/>
-          </w:rPr>
-          <w:t>متى 24:43–44</w:t>
-        </w:r>
-      </w:hyperlink>
+      <w:r>
+        <w:rPr>
+          <w:rtl/>
+          <w:cs/>
+          <w:lang w:val="ar_AE" w:bidi="ar_AE"/>
+        </w:rPr>
+        <w:t>متى 24:43–44</w:t>
+      </w:r>
       <w:r>
         <w:rPr>
           <w:rtl/>
@@ -9131,20 +7781,14 @@
         </w:rPr>
         <w:t xml:space="preserve">; </w:t>
       </w:r>
-      <w:hyperlink r:id="rId208">
-        <w:r>
-          <w:rPr>
-            <w:rtl/>
-            <w:cs/>
-            <w:lang w:val="ar_AE" w:bidi="ar_AE"/>
-          </w:rPr>
-          <w:rPr>
-            <w:color w:val="0000EE"/>
-            <w:u w:val="single"/>
-          </w:rPr>
-          <w:t>لوقا 12:39–40</w:t>
-        </w:r>
-      </w:hyperlink>
+      <w:r>
+        <w:rPr>
+          <w:rtl/>
+          <w:cs/>
+          <w:lang w:val="ar_AE" w:bidi="ar_AE"/>
+        </w:rPr>
+        <w:t>لوقا 12:39–40</w:t>
+      </w:r>
       <w:r>
         <w:rPr>
           <w:rtl/>
@@ -9153,20 +7797,14 @@
         </w:rPr>
         <w:t xml:space="preserve">; </w:t>
       </w:r>
-      <w:hyperlink r:id="rId209">
-        <w:r>
-          <w:rPr>
-            <w:rtl/>
-            <w:cs/>
-            <w:lang w:val="ar_AE" w:bidi="ar_AE"/>
-          </w:rPr>
-          <w:rPr>
-            <w:color w:val="0000EE"/>
-            <w:u w:val="single"/>
-          </w:rPr>
-          <w:t>2 بطرس 3:10</w:t>
-        </w:r>
-      </w:hyperlink>
+      <w:r>
+        <w:rPr>
+          <w:rtl/>
+          <w:cs/>
+          <w:lang w:val="ar_AE" w:bidi="ar_AE"/>
+        </w:rPr>
+        <w:t>2 بطرس 3:10</w:t>
+      </w:r>
       <w:r>
         <w:rPr>
           <w:rtl/>
@@ -9175,20 +7813,14 @@
         </w:rPr>
         <w:t xml:space="preserve">; </w:t>
       </w:r>
-      <w:hyperlink r:id="rId210">
-        <w:r>
-          <w:rPr>
-            <w:rtl/>
-            <w:cs/>
-            <w:lang w:val="ar_AE" w:bidi="ar_AE"/>
-          </w:rPr>
-          <w:rPr>
-            <w:color w:val="0000EE"/>
-            <w:u w:val="single"/>
-          </w:rPr>
-          <w:t>رؤيا 3:3</w:t>
-        </w:r>
-      </w:hyperlink>
+      <w:r>
+        <w:rPr>
+          <w:rtl/>
+          <w:cs/>
+          <w:lang w:val="ar_AE" w:bidi="ar_AE"/>
+        </w:rPr>
+        <w:t>رؤيا 3:3</w:t>
+      </w:r>
       <w:r>
         <w:rPr>
           <w:rtl/>
@@ -9197,20 +7829,14 @@
         </w:rPr>
         <w:t xml:space="preserve">; </w:t>
       </w:r>
-      <w:hyperlink r:id="rId211">
-        <w:r>
-          <w:rPr>
-            <w:rtl/>
-            <w:cs/>
-            <w:lang w:val="ar_AE" w:bidi="ar_AE"/>
-          </w:rPr>
-          <w:rPr>
-            <w:color w:val="0000EE"/>
-            <w:u w:val="single"/>
-          </w:rPr>
-          <w:t>16:15</w:t>
-        </w:r>
-      </w:hyperlink>
+      <w:r>
+        <w:rPr>
+          <w:rtl/>
+          <w:cs/>
+          <w:lang w:val="ar_AE" w:bidi="ar_AE"/>
+        </w:rPr>
+        <w:t>16:15</w:t>
+      </w:r>
       <w:r>
         <w:rPr>
           <w:rtl/>
@@ -9471,20 +8097,14 @@
         </w:rPr>
         <w:t xml:space="preserve"> تم خلاص المؤمنين في تسالونيكي من الظلام (</w:t>
       </w:r>
-      <w:hyperlink r:id="rId212">
-        <w:r>
-          <w:rPr>
-            <w:rtl/>
-            <w:cs/>
-            <w:lang w:val="ar_AE" w:bidi="ar_AE"/>
-          </w:rPr>
-          <w:rPr>
-            <w:color w:val="0000EE"/>
-            <w:u w:val="single"/>
-          </w:rPr>
-          <w:t>يوحنّا 12:36</w:t>
-        </w:r>
-      </w:hyperlink>
+      <w:r>
+        <w:rPr>
+          <w:rtl/>
+          <w:cs/>
+          <w:lang w:val="ar_AE" w:bidi="ar_AE"/>
+        </w:rPr>
+        <w:t>يوحنّا 12:36</w:t>
+      </w:r>
       <w:r>
         <w:rPr>
           <w:rtl/>
@@ -9493,20 +8113,14 @@
         </w:rPr>
         <w:t xml:space="preserve">; </w:t>
       </w:r>
-      <w:hyperlink r:id="rId213">
-        <w:r>
-          <w:rPr>
-            <w:rtl/>
-            <w:cs/>
-            <w:lang w:val="ar_AE" w:bidi="ar_AE"/>
-          </w:rPr>
-          <w:rPr>
-            <w:color w:val="0000EE"/>
-            <w:u w:val="single"/>
-          </w:rPr>
-          <w:t>أعمال 26:18</w:t>
-        </w:r>
-      </w:hyperlink>
+      <w:r>
+        <w:rPr>
+          <w:rtl/>
+          <w:cs/>
+          <w:lang w:val="ar_AE" w:bidi="ar_AE"/>
+        </w:rPr>
+        <w:t>أعمال 26:18</w:t>
+      </w:r>
       <w:r>
         <w:rPr>
           <w:rtl/>
@@ -9515,20 +8129,14 @@
         </w:rPr>
         <w:t xml:space="preserve">; </w:t>
       </w:r>
-      <w:hyperlink r:id="rId214">
-        <w:r>
-          <w:rPr>
-            <w:rtl/>
-            <w:cs/>
-            <w:lang w:val="ar_AE" w:bidi="ar_AE"/>
-          </w:rPr>
-          <w:rPr>
-            <w:color w:val="0000EE"/>
-            <w:u w:val="single"/>
-          </w:rPr>
-          <w:t>أفسس 5:8</w:t>
-        </w:r>
-      </w:hyperlink>
+      <w:r>
+        <w:rPr>
+          <w:rtl/>
+          <w:cs/>
+          <w:lang w:val="ar_AE" w:bidi="ar_AE"/>
+        </w:rPr>
+        <w:t>أفسس 5:8</w:t>
+      </w:r>
       <w:r>
         <w:rPr>
           <w:rtl/>
@@ -9537,20 +8145,14 @@
         </w:rPr>
         <w:t xml:space="preserve">; </w:t>
       </w:r>
-      <w:hyperlink r:id="rId215">
-        <w:r>
-          <w:rPr>
-            <w:rtl/>
-            <w:cs/>
-            <w:lang w:val="ar_AE" w:bidi="ar_AE"/>
-          </w:rPr>
-          <w:rPr>
-            <w:color w:val="0000EE"/>
-            <w:u w:val="single"/>
-          </w:rPr>
-          <w:t>1 بطرس 2:9</w:t>
-        </w:r>
-      </w:hyperlink>
+      <w:r>
+        <w:rPr>
+          <w:rtl/>
+          <w:cs/>
+          <w:lang w:val="ar_AE" w:bidi="ar_AE"/>
+        </w:rPr>
+        <w:t>1 بطرس 2:9</w:t>
+      </w:r>
       <w:r>
         <w:rPr>
           <w:rtl/>
@@ -9559,20 +8161,14 @@
         </w:rPr>
         <w:t>). • أَبْنَاءُ نَهَارٍ: هم ينتمون إلى نظام الله الجديد (</w:t>
       </w:r>
-      <w:hyperlink r:id="rId216">
-        <w:r>
-          <w:rPr>
-            <w:rtl/>
-            <w:cs/>
-            <w:lang w:val="ar_AE" w:bidi="ar_AE"/>
-          </w:rPr>
-          <w:rPr>
-            <w:color w:val="0000EE"/>
-            <w:u w:val="single"/>
-          </w:rPr>
-          <w:t>رومية 13:12</w:t>
-        </w:r>
-      </w:hyperlink>
+      <w:r>
+        <w:rPr>
+          <w:rtl/>
+          <w:cs/>
+          <w:lang w:val="ar_AE" w:bidi="ar_AE"/>
+        </w:rPr>
+        <w:t>رومية 13:12</w:t>
+      </w:r>
       <w:r>
         <w:rPr>
           <w:rtl/>
@@ -9581,20 +8177,14 @@
         </w:rPr>
         <w:t xml:space="preserve">). • مِنْ لَيْل وَلاَ ظُلْمَةٍ: تشير هذه الكلمات إلى حياة غير أخلاقية (انظر </w:t>
       </w:r>
-      <w:hyperlink r:id="rId217">
-        <w:r>
-          <w:rPr>
-            <w:rtl/>
-            <w:cs/>
-            <w:lang w:val="ar_AE" w:bidi="ar_AE"/>
-          </w:rPr>
-          <w:rPr>
-            <w:color w:val="0000EE"/>
-            <w:u w:val="single"/>
-          </w:rPr>
-          <w:t>1 تسالونيكي 5:6–8</w:t>
-        </w:r>
-      </w:hyperlink>
+      <w:r>
+        <w:rPr>
+          <w:rtl/>
+          <w:cs/>
+          <w:lang w:val="ar_AE" w:bidi="ar_AE"/>
+        </w:rPr>
+        <w:t>1 تسالونيكي 5:6–8</w:t>
+      </w:r>
       <w:r>
         <w:rPr>
           <w:rtl/>
@@ -9670,20 +8260,14 @@
         </w:rPr>
         <w:t>عبارة لِنَسْهَرْ وَنَصْحُ تعكس دعوة يسوع للاستعداد الأخلاقي، لأن التلاميذ لن يعرفوا يوم عودته (</w:t>
       </w:r>
-      <w:hyperlink r:id="rId218">
-        <w:r>
-          <w:rPr>
-            <w:rtl/>
-            <w:cs/>
-            <w:lang w:val="ar_AE" w:bidi="ar_AE"/>
-          </w:rPr>
-          <w:rPr>
-            <w:color w:val="0000EE"/>
-            <w:u w:val="single"/>
-          </w:rPr>
-          <w:t>متى 24:42</w:t>
-        </w:r>
-      </w:hyperlink>
+      <w:r>
+        <w:rPr>
+          <w:rtl/>
+          <w:cs/>
+          <w:lang w:val="ar_AE" w:bidi="ar_AE"/>
+        </w:rPr>
+        <w:t>متى 24:42</w:t>
+      </w:r>
       <w:r>
         <w:rPr>
           <w:rtl/>
@@ -9692,20 +8276,14 @@
         </w:rPr>
         <w:t xml:space="preserve">, </w:t>
       </w:r>
-      <w:hyperlink r:id="rId219">
-        <w:r>
-          <w:rPr>
-            <w:rtl/>
-            <w:cs/>
-            <w:lang w:val="ar_AE" w:bidi="ar_AE"/>
-          </w:rPr>
-          <w:rPr>
-            <w:color w:val="0000EE"/>
-            <w:u w:val="single"/>
-          </w:rPr>
-          <w:t>44</w:t>
-        </w:r>
-      </w:hyperlink>
+      <w:r>
+        <w:rPr>
+          <w:rtl/>
+          <w:cs/>
+          <w:lang w:val="ar_AE" w:bidi="ar_AE"/>
+        </w:rPr>
+        <w:t>44</w:t>
+      </w:r>
       <w:r>
         <w:rPr>
           <w:rtl/>
@@ -9714,20 +8292,14 @@
         </w:rPr>
         <w:t xml:space="preserve">; </w:t>
       </w:r>
-      <w:hyperlink r:id="rId220">
-        <w:r>
-          <w:rPr>
-            <w:rtl/>
-            <w:cs/>
-            <w:lang w:val="ar_AE" w:bidi="ar_AE"/>
-          </w:rPr>
-          <w:rPr>
-            <w:color w:val="0000EE"/>
-            <w:u w:val="single"/>
-          </w:rPr>
-          <w:t>25:13</w:t>
-        </w:r>
-      </w:hyperlink>
+      <w:r>
+        <w:rPr>
+          <w:rtl/>
+          <w:cs/>
+          <w:lang w:val="ar_AE" w:bidi="ar_AE"/>
+        </w:rPr>
+        <w:t>25:13</w:t>
+      </w:r>
       <w:r>
         <w:rPr>
           <w:rtl/>
@@ -9736,20 +8308,14 @@
         </w:rPr>
         <w:t xml:space="preserve">; قارن </w:t>
       </w:r>
-      <w:hyperlink r:id="rId221">
-        <w:r>
-          <w:rPr>
-            <w:rtl/>
-            <w:cs/>
-            <w:lang w:val="ar_AE" w:bidi="ar_AE"/>
-          </w:rPr>
-          <w:rPr>
-            <w:color w:val="0000EE"/>
-            <w:u w:val="single"/>
-          </w:rPr>
-          <w:t>1 بطرس 1:13</w:t>
-        </w:r>
-      </w:hyperlink>
+      <w:r>
+        <w:rPr>
+          <w:rtl/>
+          <w:cs/>
+          <w:lang w:val="ar_AE" w:bidi="ar_AE"/>
+        </w:rPr>
+        <w:t>1 بطرس 1:13</w:t>
+      </w:r>
       <w:r>
         <w:rPr>
           <w:rtl/>
@@ -9825,20 +8391,14 @@
         </w:rPr>
         <w:t>يشير النوم إلى اللامبالاة الأخلاقية (</w:t>
       </w:r>
-      <w:hyperlink r:id="rId222">
-        <w:r>
-          <w:rPr>
-            <w:rtl/>
-            <w:cs/>
-            <w:lang w:val="ar_AE" w:bidi="ar_AE"/>
-          </w:rPr>
-          <w:rPr>
-            <w:color w:val="0000EE"/>
-            <w:u w:val="single"/>
-          </w:rPr>
-          <w:t>5:6</w:t>
-        </w:r>
-      </w:hyperlink>
+      <w:r>
+        <w:rPr>
+          <w:rtl/>
+          <w:cs/>
+          <w:lang w:val="ar_AE" w:bidi="ar_AE"/>
+        </w:rPr>
+        <w:t>5:6</w:t>
+      </w:r>
       <w:r>
         <w:rPr>
           <w:rtl/>
@@ -9847,20 +8407,14 @@
         </w:rPr>
         <w:t>)، بينما السكر يُستخدم كاستعارة لأولئك الذين لا يمارسون ضبط النفس؛ وسوف يُفاجَئون بيوم الرب (</w:t>
       </w:r>
-      <w:hyperlink r:id="rId223">
-        <w:r>
-          <w:rPr>
-            <w:rtl/>
-            <w:cs/>
-            <w:lang w:val="ar_AE" w:bidi="ar_AE"/>
-          </w:rPr>
-          <w:rPr>
-            <w:color w:val="0000EE"/>
-            <w:u w:val="single"/>
-          </w:rPr>
-          <w:t>5:4</w:t>
-        </w:r>
-      </w:hyperlink>
+      <w:r>
+        <w:rPr>
+          <w:rtl/>
+          <w:cs/>
+          <w:lang w:val="ar_AE" w:bidi="ar_AE"/>
+        </w:rPr>
+        <w:t>5:4</w:t>
+      </w:r>
       <w:r>
         <w:rPr>
           <w:rtl/>
@@ -9869,20 +8423,14 @@
         </w:rPr>
         <w:t xml:space="preserve">; </w:t>
       </w:r>
-      <w:hyperlink r:id="rId224">
-        <w:r>
-          <w:rPr>
-            <w:rtl/>
-            <w:cs/>
-            <w:lang w:val="ar_AE" w:bidi="ar_AE"/>
-          </w:rPr>
-          <w:rPr>
-            <w:color w:val="0000EE"/>
-            <w:u w:val="single"/>
-          </w:rPr>
-          <w:t>متى 24:48–51</w:t>
-        </w:r>
-      </w:hyperlink>
+      <w:r>
+        <w:rPr>
+          <w:rtl/>
+          <w:cs/>
+          <w:lang w:val="ar_AE" w:bidi="ar_AE"/>
+        </w:rPr>
+        <w:t>متى 24:48–51</w:t>
+      </w:r>
       <w:r>
         <w:rPr>
           <w:rtl/>
@@ -9958,20 +8506,14 @@
         </w:rPr>
         <w:t>دِرْعَ ... وَخُوذَةً (</w:t>
       </w:r>
-      <w:hyperlink r:id="rId225">
-        <w:r>
-          <w:rPr>
-            <w:rtl/>
-            <w:cs/>
-            <w:lang w:val="ar_AE" w:bidi="ar_AE"/>
-          </w:rPr>
-          <w:rPr>
-            <w:color w:val="0000EE"/>
-            <w:u w:val="single"/>
-          </w:rPr>
-          <w:t>إشعياء 59:17</w:t>
-        </w:r>
-      </w:hyperlink>
+      <w:r>
+        <w:rPr>
+          <w:rtl/>
+          <w:cs/>
+          <w:lang w:val="ar_AE" w:bidi="ar_AE"/>
+        </w:rPr>
+        <w:t>إشعياء 59:17</w:t>
+      </w:r>
       <w:r>
         <w:rPr>
           <w:rtl/>
@@ -9980,20 +8522,14 @@
         </w:rPr>
         <w:t xml:space="preserve">; </w:t>
       </w:r>
-      <w:hyperlink r:id="rId226">
-        <w:r>
-          <w:rPr>
-            <w:rtl/>
-            <w:cs/>
-            <w:lang w:val="ar_AE" w:bidi="ar_AE"/>
-          </w:rPr>
-          <w:rPr>
-            <w:color w:val="0000EE"/>
-            <w:u w:val="single"/>
-          </w:rPr>
-          <w:t>أفسس 6:11–17</w:t>
-        </w:r>
-      </w:hyperlink>
+      <w:r>
+        <w:rPr>
+          <w:rtl/>
+          <w:cs/>
+          <w:lang w:val="ar_AE" w:bidi="ar_AE"/>
+        </w:rPr>
+        <w:t>أفسس 6:11–17</w:t>
+      </w:r>
       <w:r>
         <w:rPr>
           <w:rtl/>
@@ -10002,20 +8538,14 @@
         </w:rPr>
         <w:t>): ارتداء السلاح يُمثِّل الحياة الأخلاقية (</w:t>
       </w:r>
-      <w:hyperlink r:id="rId216">
-        <w:r>
-          <w:rPr>
-            <w:rtl/>
-            <w:cs/>
-            <w:lang w:val="ar_AE" w:bidi="ar_AE"/>
-          </w:rPr>
-          <w:rPr>
-            <w:color w:val="0000EE"/>
-            <w:u w:val="single"/>
-          </w:rPr>
-          <w:t>رومية 13:12</w:t>
-        </w:r>
-      </w:hyperlink>
+      <w:r>
+        <w:rPr>
+          <w:rtl/>
+          <w:cs/>
+          <w:lang w:val="ar_AE" w:bidi="ar_AE"/>
+        </w:rPr>
+        <w:t>رومية 13:12</w:t>
+      </w:r>
       <w:r>
         <w:rPr>
           <w:rtl/>
@@ -10024,20 +8554,14 @@
         </w:rPr>
         <w:t xml:space="preserve">; </w:t>
       </w:r>
-      <w:hyperlink r:id="rId227">
-        <w:r>
-          <w:rPr>
-            <w:rtl/>
-            <w:cs/>
-            <w:lang w:val="ar_AE" w:bidi="ar_AE"/>
-          </w:rPr>
-          <w:rPr>
-            <w:color w:val="0000EE"/>
-            <w:u w:val="single"/>
-          </w:rPr>
-          <w:t>2 كورنثوس 6:7</w:t>
-        </w:r>
-      </w:hyperlink>
+      <w:r>
+        <w:rPr>
+          <w:rtl/>
+          <w:cs/>
+          <w:lang w:val="ar_AE" w:bidi="ar_AE"/>
+        </w:rPr>
+        <w:t>2 كورنثوس 6:7</w:t>
+      </w:r>
       <w:r>
         <w:rPr>
           <w:rtl/>
@@ -10046,20 +8570,14 @@
         </w:rPr>
         <w:t xml:space="preserve">; </w:t>
       </w:r>
-      <w:hyperlink r:id="rId228">
-        <w:r>
-          <w:rPr>
-            <w:rtl/>
-            <w:cs/>
-            <w:lang w:val="ar_AE" w:bidi="ar_AE"/>
-          </w:rPr>
-          <w:rPr>
-            <w:color w:val="0000EE"/>
-            <w:u w:val="single"/>
-          </w:rPr>
-          <w:t>10:3–5</w:t>
-        </w:r>
-      </w:hyperlink>
+      <w:r>
+        <w:rPr>
+          <w:rtl/>
+          <w:cs/>
+          <w:lang w:val="ar_AE" w:bidi="ar_AE"/>
+        </w:rPr>
+        <w:t>10:3–5</w:t>
+      </w:r>
       <w:r>
         <w:rPr>
           <w:rtl/>
@@ -10068,20 +8586,14 @@
         </w:rPr>
         <w:t xml:space="preserve">; </w:t>
       </w:r>
-      <w:hyperlink r:id="rId229">
-        <w:r>
-          <w:rPr>
-            <w:rtl/>
-            <w:cs/>
-            <w:lang w:val="ar_AE" w:bidi="ar_AE"/>
-          </w:rPr>
-          <w:rPr>
-            <w:color w:val="0000EE"/>
-            <w:u w:val="single"/>
-          </w:rPr>
-          <w:t>2 تيموثاوس 2:3–4</w:t>
-        </w:r>
-      </w:hyperlink>
+      <w:r>
+        <w:rPr>
+          <w:rtl/>
+          <w:cs/>
+          <w:lang w:val="ar_AE" w:bidi="ar_AE"/>
+        </w:rPr>
+        <w:t>2 تيموثاوس 2:3–4</w:t>
+      </w:r>
       <w:r>
         <w:rPr>
           <w:rtl/>
@@ -10124,20 +8636,14 @@
         </w:rPr>
         <w:t xml:space="preserve"> واليقين أي الرجاء (انظر </w:t>
       </w:r>
-      <w:hyperlink r:id="rId230">
-        <w:r>
-          <w:rPr>
-            <w:rtl/>
-            <w:cs/>
-            <w:lang w:val="ar_AE" w:bidi="ar_AE"/>
-          </w:rPr>
-          <w:rPr>
-            <w:color w:val="0000EE"/>
-            <w:u w:val="single"/>
-          </w:rPr>
-          <w:t>1 تسالونيكي 1:3</w:t>
-        </w:r>
-      </w:hyperlink>
+      <w:r>
+        <w:rPr>
+          <w:rtl/>
+          <w:cs/>
+          <w:lang w:val="ar_AE" w:bidi="ar_AE"/>
+        </w:rPr>
+        <w:t>1 تسالونيكي 1:3</w:t>
+      </w:r>
       <w:r>
         <w:rPr>
           <w:rtl/>
@@ -10146,20 +8652,14 @@
         </w:rPr>
         <w:t xml:space="preserve">; </w:t>
       </w:r>
-      <w:hyperlink r:id="rId21">
-        <w:r>
-          <w:rPr>
-            <w:rtl/>
-            <w:cs/>
-            <w:lang w:val="ar_AE" w:bidi="ar_AE"/>
-          </w:rPr>
-          <w:rPr>
-            <w:color w:val="0000EE"/>
-            <w:u w:val="single"/>
-          </w:rPr>
-          <w:t>3:6</w:t>
-        </w:r>
-      </w:hyperlink>
+      <w:r>
+        <w:rPr>
+          <w:rtl/>
+          <w:cs/>
+          <w:lang w:val="ar_AE" w:bidi="ar_AE"/>
+        </w:rPr>
+        <w:t>3:6</w:t>
+      </w:r>
       <w:r>
         <w:rPr>
           <w:rtl/>
@@ -10168,20 +8668,14 @@
         </w:rPr>
         <w:t xml:space="preserve">; </w:t>
       </w:r>
-      <w:hyperlink r:id="rId231">
-        <w:r>
-          <w:rPr>
-            <w:rtl/>
-            <w:cs/>
-            <w:lang w:val="ar_AE" w:bidi="ar_AE"/>
-          </w:rPr>
-          <w:rPr>
-            <w:color w:val="0000EE"/>
-            <w:u w:val="single"/>
-          </w:rPr>
-          <w:t>1 كورنثوس 13:13</w:t>
-        </w:r>
-      </w:hyperlink>
+      <w:r>
+        <w:rPr>
+          <w:rtl/>
+          <w:cs/>
+          <w:lang w:val="ar_AE" w:bidi="ar_AE"/>
+        </w:rPr>
+        <w:t>1 كورنثوس 13:13</w:t>
+      </w:r>
       <w:r>
         <w:rPr>
           <w:rtl/>
@@ -10190,20 +8684,14 @@
         </w:rPr>
         <w:t xml:space="preserve">; </w:t>
       </w:r>
-      <w:hyperlink r:id="rId23">
-        <w:r>
-          <w:rPr>
-            <w:rtl/>
-            <w:cs/>
-            <w:lang w:val="ar_AE" w:bidi="ar_AE"/>
-          </w:rPr>
-          <w:rPr>
-            <w:color w:val="0000EE"/>
-            <w:u w:val="single"/>
-          </w:rPr>
-          <w:t>2 تسالونيكي 1:3–4</w:t>
-        </w:r>
-      </w:hyperlink>
+      <w:r>
+        <w:rPr>
+          <w:rtl/>
+          <w:cs/>
+          <w:lang w:val="ar_AE" w:bidi="ar_AE"/>
+        </w:rPr>
+        <w:t>2 تسالونيكي 1:3–4</w:t>
+      </w:r>
       <w:r>
         <w:rPr>
           <w:rtl/>
@@ -10279,20 +8767,14 @@
         </w:rPr>
         <w:t>غضب الله (</w:t>
       </w:r>
-      <w:hyperlink r:id="rId232">
-        <w:r>
-          <w:rPr>
-            <w:rtl/>
-            <w:cs/>
-            <w:lang w:val="ar_AE" w:bidi="ar_AE"/>
-          </w:rPr>
-          <w:rPr>
-            <w:color w:val="0000EE"/>
-            <w:u w:val="single"/>
-          </w:rPr>
-          <w:t>1:10</w:t>
-        </w:r>
-      </w:hyperlink>
+      <w:r>
+        <w:rPr>
+          <w:rtl/>
+          <w:cs/>
+          <w:lang w:val="ar_AE" w:bidi="ar_AE"/>
+        </w:rPr>
+        <w:t>1:10</w:t>
+      </w:r>
       <w:r>
         <w:rPr>
           <w:rtl/>
@@ -10301,20 +8783,14 @@
         </w:rPr>
         <w:t xml:space="preserve">; </w:t>
       </w:r>
-      <w:hyperlink r:id="rId233">
-        <w:r>
-          <w:rPr>
-            <w:rtl/>
-            <w:cs/>
-            <w:lang w:val="ar_AE" w:bidi="ar_AE"/>
-          </w:rPr>
-          <w:rPr>
-            <w:color w:val="0000EE"/>
-            <w:u w:val="single"/>
-          </w:rPr>
-          <w:t>2:16</w:t>
-        </w:r>
-      </w:hyperlink>
+      <w:r>
+        <w:rPr>
+          <w:rtl/>
+          <w:cs/>
+          <w:lang w:val="ar_AE" w:bidi="ar_AE"/>
+        </w:rPr>
+        <w:t>2:16</w:t>
+      </w:r>
       <w:r>
         <w:rPr>
           <w:rtl/>
@@ -10323,20 +8799,14 @@
         </w:rPr>
         <w:t xml:space="preserve">; </w:t>
       </w:r>
-      <w:hyperlink r:id="rId234">
-        <w:r>
-          <w:rPr>
-            <w:rtl/>
-            <w:cs/>
-            <w:lang w:val="ar_AE" w:bidi="ar_AE"/>
-          </w:rPr>
-          <w:rPr>
-            <w:color w:val="0000EE"/>
-            <w:u w:val="single"/>
-          </w:rPr>
-          <w:t>رومية 5:9</w:t>
-        </w:r>
-      </w:hyperlink>
+      <w:r>
+        <w:rPr>
+          <w:rtl/>
+          <w:cs/>
+          <w:lang w:val="ar_AE" w:bidi="ar_AE"/>
+        </w:rPr>
+        <w:t>رومية 5:9</w:t>
+      </w:r>
       <w:r>
         <w:rPr>
           <w:rtl/>
@@ -10345,20 +8815,14 @@
         </w:rPr>
         <w:t xml:space="preserve">; قارن </w:t>
       </w:r>
-      <w:hyperlink r:id="rId46">
-        <w:r>
-          <w:rPr>
-            <w:rtl/>
-            <w:cs/>
-            <w:lang w:val="ar_AE" w:bidi="ar_AE"/>
-          </w:rPr>
-          <w:rPr>
-            <w:color w:val="0000EE"/>
-            <w:u w:val="single"/>
-          </w:rPr>
-          <w:t>2 تسالونيكي 1:6–10</w:t>
-        </w:r>
-      </w:hyperlink>
+      <w:r>
+        <w:rPr>
+          <w:rtl/>
+          <w:cs/>
+          <w:lang w:val="ar_AE" w:bidi="ar_AE"/>
+        </w:rPr>
+        <w:t>2 تسالونيكي 1:6–10</w:t>
+      </w:r>
       <w:r>
         <w:rPr>
           <w:rtl/>
@@ -10367,20 +8831,14 @@
         </w:rPr>
         <w:t xml:space="preserve">; </w:t>
       </w:r>
-      <w:hyperlink r:id="rId235">
-        <w:r>
-          <w:rPr>
-            <w:rtl/>
-            <w:cs/>
-            <w:lang w:val="ar_AE" w:bidi="ar_AE"/>
-          </w:rPr>
-          <w:rPr>
-            <w:color w:val="0000EE"/>
-            <w:u w:val="single"/>
-          </w:rPr>
-          <w:t>2:8</w:t>
-        </w:r>
-      </w:hyperlink>
+      <w:r>
+        <w:rPr>
+          <w:rtl/>
+          <w:cs/>
+          <w:lang w:val="ar_AE" w:bidi="ar_AE"/>
+        </w:rPr>
+        <w:t>2:8</w:t>
+      </w:r>
       <w:r>
         <w:rPr>
           <w:rtl/>
@@ -10389,20 +8847,14 @@
         </w:rPr>
         <w:t>) يمثل تنفيذ دينونته ضد الشر. ومع ذلك، فقد اختار الله المؤمنين للخلاص، وليس للغضب (</w:t>
       </w:r>
-      <w:hyperlink r:id="rId24">
-        <w:r>
-          <w:rPr>
-            <w:rtl/>
-            <w:cs/>
-            <w:lang w:val="ar_AE" w:bidi="ar_AE"/>
-          </w:rPr>
-          <w:rPr>
-            <w:color w:val="0000EE"/>
-            <w:u w:val="single"/>
-          </w:rPr>
-          <w:t>2 تسالونيكي 2:13–14</w:t>
-        </w:r>
-      </w:hyperlink>
+      <w:r>
+        <w:rPr>
+          <w:rtl/>
+          <w:cs/>
+          <w:lang w:val="ar_AE" w:bidi="ar_AE"/>
+        </w:rPr>
+        <w:t>2 تسالونيكي 2:13–14</w:t>
+      </w:r>
       <w:r>
         <w:rPr>
           <w:rtl/>
@@ -10411,20 +8863,14 @@
         </w:rPr>
         <w:t>)، وسوف ينجون من أهوال يوم الرب (</w:t>
       </w:r>
-      <w:hyperlink r:id="rId236">
-        <w:r>
-          <w:rPr>
-            <w:rtl/>
-            <w:cs/>
-            <w:lang w:val="ar_AE" w:bidi="ar_AE"/>
-          </w:rPr>
-          <w:rPr>
-            <w:color w:val="0000EE"/>
-            <w:u w:val="single"/>
-          </w:rPr>
-          <w:t>1 تسالونيكي 5:1–3</w:t>
-        </w:r>
-      </w:hyperlink>
+      <w:r>
+        <w:rPr>
+          <w:rtl/>
+          <w:cs/>
+          <w:lang w:val="ar_AE" w:bidi="ar_AE"/>
+        </w:rPr>
+        <w:t>1 تسالونيكي 5:1–3</w:t>
+      </w:r>
       <w:r>
         <w:rPr>
           <w:rtl/>
@@ -10500,20 +8946,14 @@
         </w:rPr>
         <w:t>الوعد بأن المؤمنين سيعيشون معه إلى الأبد يعتمد على قيامة المسيح (</w:t>
       </w:r>
-      <w:hyperlink r:id="rId39">
-        <w:r>
-          <w:rPr>
-            <w:rtl/>
-            <w:cs/>
-            <w:lang w:val="ar_AE" w:bidi="ar_AE"/>
-          </w:rPr>
-          <w:rPr>
-            <w:color w:val="0000EE"/>
-            <w:u w:val="single"/>
-          </w:rPr>
-          <w:t>4:14</w:t>
-        </w:r>
-      </w:hyperlink>
+      <w:r>
+        <w:rPr>
+          <w:rtl/>
+          <w:cs/>
+          <w:lang w:val="ar_AE" w:bidi="ar_AE"/>
+        </w:rPr>
+        <w:t>4:14</w:t>
+      </w:r>
       <w:r>
         <w:rPr>
           <w:rtl/>
@@ -10522,20 +8962,14 @@
         </w:rPr>
         <w:t>). • إِذَا سَهِرْنَا أَوْ نِمْنَا: تعبير يشير إلى المؤمنين الأحياء والراحلين (</w:t>
       </w:r>
-      <w:hyperlink r:id="rId237">
-        <w:r>
-          <w:rPr>
-            <w:rtl/>
-            <w:cs/>
-            <w:lang w:val="ar_AE" w:bidi="ar_AE"/>
-          </w:rPr>
-          <w:rPr>
-            <w:color w:val="0000EE"/>
-            <w:u w:val="single"/>
-          </w:rPr>
-          <w:t>4:13–15</w:t>
-        </w:r>
-      </w:hyperlink>
+      <w:r>
+        <w:rPr>
+          <w:rtl/>
+          <w:cs/>
+          <w:lang w:val="ar_AE" w:bidi="ar_AE"/>
+        </w:rPr>
+        <w:t>4:13–15</w:t>
+      </w:r>
       <w:r>
         <w:rPr>
           <w:rtl/>
@@ -10544,20 +8978,14 @@
         </w:rPr>
         <w:t xml:space="preserve">) وليس إلى الحالة الأخلاقية للناس (كما في </w:t>
       </w:r>
-      <w:hyperlink r:id="rId238">
-        <w:r>
-          <w:rPr>
-            <w:rtl/>
-            <w:cs/>
-            <w:lang w:val="ar_AE" w:bidi="ar_AE"/>
-          </w:rPr>
-          <w:rPr>
-            <w:color w:val="0000EE"/>
-            <w:u w:val="single"/>
-          </w:rPr>
-          <w:t>5:6–7</w:t>
-        </w:r>
-      </w:hyperlink>
+      <w:r>
+        <w:rPr>
+          <w:rtl/>
+          <w:cs/>
+          <w:lang w:val="ar_AE" w:bidi="ar_AE"/>
+        </w:rPr>
+        <w:t>5:6–7</w:t>
+      </w:r>
       <w:r>
         <w:rPr>
           <w:rtl/>
@@ -10633,20 +9061,14 @@
         </w:rPr>
         <w:t xml:space="preserve">يرغب بولس في أن يستخدم أهل تسالونيكي التعليمات المتعلقة بالنهاية لتشجيع وبناء بعضهم البعض (انظر </w:t>
       </w:r>
-      <w:hyperlink r:id="rId239">
-        <w:r>
-          <w:rPr>
-            <w:rtl/>
-            <w:cs/>
-            <w:lang w:val="ar_AE" w:bidi="ar_AE"/>
-          </w:rPr>
-          <w:rPr>
-            <w:color w:val="0000EE"/>
-            <w:u w:val="single"/>
-          </w:rPr>
-          <w:t>4:18</w:t>
-        </w:r>
-      </w:hyperlink>
+      <w:r>
+        <w:rPr>
+          <w:rtl/>
+          <w:cs/>
+          <w:lang w:val="ar_AE" w:bidi="ar_AE"/>
+        </w:rPr>
+        <w:t>4:18</w:t>
+      </w:r>
       <w:r>
         <w:rPr>
           <w:rtl/>
@@ -10739,20 +9161,14 @@
         </w:rPr>
         <w:t>): قد تكون هذه دعوة إما لتكريم قادة الكنيسة أو للاعتراف بالقادة الناشئين فيها (</w:t>
       </w:r>
-      <w:hyperlink r:id="rId240">
-        <w:r>
-          <w:rPr>
-            <w:rtl/>
-            <w:cs/>
-            <w:lang w:val="ar_AE" w:bidi="ar_AE"/>
-          </w:rPr>
-          <w:rPr>
-            <w:color w:val="0000EE"/>
-            <w:u w:val="single"/>
-          </w:rPr>
-          <w:t>1 كورنثوس 16:15–16</w:t>
-        </w:r>
-      </w:hyperlink>
+      <w:r>
+        <w:rPr>
+          <w:rtl/>
+          <w:cs/>
+          <w:lang w:val="ar_AE" w:bidi="ar_AE"/>
+        </w:rPr>
+        <w:t>1 كورنثوس 16:15–16</w:t>
+      </w:r>
       <w:r>
         <w:rPr>
           <w:rtl/>
@@ -10761,20 +9177,14 @@
         </w:rPr>
         <w:t>). القادة الحقيقيون يعملون بجد (</w:t>
       </w:r>
-      <w:hyperlink r:id="rId241">
-        <w:r>
-          <w:rPr>
-            <w:rtl/>
-            <w:cs/>
-            <w:lang w:val="ar_AE" w:bidi="ar_AE"/>
-          </w:rPr>
-          <w:rPr>
-            <w:color w:val="0000EE"/>
-            <w:u w:val="single"/>
-          </w:rPr>
-          <w:t>1 تيموثاوس 4:10</w:t>
-        </w:r>
-      </w:hyperlink>
+      <w:r>
+        <w:rPr>
+          <w:rtl/>
+          <w:cs/>
+          <w:lang w:val="ar_AE" w:bidi="ar_AE"/>
+        </w:rPr>
+        <w:t>1 تيموثاوس 4:10</w:t>
+      </w:r>
       <w:r>
         <w:rPr>
           <w:rtl/>
@@ -10783,20 +9193,14 @@
         </w:rPr>
         <w:t xml:space="preserve">; </w:t>
       </w:r>
-      <w:hyperlink r:id="rId242">
-        <w:r>
-          <w:rPr>
-            <w:rtl/>
-            <w:cs/>
-            <w:lang w:val="ar_AE" w:bidi="ar_AE"/>
-          </w:rPr>
-          <w:rPr>
-            <w:color w:val="0000EE"/>
-            <w:u w:val="single"/>
-          </w:rPr>
-          <w:t>5:17</w:t>
-        </w:r>
-      </w:hyperlink>
+      <w:r>
+        <w:rPr>
+          <w:rtl/>
+          <w:cs/>
+          <w:lang w:val="ar_AE" w:bidi="ar_AE"/>
+        </w:rPr>
+        <w:t>5:17</w:t>
+      </w:r>
       <w:r>
         <w:rPr>
           <w:rtl/>
@@ -10805,20 +9209,14 @@
         </w:rPr>
         <w:t>) ويدبرون لخدمة الآخرين (</w:t>
       </w:r>
-      <w:hyperlink r:id="rId57">
-        <w:r>
-          <w:rPr>
-            <w:rtl/>
-            <w:cs/>
-            <w:lang w:val="ar_AE" w:bidi="ar_AE"/>
-          </w:rPr>
-          <w:rPr>
-            <w:color w:val="0000EE"/>
-            <w:u w:val="single"/>
-          </w:rPr>
-          <w:t>متى 20:25–28</w:t>
-        </w:r>
-      </w:hyperlink>
+      <w:r>
+        <w:rPr>
+          <w:rtl/>
+          <w:cs/>
+          <w:lang w:val="ar_AE" w:bidi="ar_AE"/>
+        </w:rPr>
+        <w:t>متى 20:25–28</w:t>
+      </w:r>
       <w:r>
         <w:rPr>
           <w:rtl/>
@@ -10827,20 +9225,14 @@
         </w:rPr>
         <w:t>). هم يقودون، وكذلك يساعدون ويعملون على حماية الكنيسة (</w:t>
       </w:r>
-      <w:hyperlink r:id="rId243">
-        <w:r>
-          <w:rPr>
-            <w:rtl/>
-            <w:cs/>
-            <w:lang w:val="ar_AE" w:bidi="ar_AE"/>
-          </w:rPr>
-          <w:rPr>
-            <w:color w:val="0000EE"/>
-            <w:u w:val="single"/>
-          </w:rPr>
-          <w:t>رومية 16:1–2</w:t>
-        </w:r>
-      </w:hyperlink>
+      <w:r>
+        <w:rPr>
+          <w:rtl/>
+          <w:cs/>
+          <w:lang w:val="ar_AE" w:bidi="ar_AE"/>
+        </w:rPr>
+        <w:t>رومية 16:1–2</w:t>
+      </w:r>
       <w:r>
         <w:rPr>
           <w:rtl/>
@@ -10849,20 +9241,14 @@
         </w:rPr>
         <w:t xml:space="preserve">; </w:t>
       </w:r>
-      <w:hyperlink r:id="rId244">
-        <w:r>
-          <w:rPr>
-            <w:rtl/>
-            <w:cs/>
-            <w:lang w:val="ar_AE" w:bidi="ar_AE"/>
-          </w:rPr>
-          <w:rPr>
-            <w:color w:val="0000EE"/>
-            <w:u w:val="single"/>
-          </w:rPr>
-          <w:t>1 تيموثاوس 3:4–5</w:t>
-        </w:r>
-      </w:hyperlink>
+      <w:r>
+        <w:rPr>
+          <w:rtl/>
+          <w:cs/>
+          <w:lang w:val="ar_AE" w:bidi="ar_AE"/>
+        </w:rPr>
+        <w:t>1 تيموثاوس 3:4–5</w:t>
+      </w:r>
       <w:r>
         <w:rPr>
           <w:rtl/>
@@ -10871,20 +9257,14 @@
         </w:rPr>
         <w:t xml:space="preserve">, </w:t>
       </w:r>
-      <w:hyperlink r:id="rId245">
-        <w:r>
-          <w:rPr>
-            <w:rtl/>
-            <w:cs/>
-            <w:lang w:val="ar_AE" w:bidi="ar_AE"/>
-          </w:rPr>
-          <w:rPr>
-            <w:color w:val="0000EE"/>
-            <w:u w:val="single"/>
-          </w:rPr>
-          <w:t>12</w:t>
-        </w:r>
-      </w:hyperlink>
+      <w:r>
+        <w:rPr>
+          <w:rtl/>
+          <w:cs/>
+          <w:lang w:val="ar_AE" w:bidi="ar_AE"/>
+        </w:rPr>
+        <w:t>12</w:t>
+      </w:r>
       <w:r>
         <w:rPr>
           <w:rtl/>
@@ -10893,20 +9273,14 @@
         </w:rPr>
         <w:t>). • وَيُنْذِرُونَكُمْ: القادة يصححون الأخطاء الأخلاقية والعقائدية (</w:t>
       </w:r>
-      <w:hyperlink r:id="rId246">
-        <w:r>
-          <w:rPr>
-            <w:rtl/>
-            <w:cs/>
-            <w:lang w:val="ar_AE" w:bidi="ar_AE"/>
-          </w:rPr>
-          <w:rPr>
-            <w:color w:val="0000EE"/>
-            <w:u w:val="single"/>
-          </w:rPr>
-          <w:t>أعمال 20:31</w:t>
-        </w:r>
-      </w:hyperlink>
+      <w:r>
+        <w:rPr>
+          <w:rtl/>
+          <w:cs/>
+          <w:lang w:val="ar_AE" w:bidi="ar_AE"/>
+        </w:rPr>
+        <w:t>أعمال 20:31</w:t>
+      </w:r>
       <w:r>
         <w:rPr>
           <w:rtl/>
@@ -10915,20 +9289,14 @@
         </w:rPr>
         <w:t xml:space="preserve">; </w:t>
       </w:r>
-      <w:hyperlink r:id="rId247">
-        <w:r>
-          <w:rPr>
-            <w:rtl/>
-            <w:cs/>
-            <w:lang w:val="ar_AE" w:bidi="ar_AE"/>
-          </w:rPr>
-          <w:rPr>
-            <w:color w:val="0000EE"/>
-            <w:u w:val="single"/>
-          </w:rPr>
-          <w:t>1 كورنثوس 4:14</w:t>
-        </w:r>
-      </w:hyperlink>
+      <w:r>
+        <w:rPr>
+          <w:rtl/>
+          <w:cs/>
+          <w:lang w:val="ar_AE" w:bidi="ar_AE"/>
+        </w:rPr>
+        <w:t>1 كورنثوس 4:14</w:t>
+      </w:r>
       <w:r>
         <w:rPr>
           <w:rtl/>
@@ -10937,20 +9305,14 @@
         </w:rPr>
         <w:t xml:space="preserve">; </w:t>
       </w:r>
-      <w:hyperlink r:id="rId248">
-        <w:r>
-          <w:rPr>
-            <w:rtl/>
-            <w:cs/>
-            <w:lang w:val="ar_AE" w:bidi="ar_AE"/>
-          </w:rPr>
-          <w:rPr>
-            <w:color w:val="0000EE"/>
-            <w:u w:val="single"/>
-          </w:rPr>
-          <w:t>كولوسي 1:28</w:t>
-        </w:r>
-      </w:hyperlink>
+      <w:r>
+        <w:rPr>
+          <w:rtl/>
+          <w:cs/>
+          <w:lang w:val="ar_AE" w:bidi="ar_AE"/>
+        </w:rPr>
+        <w:t>كولوسي 1:28</w:t>
+      </w:r>
       <w:r>
         <w:rPr>
           <w:rtl/>
@@ -11026,20 +9388,14 @@
         </w:rPr>
         <w:t>يجب أن يحظى القادة بالتقدير والاحترام ليس بسبب مناصبهم الرفيعة، بل بسبب عملهم. • سَالِمُوا بَعْضُكُمْ بَعْضًا: كان التعليم حول السلام والتناغم في المجتمع موضوعًا أساسيًا في التعليم الأخلاقي القديم. وكان التناغم بين المؤمنين والقادة أمرًا ذا أهمية خاصة بسبب الاضطهاد الذي عانت منه الكنيسة (</w:t>
       </w:r>
-      <w:hyperlink r:id="rId27">
-        <w:r>
-          <w:rPr>
-            <w:rtl/>
-            <w:cs/>
-            <w:lang w:val="ar_AE" w:bidi="ar_AE"/>
-          </w:rPr>
-          <w:rPr>
-            <w:color w:val="0000EE"/>
-            <w:u w:val="single"/>
-          </w:rPr>
-          <w:t>2:14</w:t>
-        </w:r>
-      </w:hyperlink>
+      <w:r>
+        <w:rPr>
+          <w:rtl/>
+          <w:cs/>
+          <w:lang w:val="ar_AE" w:bidi="ar_AE"/>
+        </w:rPr>
+        <w:t>2:14</w:t>
+      </w:r>
       <w:r>
         <w:rPr>
           <w:rtl/>
@@ -11115,20 +9471,14 @@
         </w:rPr>
         <w:t>لا تقع مسؤولية النمو الروحي والأخلاقي للجماعة على عاتق القادة فقط (</w:t>
       </w:r>
-      <w:hyperlink r:id="rId239">
-        <w:r>
-          <w:rPr>
-            <w:rtl/>
-            <w:cs/>
-            <w:lang w:val="ar_AE" w:bidi="ar_AE"/>
-          </w:rPr>
-          <w:rPr>
-            <w:color w:val="0000EE"/>
-            <w:u w:val="single"/>
-          </w:rPr>
-          <w:t>4:18</w:t>
-        </w:r>
-      </w:hyperlink>
+      <w:r>
+        <w:rPr>
+          <w:rtl/>
+          <w:cs/>
+          <w:lang w:val="ar_AE" w:bidi="ar_AE"/>
+        </w:rPr>
+        <w:t>4:18</w:t>
+      </w:r>
       <w:r>
         <w:rPr>
           <w:rtl/>
@@ -11137,20 +9487,14 @@
         </w:rPr>
         <w:t xml:space="preserve">; </w:t>
       </w:r>
-      <w:hyperlink r:id="rId249">
-        <w:r>
-          <w:rPr>
-            <w:rtl/>
-            <w:cs/>
-            <w:lang w:val="ar_AE" w:bidi="ar_AE"/>
-          </w:rPr>
-          <w:rPr>
-            <w:color w:val="0000EE"/>
-            <w:u w:val="single"/>
-          </w:rPr>
-          <w:t>5:11</w:t>
-        </w:r>
-      </w:hyperlink>
+      <w:r>
+        <w:rPr>
+          <w:rtl/>
+          <w:cs/>
+          <w:lang w:val="ar_AE" w:bidi="ar_AE"/>
+        </w:rPr>
+        <w:t>5:11</w:t>
+      </w:r>
       <w:r>
         <w:rPr>
           <w:rtl/>
@@ -11176,20 +9520,14 @@
         </w:rPr>
         <w:t xml:space="preserve"> أي الذين كانوا "بلا ترتيب"، ولم يعيشوا وفقًا لتعليمات الرسل (انظر </w:t>
       </w:r>
-      <w:hyperlink r:id="rId250">
-        <w:r>
-          <w:rPr>
-            <w:rtl/>
-            <w:cs/>
-            <w:lang w:val="ar_AE" w:bidi="ar_AE"/>
-          </w:rPr>
-          <w:rPr>
-            <w:color w:val="0000EE"/>
-            <w:u w:val="single"/>
-          </w:rPr>
-          <w:t>2 تسالونيكي 3:6–15</w:t>
-        </w:r>
-      </w:hyperlink>
+      <w:r>
+        <w:rPr>
+          <w:rtl/>
+          <w:cs/>
+          <w:lang w:val="ar_AE" w:bidi="ar_AE"/>
+        </w:rPr>
+        <w:t>2 تسالونيكي 3:6–15</w:t>
+      </w:r>
       <w:r>
         <w:rPr>
           <w:rtl/>
@@ -11215,20 +9553,14 @@
         </w:rPr>
         <w:t xml:space="preserve"> أو الذين ليس لديهم قوة اقتصادية أو اجتماعية. كان المجتمع اليوناني يزدري بالضعفاء. • بدلًا من أن يكونوا سريعو الغضب، يجب على المؤمنين أن يتَأَنَّوْا عَلَى الْجَمِيعِ في علاقاتهم (</w:t>
       </w:r>
-      <w:hyperlink r:id="rId251">
-        <w:r>
-          <w:rPr>
-            <w:rtl/>
-            <w:cs/>
-            <w:lang w:val="ar_AE" w:bidi="ar_AE"/>
-          </w:rPr>
-          <w:rPr>
-            <w:color w:val="0000EE"/>
-            <w:u w:val="single"/>
-          </w:rPr>
-          <w:t>غلاطية 5:23</w:t>
-        </w:r>
-      </w:hyperlink>
+      <w:r>
+        <w:rPr>
+          <w:rtl/>
+          <w:cs/>
+          <w:lang w:val="ar_AE" w:bidi="ar_AE"/>
+        </w:rPr>
+        <w:t>غلاطية 5:23</w:t>
+      </w:r>
       <w:r>
         <w:rPr>
           <w:rtl/>
@@ -11237,20 +9569,14 @@
         </w:rPr>
         <w:t xml:space="preserve">; </w:t>
       </w:r>
-      <w:hyperlink r:id="rId252">
-        <w:r>
-          <w:rPr>
-            <w:rtl/>
-            <w:cs/>
-            <w:lang w:val="ar_AE" w:bidi="ar_AE"/>
-          </w:rPr>
-          <w:rPr>
-            <w:color w:val="0000EE"/>
-            <w:u w:val="single"/>
-          </w:rPr>
-          <w:t>أفسس 4:2</w:t>
-        </w:r>
-      </w:hyperlink>
+      <w:r>
+        <w:rPr>
+          <w:rtl/>
+          <w:cs/>
+          <w:lang w:val="ar_AE" w:bidi="ar_AE"/>
+        </w:rPr>
+        <w:t>أفسس 4:2</w:t>
+      </w:r>
       <w:r>
         <w:rPr>
           <w:rtl/>
@@ -11326,20 +9652,14 @@
         </w:rPr>
         <w:t>لقد حذر يسوع والرسل من الانتقام (</w:t>
       </w:r>
-      <w:hyperlink r:id="rId253">
-        <w:r>
-          <w:rPr>
-            <w:rtl/>
-            <w:cs/>
-            <w:lang w:val="ar_AE" w:bidi="ar_AE"/>
-          </w:rPr>
-          <w:rPr>
-            <w:color w:val="0000EE"/>
-            <w:u w:val="single"/>
-          </w:rPr>
-          <w:t>متى 5:38–48</w:t>
-        </w:r>
-      </w:hyperlink>
+      <w:r>
+        <w:rPr>
+          <w:rtl/>
+          <w:cs/>
+          <w:lang w:val="ar_AE" w:bidi="ar_AE"/>
+        </w:rPr>
+        <w:t>متى 5:38–48</w:t>
+      </w:r>
       <w:r>
         <w:rPr>
           <w:rtl/>
@@ -11348,20 +9668,14 @@
         </w:rPr>
         <w:t xml:space="preserve">; </w:t>
       </w:r>
-      <w:hyperlink r:id="rId254">
-        <w:r>
-          <w:rPr>
-            <w:rtl/>
-            <w:cs/>
-            <w:lang w:val="ar_AE" w:bidi="ar_AE"/>
-          </w:rPr>
-          <w:rPr>
-            <w:color w:val="0000EE"/>
-            <w:u w:val="single"/>
-          </w:rPr>
-          <w:t>لوقا 6:27–36</w:t>
-        </w:r>
-      </w:hyperlink>
+      <w:r>
+        <w:rPr>
+          <w:rtl/>
+          <w:cs/>
+          <w:lang w:val="ar_AE" w:bidi="ar_AE"/>
+        </w:rPr>
+        <w:t>لوقا 6:27–36</w:t>
+      </w:r>
       <w:r>
         <w:rPr>
           <w:rtl/>
@@ -11370,20 +9684,14 @@
         </w:rPr>
         <w:t xml:space="preserve">; </w:t>
       </w:r>
-      <w:hyperlink r:id="rId255">
-        <w:r>
-          <w:rPr>
-            <w:rtl/>
-            <w:cs/>
-            <w:lang w:val="ar_AE" w:bidi="ar_AE"/>
-          </w:rPr>
-          <w:rPr>
-            <w:color w:val="0000EE"/>
-            <w:u w:val="single"/>
-          </w:rPr>
-          <w:t>رومية 12:17–21</w:t>
-        </w:r>
-      </w:hyperlink>
+      <w:r>
+        <w:rPr>
+          <w:rtl/>
+          <w:cs/>
+          <w:lang w:val="ar_AE" w:bidi="ar_AE"/>
+        </w:rPr>
+        <w:t>رومية 12:17–21</w:t>
+      </w:r>
       <w:r>
         <w:rPr>
           <w:rtl/>
@@ -11392,20 +9700,14 @@
         </w:rPr>
         <w:t xml:space="preserve">; </w:t>
       </w:r>
-      <w:hyperlink r:id="rId256">
-        <w:r>
-          <w:rPr>
-            <w:rtl/>
-            <w:cs/>
-            <w:lang w:val="ar_AE" w:bidi="ar_AE"/>
-          </w:rPr>
-          <w:rPr>
-            <w:color w:val="0000EE"/>
-            <w:u w:val="single"/>
-          </w:rPr>
-          <w:t>1 بطرس 3:9</w:t>
-        </w:r>
-      </w:hyperlink>
+      <w:r>
+        <w:rPr>
+          <w:rtl/>
+          <w:cs/>
+          <w:lang w:val="ar_AE" w:bidi="ar_AE"/>
+        </w:rPr>
+        <w:t>1 بطرس 3:9</w:t>
+      </w:r>
       <w:r>
         <w:rPr>
           <w:rtl/>
@@ -11414,20 +9716,14 @@
         </w:rPr>
         <w:t>). وفي المقابل، اعتبر الكاتب الروماني سينيكا الانتقام مشروعًا وضروريًا كوسيلة لاستعادة الشرف الاجتماعي المفقود بسبب سوء المعاملة من الآخرين. يدعو بولس المؤمنين إلى عمل الخير - سواء لأعضاء الكنيسة (بعضهم البعض) أو لأولئك خارج المجتمع المسيحي (لكل الناس)، بما في ذلك مضطهديهم (</w:t>
       </w:r>
-      <w:hyperlink r:id="rId27">
-        <w:r>
-          <w:rPr>
-            <w:rtl/>
-            <w:cs/>
-            <w:lang w:val="ar_AE" w:bidi="ar_AE"/>
-          </w:rPr>
-          <w:rPr>
-            <w:color w:val="0000EE"/>
-            <w:u w:val="single"/>
-          </w:rPr>
-          <w:t>1 تسالونيكي 2:14</w:t>
-        </w:r>
-      </w:hyperlink>
+      <w:r>
+        <w:rPr>
+          <w:rtl/>
+          <w:cs/>
+          <w:lang w:val="ar_AE" w:bidi="ar_AE"/>
+        </w:rPr>
+        <w:t>1 تسالونيكي 2:14</w:t>
+      </w:r>
       <w:r>
         <w:rPr>
           <w:rtl/>
@@ -11436,20 +9732,14 @@
         </w:rPr>
         <w:t xml:space="preserve">; انظر </w:t>
       </w:r>
-      <w:hyperlink r:id="rId257">
-        <w:r>
-          <w:rPr>
-            <w:rtl/>
-            <w:cs/>
-            <w:lang w:val="ar_AE" w:bidi="ar_AE"/>
-          </w:rPr>
-          <w:rPr>
-            <w:color w:val="0000EE"/>
-            <w:u w:val="single"/>
-          </w:rPr>
-          <w:t>3:12</w:t>
-        </w:r>
-      </w:hyperlink>
+      <w:r>
+        <w:rPr>
+          <w:rtl/>
+          <w:cs/>
+          <w:lang w:val="ar_AE" w:bidi="ar_AE"/>
+        </w:rPr>
+        <w:t>3:12</w:t>
+      </w:r>
       <w:r>
         <w:rPr>
           <w:rtl/>
@@ -11458,20 +9748,14 @@
         </w:rPr>
         <w:t xml:space="preserve">; </w:t>
       </w:r>
-      <w:hyperlink r:id="rId109">
-        <w:r>
-          <w:rPr>
-            <w:rtl/>
-            <w:cs/>
-            <w:lang w:val="ar_AE" w:bidi="ar_AE"/>
-          </w:rPr>
-          <w:rPr>
-            <w:color w:val="0000EE"/>
-            <w:u w:val="single"/>
-          </w:rPr>
-          <w:t>غلاطية 6:10</w:t>
-        </w:r>
-      </w:hyperlink>
+      <w:r>
+        <w:rPr>
+          <w:rtl/>
+          <w:cs/>
+          <w:lang w:val="ar_AE" w:bidi="ar_AE"/>
+        </w:rPr>
+        <w:t>غلاطية 6:10</w:t>
+      </w:r>
       <w:r>
         <w:rPr>
           <w:rtl/>
@@ -11547,20 +9831,14 @@
         </w:rPr>
         <w:t>تعبير صَلُّوا بِلاَ انْقِطَاعٍ يعني عدم الاستسلام (</w:t>
       </w:r>
-      <w:hyperlink r:id="rId66">
-        <w:r>
-          <w:rPr>
-            <w:rtl/>
-            <w:cs/>
-            <w:lang w:val="ar_AE" w:bidi="ar_AE"/>
-          </w:rPr>
-          <w:rPr>
-            <w:color w:val="0000EE"/>
-            <w:u w:val="single"/>
-          </w:rPr>
-          <w:t>1:2</w:t>
-        </w:r>
-      </w:hyperlink>
+      <w:r>
+        <w:rPr>
+          <w:rtl/>
+          <w:cs/>
+          <w:lang w:val="ar_AE" w:bidi="ar_AE"/>
+        </w:rPr>
+        <w:t>1:2</w:t>
+      </w:r>
       <w:r>
         <w:rPr>
           <w:rtl/>
@@ -11569,20 +9847,14 @@
         </w:rPr>
         <w:t xml:space="preserve">; </w:t>
       </w:r>
-      <w:hyperlink r:id="rId258">
-        <w:r>
-          <w:rPr>
-            <w:rtl/>
-            <w:cs/>
-            <w:lang w:val="ar_AE" w:bidi="ar_AE"/>
-          </w:rPr>
-          <w:rPr>
-            <w:color w:val="0000EE"/>
-            <w:u w:val="single"/>
-          </w:rPr>
-          <w:t>لوقا 18:1</w:t>
-        </w:r>
-      </w:hyperlink>
+      <w:r>
+        <w:rPr>
+          <w:rtl/>
+          <w:cs/>
+          <w:lang w:val="ar_AE" w:bidi="ar_AE"/>
+        </w:rPr>
+        <w:t>لوقا 18:1</w:t>
+      </w:r>
       <w:r>
         <w:rPr>
           <w:rtl/>
@@ -11591,20 +9863,14 @@
         </w:rPr>
         <w:t xml:space="preserve">; </w:t>
       </w:r>
-      <w:hyperlink r:id="rId31">
-        <w:r>
-          <w:rPr>
-            <w:rtl/>
-            <w:cs/>
-            <w:lang w:val="ar_AE" w:bidi="ar_AE"/>
-          </w:rPr>
-          <w:rPr>
-            <w:color w:val="0000EE"/>
-            <w:u w:val="single"/>
-          </w:rPr>
-          <w:t>رومية 12:12</w:t>
-        </w:r>
-      </w:hyperlink>
+      <w:r>
+        <w:rPr>
+          <w:rtl/>
+          <w:cs/>
+          <w:lang w:val="ar_AE" w:bidi="ar_AE"/>
+        </w:rPr>
+        <w:t>رومية 12:12</w:t>
+      </w:r>
       <w:r>
         <w:rPr>
           <w:rtl/>
@@ -11613,20 +9879,14 @@
         </w:rPr>
         <w:t xml:space="preserve">; </w:t>
       </w:r>
-      <w:hyperlink r:id="rId259">
-        <w:r>
-          <w:rPr>
-            <w:rtl/>
-            <w:cs/>
-            <w:lang w:val="ar_AE" w:bidi="ar_AE"/>
-          </w:rPr>
-          <w:rPr>
-            <w:color w:val="0000EE"/>
-            <w:u w:val="single"/>
-          </w:rPr>
-          <w:t>أفسس 6:18</w:t>
-        </w:r>
-      </w:hyperlink>
+      <w:r>
+        <w:rPr>
+          <w:rtl/>
+          <w:cs/>
+          <w:lang w:val="ar_AE" w:bidi="ar_AE"/>
+        </w:rPr>
+        <w:t>أفسس 6:18</w:t>
+      </w:r>
       <w:r>
         <w:rPr>
           <w:rtl/>
@@ -11702,20 +9962,14 @@
         </w:rPr>
         <w:t>اشْكُرُوا: الله هو السيد ويمكنه أن يغير أي موقف (</w:t>
       </w:r>
-      <w:hyperlink r:id="rId260">
-        <w:r>
-          <w:rPr>
-            <w:rtl/>
-            <w:cs/>
-            <w:lang w:val="ar_AE" w:bidi="ar_AE"/>
-          </w:rPr>
-          <w:rPr>
-            <w:color w:val="0000EE"/>
-            <w:u w:val="single"/>
-          </w:rPr>
-          <w:t>رومية 8:28</w:t>
-        </w:r>
-      </w:hyperlink>
+      <w:r>
+        <w:rPr>
+          <w:rtl/>
+          <w:cs/>
+          <w:lang w:val="ar_AE" w:bidi="ar_AE"/>
+        </w:rPr>
+        <w:t>رومية 8:28</w:t>
+      </w:r>
       <w:r>
         <w:rPr>
           <w:rtl/>
@@ -11791,20 +10045,14 @@
         </w:rPr>
         <w:t>لاَ تُطْفِئُوا الرُّوحَ: يحث بولس المؤمنين في تسالونيكي على عدم إطفاء نار الروح (</w:t>
       </w:r>
-      <w:hyperlink r:id="rId261">
-        <w:r>
-          <w:rPr>
-            <w:rtl/>
-            <w:cs/>
-            <w:lang w:val="ar_AE" w:bidi="ar_AE"/>
-          </w:rPr>
-          <w:rPr>
-            <w:color w:val="0000EE"/>
-            <w:u w:val="single"/>
-          </w:rPr>
-          <w:t>متى 3:11</w:t>
-        </w:r>
-      </w:hyperlink>
+      <w:r>
+        <w:rPr>
+          <w:rtl/>
+          <w:cs/>
+          <w:lang w:val="ar_AE" w:bidi="ar_AE"/>
+        </w:rPr>
+        <w:t>متى 3:11</w:t>
+      </w:r>
       <w:r>
         <w:rPr>
           <w:rtl/>
@@ -11813,20 +10061,14 @@
         </w:rPr>
         <w:t xml:space="preserve">; </w:t>
       </w:r>
-      <w:hyperlink r:id="rId262">
-        <w:r>
-          <w:rPr>
-            <w:rtl/>
-            <w:cs/>
-            <w:lang w:val="ar_AE" w:bidi="ar_AE"/>
-          </w:rPr>
-          <w:rPr>
-            <w:color w:val="0000EE"/>
-            <w:u w:val="single"/>
-          </w:rPr>
-          <w:t>أعمال 2:3</w:t>
-        </w:r>
-      </w:hyperlink>
+      <w:r>
+        <w:rPr>
+          <w:rtl/>
+          <w:cs/>
+          <w:lang w:val="ar_AE" w:bidi="ar_AE"/>
+        </w:rPr>
+        <w:t>أعمال 2:3</w:t>
+      </w:r>
       <w:r>
         <w:rPr>
           <w:rtl/>
@@ -11835,20 +10077,14 @@
         </w:rPr>
         <w:t xml:space="preserve">; </w:t>
       </w:r>
-      <w:hyperlink r:id="rId263">
-        <w:r>
-          <w:rPr>
-            <w:rtl/>
-            <w:cs/>
-            <w:lang w:val="ar_AE" w:bidi="ar_AE"/>
-          </w:rPr>
-          <w:rPr>
-            <w:color w:val="0000EE"/>
-            <w:u w:val="single"/>
-          </w:rPr>
-          <w:t>2 تيموثاوس 1:6</w:t>
-        </w:r>
-      </w:hyperlink>
+      <w:r>
+        <w:rPr>
+          <w:rtl/>
+          <w:cs/>
+          <w:lang w:val="ar_AE" w:bidi="ar_AE"/>
+        </w:rPr>
+        <w:t>2 تيموثاوس 1:6</w:t>
+      </w:r>
       <w:r>
         <w:rPr>
           <w:rtl/>
@@ -11857,20 +10093,14 @@
         </w:rPr>
         <w:t>) بأن يمنعوا النبوة في الكنيسة (</w:t>
       </w:r>
-      <w:hyperlink r:id="rId264">
-        <w:r>
-          <w:rPr>
-            <w:rtl/>
-            <w:cs/>
-            <w:lang w:val="ar_AE" w:bidi="ar_AE"/>
-          </w:rPr>
-          <w:rPr>
-            <w:color w:val="0000EE"/>
-            <w:u w:val="single"/>
-          </w:rPr>
-          <w:t>إرميا 20:9</w:t>
-        </w:r>
-      </w:hyperlink>
+      <w:r>
+        <w:rPr>
+          <w:rtl/>
+          <w:cs/>
+          <w:lang w:val="ar_AE" w:bidi="ar_AE"/>
+        </w:rPr>
+        <w:t>إرميا 20:9</w:t>
+      </w:r>
       <w:r>
         <w:rPr>
           <w:rtl/>
@@ -11879,20 +10109,14 @@
         </w:rPr>
         <w:t xml:space="preserve">; </w:t>
       </w:r>
-      <w:hyperlink r:id="rId265">
-        <w:r>
-          <w:rPr>
-            <w:rtl/>
-            <w:cs/>
-            <w:lang w:val="ar_AE" w:bidi="ar_AE"/>
-          </w:rPr>
-          <w:rPr>
-            <w:color w:val="0000EE"/>
-            <w:u w:val="single"/>
-          </w:rPr>
-          <w:t>1 يوحنا 4:1–2</w:t>
-        </w:r>
-      </w:hyperlink>
+      <w:r>
+        <w:rPr>
+          <w:rtl/>
+          <w:cs/>
+          <w:lang w:val="ar_AE" w:bidi="ar_AE"/>
+        </w:rPr>
+        <w:t>1 يوحنا 4:1–2</w:t>
+      </w:r>
       <w:r>
         <w:rPr>
           <w:rtl/>
@@ -11968,20 +10192,14 @@
         </w:rPr>
         <w:t>النبوة، التي تهدف إلى بناء الكنيسة (</w:t>
       </w:r>
-      <w:hyperlink r:id="rId266">
-        <w:r>
-          <w:rPr>
-            <w:rtl/>
-            <w:cs/>
-            <w:lang w:val="ar_AE" w:bidi="ar_AE"/>
-          </w:rPr>
-          <w:rPr>
-            <w:color w:val="0000EE"/>
-            <w:u w:val="single"/>
-          </w:rPr>
-          <w:t>1 كورنثوس 14:1–4</w:t>
-        </w:r>
-      </w:hyperlink>
+      <w:r>
+        <w:rPr>
+          <w:rtl/>
+          <w:cs/>
+          <w:lang w:val="ar_AE" w:bidi="ar_AE"/>
+        </w:rPr>
+        <w:t>1 كورنثوس 14:1–4</w:t>
+      </w:r>
       <w:r>
         <w:rPr>
           <w:rtl/>
@@ -11990,20 +10208,14 @@
         </w:rPr>
         <w:t>)، لا ينبغي رفضها. بل يجب على أهل تسالونيكي أن يمتحنوا النبوات (</w:t>
       </w:r>
-      <w:hyperlink r:id="rId267">
-        <w:r>
-          <w:rPr>
-            <w:rtl/>
-            <w:cs/>
-            <w:lang w:val="ar_AE" w:bidi="ar_AE"/>
-          </w:rPr>
-          <w:rPr>
-            <w:color w:val="0000EE"/>
-            <w:u w:val="single"/>
-          </w:rPr>
-          <w:t>1 كورنثوس 12:10</w:t>
-        </w:r>
-      </w:hyperlink>
+      <w:r>
+        <w:rPr>
+          <w:rtl/>
+          <w:cs/>
+          <w:lang w:val="ar_AE" w:bidi="ar_AE"/>
+        </w:rPr>
+        <w:t>1 كورنثوس 12:10</w:t>
+      </w:r>
       <w:r>
         <w:rPr>
           <w:rtl/>
@@ -12012,20 +10224,14 @@
         </w:rPr>
         <w:t xml:space="preserve">; </w:t>
       </w:r>
-      <w:hyperlink r:id="rId268">
-        <w:r>
-          <w:rPr>
-            <w:rtl/>
-            <w:cs/>
-            <w:lang w:val="ar_AE" w:bidi="ar_AE"/>
-          </w:rPr>
-          <w:rPr>
-            <w:color w:val="0000EE"/>
-            <w:u w:val="single"/>
-          </w:rPr>
-          <w:t>14:29</w:t>
-        </w:r>
-      </w:hyperlink>
+      <w:r>
+        <w:rPr>
+          <w:rtl/>
+          <w:cs/>
+          <w:lang w:val="ar_AE" w:bidi="ar_AE"/>
+        </w:rPr>
+        <w:t>14:29</w:t>
+      </w:r>
       <w:r>
         <w:rPr>
           <w:rtl/>
@@ -12034,20 +10240,14 @@
         </w:rPr>
         <w:t>) لتمييز مصدرها، والتحقق من توافقها مع تعليم الرسل (</w:t>
       </w:r>
-      <w:hyperlink r:id="rId269">
-        <w:r>
-          <w:rPr>
-            <w:rtl/>
-            <w:cs/>
-            <w:lang w:val="ar_AE" w:bidi="ar_AE"/>
-          </w:rPr>
-          <w:rPr>
-            <w:color w:val="0000EE"/>
-            <w:u w:val="single"/>
-          </w:rPr>
-          <w:t>2 تسالونيكي 2:2</w:t>
-        </w:r>
-      </w:hyperlink>
+      <w:r>
+        <w:rPr>
+          <w:rtl/>
+          <w:cs/>
+          <w:lang w:val="ar_AE" w:bidi="ar_AE"/>
+        </w:rPr>
+        <w:t>2 تسالونيكي 2:2</w:t>
+      </w:r>
       <w:r>
         <w:rPr>
           <w:rtl/>
@@ -12056,20 +10256,14 @@
         </w:rPr>
         <w:t xml:space="preserve">; </w:t>
       </w:r>
-      <w:hyperlink r:id="rId270">
-        <w:r>
-          <w:rPr>
-            <w:rtl/>
-            <w:cs/>
-            <w:lang w:val="ar_AE" w:bidi="ar_AE"/>
-          </w:rPr>
-          <w:rPr>
-            <w:color w:val="0000EE"/>
-            <w:u w:val="single"/>
-          </w:rPr>
-          <w:t>1 يوحنا 4:1–3</w:t>
-        </w:r>
-      </w:hyperlink>
+      <w:r>
+        <w:rPr>
+          <w:rtl/>
+          <w:cs/>
+          <w:lang w:val="ar_AE" w:bidi="ar_AE"/>
+        </w:rPr>
+        <w:t>1 يوحنا 4:1–3</w:t>
+      </w:r>
       <w:r>
         <w:rPr>
           <w:rtl/>
@@ -12078,20 +10272,14 @@
         </w:rPr>
         <w:t>)، وتقييم شخصية من ينطقون بها (</w:t>
       </w:r>
-      <w:hyperlink r:id="rId271">
-        <w:r>
-          <w:rPr>
-            <w:rtl/>
-            <w:cs/>
-            <w:lang w:val="ar_AE" w:bidi="ar_AE"/>
-          </w:rPr>
-          <w:rPr>
-            <w:color w:val="0000EE"/>
-            <w:u w:val="single"/>
-          </w:rPr>
-          <w:t>متى 7:15–20</w:t>
-        </w:r>
-      </w:hyperlink>
+      <w:r>
+        <w:rPr>
+          <w:rtl/>
+          <w:cs/>
+          <w:lang w:val="ar_AE" w:bidi="ar_AE"/>
+        </w:rPr>
+        <w:t>متى 7:15–20</w:t>
+      </w:r>
       <w:r>
         <w:rPr>
           <w:rtl/>
@@ -12201,20 +10389,14 @@
         </w:rPr>
         <w:t xml:space="preserve"> وخاصة النبوات الكاذبة (</w:t>
       </w:r>
-      <w:hyperlink r:id="rId272">
-        <w:r>
-          <w:rPr>
-            <w:rtl/>
-            <w:cs/>
-            <w:lang w:val="ar_AE" w:bidi="ar_AE"/>
-          </w:rPr>
-          <w:rPr>
-            <w:color w:val="0000EE"/>
-            <w:u w:val="single"/>
-          </w:rPr>
-          <w:t>5:19–21</w:t>
-        </w:r>
-      </w:hyperlink>
+      <w:r>
+        <w:rPr>
+          <w:rtl/>
+          <w:cs/>
+          <w:lang w:val="ar_AE" w:bidi="ar_AE"/>
+        </w:rPr>
+        <w:t>5:19–21</w:t>
+      </w:r>
       <w:r>
         <w:rPr>
           <w:rtl/>
@@ -12290,20 +10472,14 @@
         </w:rPr>
         <w:t>يُمَكِّن الله المؤمنين من أن يعيشوا حياة مُقَدَّسة (</w:t>
       </w:r>
-      <w:hyperlink r:id="rId112">
-        <w:r>
-          <w:rPr>
-            <w:rtl/>
-            <w:cs/>
-            <w:lang w:val="ar_AE" w:bidi="ar_AE"/>
-          </w:rPr>
-          <w:rPr>
-            <w:color w:val="0000EE"/>
-            <w:u w:val="single"/>
-          </w:rPr>
-          <w:t>3:11–13</w:t>
-        </w:r>
-      </w:hyperlink>
+      <w:r>
+        <w:rPr>
+          <w:rtl/>
+          <w:cs/>
+          <w:lang w:val="ar_AE" w:bidi="ar_AE"/>
+        </w:rPr>
+        <w:t>3:11–13</w:t>
+      </w:r>
       <w:r>
         <w:rPr>
           <w:rtl/>
@@ -12329,20 +10505,14 @@
         </w:rPr>
         <w:t xml:space="preserve"> ويشمل جميع جوانب الحياة البشرية (قارن </w:t>
       </w:r>
-      <w:hyperlink r:id="rId273">
-        <w:r>
-          <w:rPr>
-            <w:rtl/>
-            <w:cs/>
-            <w:lang w:val="ar_AE" w:bidi="ar_AE"/>
-          </w:rPr>
-          <w:rPr>
-            <w:color w:val="0000EE"/>
-            <w:u w:val="single"/>
-          </w:rPr>
-          <w:t>متى 10:28</w:t>
-        </w:r>
-      </w:hyperlink>
+      <w:r>
+        <w:rPr>
+          <w:rtl/>
+          <w:cs/>
+          <w:lang w:val="ar_AE" w:bidi="ar_AE"/>
+        </w:rPr>
+        <w:t>متى 10:28</w:t>
+      </w:r>
       <w:r>
         <w:rPr>
           <w:rtl/>
@@ -12351,20 +10521,14 @@
         </w:rPr>
         <w:t xml:space="preserve">; </w:t>
       </w:r>
-      <w:hyperlink r:id="rId274">
-        <w:r>
-          <w:rPr>
-            <w:rtl/>
-            <w:cs/>
-            <w:lang w:val="ar_AE" w:bidi="ar_AE"/>
-          </w:rPr>
-          <w:rPr>
-            <w:color w:val="0000EE"/>
-            <w:u w:val="single"/>
-          </w:rPr>
-          <w:t>مرقس 12:30</w:t>
-        </w:r>
-      </w:hyperlink>
+      <w:r>
+        <w:rPr>
+          <w:rtl/>
+          <w:cs/>
+          <w:lang w:val="ar_AE" w:bidi="ar_AE"/>
+        </w:rPr>
+        <w:t>مرقس 12:30</w:t>
+      </w:r>
       <w:r>
         <w:rPr>
           <w:rtl/>
@@ -12373,20 +10537,14 @@
         </w:rPr>
         <w:t xml:space="preserve">; </w:t>
       </w:r>
-      <w:hyperlink r:id="rId275">
-        <w:r>
-          <w:rPr>
-            <w:rtl/>
-            <w:cs/>
-            <w:lang w:val="ar_AE" w:bidi="ar_AE"/>
-          </w:rPr>
-          <w:rPr>
-            <w:color w:val="0000EE"/>
-            <w:u w:val="single"/>
-          </w:rPr>
-          <w:t>1 كورنثوس 7:34</w:t>
-        </w:r>
-      </w:hyperlink>
+      <w:r>
+        <w:rPr>
+          <w:rtl/>
+          <w:cs/>
+          <w:lang w:val="ar_AE" w:bidi="ar_AE"/>
+        </w:rPr>
+        <w:t>1 كورنثوس 7:34</w:t>
+      </w:r>
       <w:r>
         <w:rPr>
           <w:rtl/>
@@ -12529,20 +10687,14 @@
         </w:rPr>
         <w:t xml:space="preserve"> الله الَّذِي سَيَفْعَلُ أَيْضًا: إن بولس يبني ثقته على شخصية الله الأمينة (</w:t>
       </w:r>
-      <w:hyperlink r:id="rId276">
-        <w:r>
-          <w:rPr>
-            <w:rtl/>
-            <w:cs/>
-            <w:lang w:val="ar_AE" w:bidi="ar_AE"/>
-          </w:rPr>
-          <w:rPr>
-            <w:color w:val="0000EE"/>
-            <w:u w:val="single"/>
-          </w:rPr>
-          <w:t>1 كورنثوس 1: 9</w:t>
-        </w:r>
-      </w:hyperlink>
+      <w:r>
+        <w:rPr>
+          <w:rtl/>
+          <w:cs/>
+          <w:lang w:val="ar_AE" w:bidi="ar_AE"/>
+        </w:rPr>
+        <w:t>1 كورنثوس 1: 9</w:t>
+      </w:r>
       <w:r>
         <w:rPr>
           <w:rtl/>
@@ -12551,20 +10703,14 @@
         </w:rPr>
         <w:t xml:space="preserve">; </w:t>
       </w:r>
-      <w:hyperlink r:id="rId277">
-        <w:r>
-          <w:rPr>
-            <w:rtl/>
-            <w:cs/>
-            <w:lang w:val="ar_AE" w:bidi="ar_AE"/>
-          </w:rPr>
-          <w:rPr>
-            <w:color w:val="0000EE"/>
-            <w:u w:val="single"/>
-          </w:rPr>
-          <w:t>2 تسالونيكي 3: 3</w:t>
-        </w:r>
-      </w:hyperlink>
+      <w:r>
+        <w:rPr>
+          <w:rtl/>
+          <w:cs/>
+          <w:lang w:val="ar_AE" w:bidi="ar_AE"/>
+        </w:rPr>
+        <w:t>2 تسالونيكي 3: 3</w:t>
+      </w:r>
       <w:r>
         <w:rPr>
           <w:rtl/>
@@ -12573,20 +10719,14 @@
         </w:rPr>
         <w:t xml:space="preserve">; </w:t>
       </w:r>
-      <w:hyperlink r:id="rId278">
-        <w:r>
-          <w:rPr>
-            <w:rtl/>
-            <w:cs/>
-            <w:lang w:val="ar_AE" w:bidi="ar_AE"/>
-          </w:rPr>
-          <w:rPr>
-            <w:color w:val="0000EE"/>
-            <w:u w:val="single"/>
-          </w:rPr>
-          <w:t>2 تيموثاوس 2: 13</w:t>
-        </w:r>
-      </w:hyperlink>
+      <w:r>
+        <w:rPr>
+          <w:rtl/>
+          <w:cs/>
+          <w:lang w:val="ar_AE" w:bidi="ar_AE"/>
+        </w:rPr>
+        <w:t>2 تيموثاوس 2: 13</w:t>
+      </w:r>
       <w:r>
         <w:rPr>
           <w:rtl/>
@@ -12595,20 +10735,14 @@
         </w:rPr>
         <w:t xml:space="preserve">; </w:t>
       </w:r>
-      <w:hyperlink r:id="rId279">
-        <w:r>
-          <w:rPr>
-            <w:rtl/>
-            <w:cs/>
-            <w:lang w:val="ar_AE" w:bidi="ar_AE"/>
-          </w:rPr>
-          <w:rPr>
-            <w:color w:val="0000EE"/>
-            <w:u w:val="single"/>
-          </w:rPr>
-          <w:t>1 يوحنا 1: 9</w:t>
-        </w:r>
-      </w:hyperlink>
+      <w:r>
+        <w:rPr>
+          <w:rtl/>
+          <w:cs/>
+          <w:lang w:val="ar_AE" w:bidi="ar_AE"/>
+        </w:rPr>
+        <w:t>1 يوحنا 1: 9</w:t>
+      </w:r>
       <w:r>
         <w:rPr>
           <w:rtl/>
@@ -12684,20 +10818,14 @@
         </w:rPr>
         <w:t xml:space="preserve">القبلة المُقَدَّسة (انظر أيضًا </w:t>
       </w:r>
-      <w:hyperlink r:id="rId280">
-        <w:r>
-          <w:rPr>
-            <w:rtl/>
-            <w:cs/>
-            <w:lang w:val="ar_AE" w:bidi="ar_AE"/>
-          </w:rPr>
-          <w:rPr>
-            <w:color w:val="0000EE"/>
-            <w:u w:val="single"/>
-          </w:rPr>
-          <w:t>رومية 16:16</w:t>
-        </w:r>
-      </w:hyperlink>
+      <w:r>
+        <w:rPr>
+          <w:rtl/>
+          <w:cs/>
+          <w:lang w:val="ar_AE" w:bidi="ar_AE"/>
+        </w:rPr>
+        <w:t>رومية 16:16</w:t>
+      </w:r>
       <w:r>
         <w:rPr>
           <w:rtl/>
@@ -12706,20 +10834,14 @@
         </w:rPr>
         <w:t xml:space="preserve">; </w:t>
       </w:r>
-      <w:hyperlink r:id="rId281">
-        <w:r>
-          <w:rPr>
-            <w:rtl/>
-            <w:cs/>
-            <w:lang w:val="ar_AE" w:bidi="ar_AE"/>
-          </w:rPr>
-          <w:rPr>
-            <w:color w:val="0000EE"/>
-            <w:u w:val="single"/>
-          </w:rPr>
-          <w:t>1 كورنثوس 16:20</w:t>
-        </w:r>
-      </w:hyperlink>
+      <w:r>
+        <w:rPr>
+          <w:rtl/>
+          <w:cs/>
+          <w:lang w:val="ar_AE" w:bidi="ar_AE"/>
+        </w:rPr>
+        <w:t>1 كورنثوس 16:20</w:t>
+      </w:r>
       <w:r>
         <w:rPr>
           <w:rtl/>
@@ -12728,20 +10850,14 @@
         </w:rPr>
         <w:t xml:space="preserve">; </w:t>
       </w:r>
-      <w:hyperlink r:id="rId282">
-        <w:r>
-          <w:rPr>
-            <w:rtl/>
-            <w:cs/>
-            <w:lang w:val="ar_AE" w:bidi="ar_AE"/>
-          </w:rPr>
-          <w:rPr>
-            <w:color w:val="0000EE"/>
-            <w:u w:val="single"/>
-          </w:rPr>
-          <w:t>2 كورنثوس 13:12</w:t>
-        </w:r>
-      </w:hyperlink>
+      <w:r>
+        <w:rPr>
+          <w:rtl/>
+          <w:cs/>
+          <w:lang w:val="ar_AE" w:bidi="ar_AE"/>
+        </w:rPr>
+        <w:t>2 كورنثوس 13:12</w:t>
+      </w:r>
       <w:r>
         <w:rPr>
           <w:rtl/>
@@ -12750,20 +10866,14 @@
         </w:rPr>
         <w:t xml:space="preserve">; </w:t>
       </w:r>
-      <w:hyperlink r:id="rId283">
-        <w:r>
-          <w:rPr>
-            <w:rtl/>
-            <w:cs/>
-            <w:lang w:val="ar_AE" w:bidi="ar_AE"/>
-          </w:rPr>
-          <w:rPr>
-            <w:color w:val="0000EE"/>
-            <w:u w:val="single"/>
-          </w:rPr>
-          <w:t>1 بطرس 5:14</w:t>
-        </w:r>
-      </w:hyperlink>
+      <w:r>
+        <w:rPr>
+          <w:rtl/>
+          <w:cs/>
+          <w:lang w:val="ar_AE" w:bidi="ar_AE"/>
+        </w:rPr>
+        <w:t>1 بطرس 5:14</w:t>
+      </w:r>
       <w:r>
         <w:rPr>
           <w:rtl/>
@@ -12772,20 +10882,14 @@
         </w:rPr>
         <w:t>): كانت القبلة على الخد أو الجبهة شكلاً شائعًا من التحية، تعكس مشاعر مثل الإكرام والصداقة والمحبة بين أفراد العائلة (</w:t>
       </w:r>
-      <w:hyperlink r:id="rId284">
-        <w:r>
-          <w:rPr>
-            <w:rtl/>
-            <w:cs/>
-            <w:lang w:val="ar_AE" w:bidi="ar_AE"/>
-          </w:rPr>
-          <w:rPr>
-            <w:color w:val="0000EE"/>
-            <w:u w:val="single"/>
-          </w:rPr>
-          <w:t>مرقس 14:44–45</w:t>
-        </w:r>
-      </w:hyperlink>
+      <w:r>
+        <w:rPr>
+          <w:rtl/>
+          <w:cs/>
+          <w:lang w:val="ar_AE" w:bidi="ar_AE"/>
+        </w:rPr>
+        <w:t>مرقس 14:44–45</w:t>
+      </w:r>
       <w:r>
         <w:rPr>
           <w:rtl/>
@@ -12794,20 +10898,14 @@
         </w:rPr>
         <w:t xml:space="preserve">; </w:t>
       </w:r>
-      <w:hyperlink r:id="rId285">
-        <w:r>
-          <w:rPr>
-            <w:rtl/>
-            <w:cs/>
-            <w:lang w:val="ar_AE" w:bidi="ar_AE"/>
-          </w:rPr>
-          <w:rPr>
-            <w:color w:val="0000EE"/>
-            <w:u w:val="single"/>
-          </w:rPr>
-          <w:t>لوقا 7:36–47</w:t>
-        </w:r>
-      </w:hyperlink>
+      <w:r>
+        <w:rPr>
+          <w:rtl/>
+          <w:cs/>
+          <w:lang w:val="ar_AE" w:bidi="ar_AE"/>
+        </w:rPr>
+        <w:t>لوقا 7:36–47</w:t>
+      </w:r>
       <w:r>
         <w:rPr>
           <w:rtl/>
@@ -12816,20 +10914,14 @@
         </w:rPr>
         <w:t xml:space="preserve">; </w:t>
       </w:r>
-      <w:hyperlink r:id="rId286">
-        <w:r>
-          <w:rPr>
-            <w:rtl/>
-            <w:cs/>
-            <w:lang w:val="ar_AE" w:bidi="ar_AE"/>
-          </w:rPr>
-          <w:rPr>
-            <w:color w:val="0000EE"/>
-            <w:u w:val="single"/>
-          </w:rPr>
-          <w:t>15:20</w:t>
-        </w:r>
-      </w:hyperlink>
+      <w:r>
+        <w:rPr>
+          <w:rtl/>
+          <w:cs/>
+          <w:lang w:val="ar_AE" w:bidi="ar_AE"/>
+        </w:rPr>
+        <w:t>15:20</w:t>
+      </w:r>
       <w:r>
         <w:rPr>
           <w:rtl/>
@@ -12838,20 +10930,14 @@
         </w:rPr>
         <w:t xml:space="preserve">; </w:t>
       </w:r>
-      <w:hyperlink r:id="rId287">
-        <w:r>
-          <w:rPr>
-            <w:rtl/>
-            <w:cs/>
-            <w:lang w:val="ar_AE" w:bidi="ar_AE"/>
-          </w:rPr>
-          <w:rPr>
-            <w:color w:val="0000EE"/>
-            <w:u w:val="single"/>
-          </w:rPr>
-          <w:t>أعمال 20:37</w:t>
-        </w:r>
-      </w:hyperlink>
+      <w:r>
+        <w:rPr>
+          <w:rtl/>
+          <w:cs/>
+          <w:lang w:val="ar_AE" w:bidi="ar_AE"/>
+        </w:rPr>
+        <w:t>أعمال 20:37</w:t>
+      </w:r>
       <w:r>
         <w:rPr>
           <w:rtl/>
@@ -12927,20 +11013,14 @@
         </w:rPr>
         <w:t>أَنْ تُقْرَأَ هذِهِ الرِّسَالَةُ: كانت قراءة الكتب المُقَدَّسة علنًا تُمارس في كل من المجمع (</w:t>
       </w:r>
-      <w:hyperlink r:id="rId288">
-        <w:r>
-          <w:rPr>
-            <w:rtl/>
-            <w:cs/>
-            <w:lang w:val="ar_AE" w:bidi="ar_AE"/>
-          </w:rPr>
-          <w:rPr>
-            <w:color w:val="0000EE"/>
-            <w:u w:val="single"/>
-          </w:rPr>
-          <w:t>لوقا 4:16</w:t>
-        </w:r>
-      </w:hyperlink>
+      <w:r>
+        <w:rPr>
+          <w:rtl/>
+          <w:cs/>
+          <w:lang w:val="ar_AE" w:bidi="ar_AE"/>
+        </w:rPr>
+        <w:t>لوقا 4:16</w:t>
+      </w:r>
       <w:r>
         <w:rPr>
           <w:rtl/>
@@ -12949,20 +11029,14 @@
         </w:rPr>
         <w:t xml:space="preserve">; </w:t>
       </w:r>
-      <w:hyperlink r:id="rId289">
-        <w:r>
-          <w:rPr>
-            <w:rtl/>
-            <w:cs/>
-            <w:lang w:val="ar_AE" w:bidi="ar_AE"/>
-          </w:rPr>
-          <w:rPr>
-            <w:color w:val="0000EE"/>
-            <w:u w:val="single"/>
-          </w:rPr>
-          <w:t>أعمال 13:15</w:t>
-        </w:r>
-      </w:hyperlink>
+      <w:r>
+        <w:rPr>
+          <w:rtl/>
+          <w:cs/>
+          <w:lang w:val="ar_AE" w:bidi="ar_AE"/>
+        </w:rPr>
+        <w:t>أعمال 13:15</w:t>
+      </w:r>
       <w:r>
         <w:rPr>
           <w:rtl/>
@@ -12971,20 +11045,14 @@
         </w:rPr>
         <w:t>) والكنيسة (</w:t>
       </w:r>
-      <w:hyperlink r:id="rId290">
-        <w:r>
-          <w:rPr>
-            <w:rtl/>
-            <w:cs/>
-            <w:lang w:val="ar_AE" w:bidi="ar_AE"/>
-          </w:rPr>
-          <w:rPr>
-            <w:color w:val="0000EE"/>
-            <w:u w:val="single"/>
-          </w:rPr>
-          <w:t>1 تيموثاوس 4:13</w:t>
-        </w:r>
-      </w:hyperlink>
+      <w:r>
+        <w:rPr>
+          <w:rtl/>
+          <w:cs/>
+          <w:lang w:val="ar_AE" w:bidi="ar_AE"/>
+        </w:rPr>
+        <w:t>1 تيموثاوس 4:13</w:t>
+      </w:r>
       <w:r>
         <w:rPr>
           <w:rtl/>
@@ -12993,20 +11061,14 @@
         </w:rPr>
         <w:t>). وبالمثل، كانت رسائل بولس تُقرأ بصوت عالٍ على جميع أفراد الجماعة (</w:t>
       </w:r>
-      <w:hyperlink r:id="rId291">
-        <w:r>
-          <w:rPr>
-            <w:rtl/>
-            <w:cs/>
-            <w:lang w:val="ar_AE" w:bidi="ar_AE"/>
-          </w:rPr>
-          <w:rPr>
-            <w:color w:val="0000EE"/>
-            <w:u w:val="single"/>
-          </w:rPr>
-          <w:t>كولوسي 4:16</w:t>
-        </w:r>
-      </w:hyperlink>
+      <w:r>
+        <w:rPr>
+          <w:rtl/>
+          <w:cs/>
+          <w:lang w:val="ar_AE" w:bidi="ar_AE"/>
+        </w:rPr>
+        <w:t>كولوسي 4:16</w:t>
+      </w:r>
       <w:r>
         <w:rPr>
           <w:rtl/>
@@ -13082,20 +11144,14 @@
         </w:rPr>
         <w:t>يُحَسِّن بولس التحية التقليدية بإضافة بركة النعمة في نهاية مراسلاته (</w:t>
       </w:r>
-      <w:hyperlink r:id="rId86">
-        <w:r>
-          <w:rPr>
-            <w:rtl/>
-            <w:cs/>
-            <w:lang w:val="ar_AE" w:bidi="ar_AE"/>
-          </w:rPr>
-          <w:rPr>
-            <w:color w:val="0000EE"/>
-            <w:u w:val="single"/>
-          </w:rPr>
-          <w:t>رومية 16:20</w:t>
-        </w:r>
-      </w:hyperlink>
+      <w:r>
+        <w:rPr>
+          <w:rtl/>
+          <w:cs/>
+          <w:lang w:val="ar_AE" w:bidi="ar_AE"/>
+        </w:rPr>
+        <w:t>رومية 16:20</w:t>
+      </w:r>
       <w:r>
         <w:rPr>
           <w:rtl/>
@@ -13104,20 +11160,14 @@
         </w:rPr>
         <w:t xml:space="preserve">; </w:t>
       </w:r>
-      <w:hyperlink r:id="rId292">
-        <w:r>
-          <w:rPr>
-            <w:rtl/>
-            <w:cs/>
-            <w:lang w:val="ar_AE" w:bidi="ar_AE"/>
-          </w:rPr>
-          <w:rPr>
-            <w:color w:val="0000EE"/>
-            <w:u w:val="single"/>
-          </w:rPr>
-          <w:t>1 كورنثوس 16:23</w:t>
-        </w:r>
-      </w:hyperlink>
+      <w:r>
+        <w:rPr>
+          <w:rtl/>
+          <w:cs/>
+          <w:lang w:val="ar_AE" w:bidi="ar_AE"/>
+        </w:rPr>
+        <w:t>1 كورنثوس 16:23</w:t>
+      </w:r>
       <w:r>
         <w:rPr>
           <w:rtl/>
@@ -13126,20 +11176,14 @@
         </w:rPr>
         <w:t xml:space="preserve">; </w:t>
       </w:r>
-      <w:hyperlink r:id="rId293">
-        <w:r>
-          <w:rPr>
-            <w:rtl/>
-            <w:cs/>
-            <w:lang w:val="ar_AE" w:bidi="ar_AE"/>
-          </w:rPr>
-          <w:rPr>
-            <w:color w:val="0000EE"/>
-            <w:u w:val="single"/>
-          </w:rPr>
-          <w:t>غلاطية 6:18</w:t>
-        </w:r>
-      </w:hyperlink>
+      <w:r>
+        <w:rPr>
+          <w:rtl/>
+          <w:cs/>
+          <w:lang w:val="ar_AE" w:bidi="ar_AE"/>
+        </w:rPr>
+        <w:t>غلاطية 6:18</w:t>
+      </w:r>
       <w:r>
         <w:rPr>
           <w:rtl/>
@@ -13148,20 +11192,14 @@
         </w:rPr>
         <w:t xml:space="preserve">; </w:t>
       </w:r>
-      <w:hyperlink r:id="rId294">
-        <w:r>
-          <w:rPr>
-            <w:rtl/>
-            <w:cs/>
-            <w:lang w:val="ar_AE" w:bidi="ar_AE"/>
-          </w:rPr>
-          <w:rPr>
-            <w:color w:val="0000EE"/>
-            <w:u w:val="single"/>
-          </w:rPr>
-          <w:t>أفسس 6:24</w:t>
-        </w:r>
-      </w:hyperlink>
+      <w:r>
+        <w:rPr>
+          <w:rtl/>
+          <w:cs/>
+          <w:lang w:val="ar_AE" w:bidi="ar_AE"/>
+        </w:rPr>
+        <w:t>أفسس 6:24</w:t>
+      </w:r>
       <w:r>
         <w:rPr>
           <w:rtl/>
@@ -13170,20 +11208,14 @@
         </w:rPr>
         <w:t xml:space="preserve">; </w:t>
       </w:r>
-      <w:hyperlink r:id="rId295">
-        <w:r>
-          <w:rPr>
-            <w:rtl/>
-            <w:cs/>
-            <w:lang w:val="ar_AE" w:bidi="ar_AE"/>
-          </w:rPr>
-          <w:rPr>
-            <w:color w:val="0000EE"/>
-            <w:u w:val="single"/>
-          </w:rPr>
-          <w:t>2 تسالونيكي 3:18</w:t>
-        </w:r>
-      </w:hyperlink>
+      <w:r>
+        <w:rPr>
+          <w:rtl/>
+          <w:cs/>
+          <w:lang w:val="ar_AE" w:bidi="ar_AE"/>
+        </w:rPr>
+        <w:t>2 تسالونيكي 3:18</w:t>
+      </w:r>
       <w:r>
         <w:rPr>
           <w:rtl/>
